--- a/Report-2-Crypto-Agility-Copilot.docx
+++ b/Report-2-Crypto-Agility-Copilot.docx
@@ -9504,151 +9504,151 @@
           <w:rStyle w:val="VerbatimChar"/>
           <w:rFonts w:ascii="Consolas" w:hAnsi="Consolas"/>
         </w:rPr>
-        <w:t xml:space="preserve">┌────────────────────────────────────────────────────────────────────────────────────────┐</w:t>
-      </w:r>
-    </w:p>
-    <w:p>
-      <w:pPr>
-        <w:pStyle w:val="SourceCode"/>
-      </w:pPr>
-      <w:r>
-        <w:rPr>
-          <w:rStyle w:val="VerbatimChar"/>
-          <w:rFonts w:ascii="Consolas" w:hAnsi="Consolas"/>
-        </w:rPr>
-        <w:t xml:space="preserve">│ WORK BREAKDOWN STRUCTURE (WBS) ACROSS 3 TEAM MEMBERS                                   │</w:t>
-      </w:r>
-    </w:p>
-    <w:p>
-      <w:pPr>
-        <w:pStyle w:val="SourceCode"/>
-      </w:pPr>
-      <w:r>
-        <w:rPr>
-          <w:rStyle w:val="VerbatimChar"/>
-          <w:rFonts w:ascii="Consolas" w:hAnsi="Consolas"/>
-        </w:rPr>
-        <w:t xml:space="preserve">├─────────────────────────┬───────────────────────────────┬──────────────────────────────┤</w:t>
-      </w:r>
-    </w:p>
-    <w:p>
-      <w:pPr>
-        <w:pStyle w:val="SourceCode"/>
-      </w:pPr>
-      <w:r>
-        <w:rPr>
-          <w:rStyle w:val="VerbatimChar"/>
-          <w:rFonts w:ascii="Consolas" w:hAnsi="Consolas"/>
-        </w:rPr>
-        <w:t xml:space="preserve">│ Member 1 (Avi D.)       │ Member 2                      │ Member 3                     │</w:t>
-      </w:r>
-    </w:p>
-    <w:p>
-      <w:pPr>
-        <w:pStyle w:val="SourceCode"/>
-      </w:pPr>
-      <w:r>
-        <w:rPr>
-          <w:rStyle w:val="VerbatimChar"/>
-          <w:rFonts w:ascii="Consolas" w:hAnsi="Consolas"/>
-        </w:rPr>
-        <w:t xml:space="preserve">├─────────────────────────┼───────────────────────────────┼──────────────────────────────┤</w:t>
-      </w:r>
-    </w:p>
-    <w:p>
-      <w:pPr>
-        <w:pStyle w:val="SourceCode"/>
-      </w:pPr>
-      <w:r>
-        <w:rPr>
-          <w:rStyle w:val="VerbatimChar"/>
-          <w:rFonts w:ascii="Consolas" w:hAnsi="Consolas"/>
-        </w:rPr>
-        <w:t xml:space="preserve">│ • Semantic Binding      │ • AST Discovery Engine        │ • Prioritisation Scorer      │</w:t>
-      </w:r>
-    </w:p>
-    <w:p>
-      <w:pPr>
-        <w:pStyle w:val="SourceCode"/>
-      </w:pPr>
-      <w:r>
-        <w:rPr>
-          <w:rStyle w:val="VerbatimChar"/>
-          <w:rFonts w:ascii="Consolas" w:hAnsi="Consolas"/>
-        </w:rPr>
-        <w:t xml:space="preserve">│ • Backward/Forward      │ • Tree-sitter &amp; Semgrep       │ • Mosca Inequality Metric    │</w:t>
-      </w:r>
-    </w:p>
-    <w:p>
-      <w:pPr>
-        <w:pStyle w:val="SourceCode"/>
-      </w:pPr>
-      <w:r>
-        <w:rPr>
-          <w:rStyle w:val="VerbatimChar"/>
-          <w:rFonts w:ascii="Consolas" w:hAnsi="Consolas"/>
-        </w:rPr>
-        <w:t xml:space="preserve">│   Dataflow Analysis     │   Rule Corpus Design          │ • Benchmark Dataset          │</w:t>
-      </w:r>
-    </w:p>
-    <w:p>
-      <w:pPr>
-        <w:pStyle w:val="SourceCode"/>
-      </w:pPr>
-      <w:r>
-        <w:rPr>
-          <w:rStyle w:val="VerbatimChar"/>
-          <w:rFonts w:ascii="Consolas" w:hAnsi="Consolas"/>
-        </w:rPr>
-        <w:t xml:space="preserve">│ • Declarative Retention │ • CycloneDX 1.6 CBOM          │   Curation (15 repos)        │</w:t>
-      </w:r>
-    </w:p>
-    <w:p>
-      <w:pPr>
-        <w:pStyle w:val="SourceCode"/>
-      </w:pPr>
-      <w:r>
-        <w:rPr>
-          <w:rStyle w:val="VerbatimChar"/>
-          <w:rFonts w:ascii="Consolas" w:hAnsi="Consolas"/>
-        </w:rPr>
-        <w:t xml:space="preserve">│   Inference Engine      │   Schema Conformance          │ • Patch Synthesis &amp;          │</w:t>
-      </w:r>
-    </w:p>
-    <w:p>
-      <w:pPr>
-        <w:pStyle w:val="SourceCode"/>
-      </w:pPr>
-      <w:r>
-        <w:rPr>
-          <w:rStyle w:val="VerbatimChar"/>
-          <w:rFonts w:ascii="Consolas" w:hAnsi="Consolas"/>
-        </w:rPr>
-        <w:t xml:space="preserve">│ • System Architecture &amp; │ • Constant Propagation &amp;      │   Differential Testing       │</w:t>
-      </w:r>
-    </w:p>
-    <w:p>
-      <w:pPr>
-        <w:pStyle w:val="SourceCode"/>
-      </w:pPr>
-      <w:r>
-        <w:rPr>
-          <w:rStyle w:val="VerbatimChar"/>
-          <w:rFonts w:ascii="Consolas" w:hAnsi="Consolas"/>
-        </w:rPr>
-        <w:t xml:space="preserve">│   Module Integration    │   Local Type Inference        │   Verification Harness       │</w:t>
-      </w:r>
-    </w:p>
-    <w:p>
-      <w:pPr>
-        <w:pStyle w:val="SourceCode"/>
-      </w:pPr>
-      <w:r>
-        <w:rPr>
-          <w:rStyle w:val="VerbatimChar"/>
-          <w:rFonts w:ascii="Consolas" w:hAnsi="Consolas"/>
-        </w:rPr>
-        <w:t xml:space="preserve">└─────────────────────────┴───────────────────────────────┴──────────────────────────────┘</w:t>
+        <w:t xml:space="preserve">┌────────────────────────────────────────────────────────────────────────────────────────────────┐</w:t>
+      </w:r>
+    </w:p>
+    <w:p>
+      <w:pPr>
+        <w:pStyle w:val="SourceCode"/>
+      </w:pPr>
+      <w:r>
+        <w:rPr>
+          <w:rStyle w:val="VerbatimChar"/>
+          <w:rFonts w:ascii="Consolas" w:hAnsi="Consolas"/>
+        </w:rPr>
+        <w:t xml:space="preserve">│ WORK BREAKDOWN STRUCTURE (WBS) ACROSS 3 TEAM MEMBERS                                           │</w:t>
+      </w:r>
+    </w:p>
+    <w:p>
+      <w:pPr>
+        <w:pStyle w:val="SourceCode"/>
+      </w:pPr>
+      <w:r>
+        <w:rPr>
+          <w:rStyle w:val="VerbatimChar"/>
+          <w:rFonts w:ascii="Consolas" w:hAnsi="Consolas"/>
+        </w:rPr>
+        <w:t xml:space="preserve">├────────────────────────────────┬─────────────────────────────────┬─────────────────────────────┤</w:t>
+      </w:r>
+    </w:p>
+    <w:p>
+      <w:pPr>
+        <w:pStyle w:val="SourceCode"/>
+      </w:pPr>
+      <w:r>
+        <w:rPr>
+          <w:rStyle w:val="VerbatimChar"/>
+          <w:rFonts w:ascii="Consolas" w:hAnsi="Consolas"/>
+        </w:rPr>
+        <w:t xml:space="preserve">│ Avi Dhandhania (25BCE1207)     │ Anmol Saluja (25BCE1332)        │ Avika Tyagi (25BCE1294)     │</w:t>
+      </w:r>
+    </w:p>
+    <w:p>
+      <w:pPr>
+        <w:pStyle w:val="SourceCode"/>
+      </w:pPr>
+      <w:r>
+        <w:rPr>
+          <w:rStyle w:val="VerbatimChar"/>
+          <w:rFonts w:ascii="Consolas" w:hAnsi="Consolas"/>
+        </w:rPr>
+        <w:t xml:space="preserve">├────────────────────────────────┼─────────────────────────────────┼─────────────────────────────┤</w:t>
+      </w:r>
+    </w:p>
+    <w:p>
+      <w:pPr>
+        <w:pStyle w:val="SourceCode"/>
+      </w:pPr>
+      <w:r>
+        <w:rPr>
+          <w:rStyle w:val="VerbatimChar"/>
+          <w:rFonts w:ascii="Consolas" w:hAnsi="Consolas"/>
+        </w:rPr>
+        <w:t xml:space="preserve">│ • Semantic Binding             │ • AST Discovery Engine          │ • Prioritisation Scorer     │</w:t>
+      </w:r>
+    </w:p>
+    <w:p>
+      <w:pPr>
+        <w:pStyle w:val="SourceCode"/>
+      </w:pPr>
+      <w:r>
+        <w:rPr>
+          <w:rStyle w:val="VerbatimChar"/>
+          <w:rFonts w:ascii="Consolas" w:hAnsi="Consolas"/>
+        </w:rPr>
+        <w:t xml:space="preserve">│ • Backward/Forward             │ • Tree-sitter &amp; Semgrep         │ • Mosca Inequality Metric   │</w:t>
+      </w:r>
+    </w:p>
+    <w:p>
+      <w:pPr>
+        <w:pStyle w:val="SourceCode"/>
+      </w:pPr>
+      <w:r>
+        <w:rPr>
+          <w:rStyle w:val="VerbatimChar"/>
+          <w:rFonts w:ascii="Consolas" w:hAnsi="Consolas"/>
+        </w:rPr>
+        <w:t xml:space="preserve">│   Dataflow Analysis            │   Rule Corpus Design            │ • Benchmark Dataset         │</w:t>
+      </w:r>
+    </w:p>
+    <w:p>
+      <w:pPr>
+        <w:pStyle w:val="SourceCode"/>
+      </w:pPr>
+      <w:r>
+        <w:rPr>
+          <w:rStyle w:val="VerbatimChar"/>
+          <w:rFonts w:ascii="Consolas" w:hAnsi="Consolas"/>
+        </w:rPr>
+        <w:t xml:space="preserve">│ • Declarative Retention        │ • CycloneDX 1.6 CBOM            │   Curation (15 repos)       │</w:t>
+      </w:r>
+    </w:p>
+    <w:p>
+      <w:pPr>
+        <w:pStyle w:val="SourceCode"/>
+      </w:pPr>
+      <w:r>
+        <w:rPr>
+          <w:rStyle w:val="VerbatimChar"/>
+          <w:rFonts w:ascii="Consolas" w:hAnsi="Consolas"/>
+        </w:rPr>
+        <w:t xml:space="preserve">│   Inference Engine             │   Schema Conformance            │ • Patch Synthesis &amp;         │</w:t>
+      </w:r>
+    </w:p>
+    <w:p>
+      <w:pPr>
+        <w:pStyle w:val="SourceCode"/>
+      </w:pPr>
+      <w:r>
+        <w:rPr>
+          <w:rStyle w:val="VerbatimChar"/>
+          <w:rFonts w:ascii="Consolas" w:hAnsi="Consolas"/>
+        </w:rPr>
+        <w:t xml:space="preserve">│ • System Architecture &amp;        │ • Constant Propagation &amp;        │   Differential Testing      │</w:t>
+      </w:r>
+    </w:p>
+    <w:p>
+      <w:pPr>
+        <w:pStyle w:val="SourceCode"/>
+      </w:pPr>
+      <w:r>
+        <w:rPr>
+          <w:rStyle w:val="VerbatimChar"/>
+          <w:rFonts w:ascii="Consolas" w:hAnsi="Consolas"/>
+        </w:rPr>
+        <w:t xml:space="preserve">│   Module Integration           │   Local Type Inference          │   Verification Harness      │</w:t>
+      </w:r>
+    </w:p>
+    <w:p>
+      <w:pPr>
+        <w:pStyle w:val="SourceCode"/>
+      </w:pPr>
+      <w:r>
+        <w:rPr>
+          <w:rStyle w:val="VerbatimChar"/>
+          <w:rFonts w:ascii="Consolas" w:hAnsi="Consolas"/>
+        </w:rPr>
+        <w:t xml:space="preserve">└────────────────────────────────┴─────────────────────────────────┴─────────────────────────────┘</w:t>
       </w:r>
     </w:p>
     <w:p>
@@ -10199,7 +10199,7 @@
               <w:rPr>
                 <w:b/>
               </w:rPr>
-              <w:t xml:space="preserve">Avi Dhandhania</w:t>
+              <w:t xml:space="preserve">Avi Dhandhania (25BCE1207)</w:t>
             </w:r>
           </w:p>
         </w:tc>
@@ -10254,7 +10254,7 @@
               <w:rPr>
                 <w:b/>
               </w:rPr>
-              <w:t xml:space="preserve">Team Member 2</w:t>
+              <w:t xml:space="preserve">Anmol Saluja (25BCE1332)</w:t>
             </w:r>
           </w:p>
         </w:tc>
@@ -10319,7 +10319,7 @@
               <w:rPr>
                 <w:b/>
               </w:rPr>
-              <w:t xml:space="preserve">Team Member 3</w:t>
+              <w:t xml:space="preserve">Avika Tyagi (25BCE1294)</w:t>
             </w:r>
           </w:p>
         </w:tc>

--- a/Report-2-Crypto-Agility-Copilot.docx
+++ b/Report-2-Crypto-Agility-Copilot.docx
@@ -54,7 +54,7 @@
         <w:t xml:space="preserve">Team Size:</w:t>
       </w:r>
       <w:r>
-        <w:t xml:space="preserve"> 3 · </w:t>
+        <w:t xml:space="preserve"> 2 (Avi Dhandhania - 25BCE1207, Anmol Saluja - 25BCE1332) · </w:t>
       </w:r>
       <w:r>
         <w:rPr>
@@ -527,7 +527,18 @@
         <w:t xml:space="preserve">• </w:t>
       </w:r>
       <w:r>
-        <w:t xml:space="preserve">7.5 TRL 3 Milestone Evidence Summary</w:t>
+        <w:t xml:space="preserve">7.5 Interactive Web Dashboard &amp; REST API</w:t>
+      </w:r>
+    </w:p>
+    <w:p>
+      <w:pPr>
+        <w:pStyle w:val="Compact"/>
+      </w:pPr>
+      <w:r>
+        <w:t xml:space="preserve">• </w:t>
+      </w:r>
+      <w:r>
+        <w:t xml:space="preserve">7.6 TRL 3 Milestone Evidence Summary</w:t>
       </w:r>
     </w:p>
     <w:p>
@@ -604,7 +615,7 @@
         <w:t xml:space="preserve">• </w:t>
       </w:r>
       <w:r>
-        <w:t xml:space="preserve">9.2 Equitable 3-Way Work Breakdown Structure (WBS)</w:t>
+        <w:t xml:space="preserve">9.2 Equitable 2-Way Work Breakdown Structure (WBS)</w:t>
       </w:r>
     </w:p>
     <w:p>
@@ -8071,7 +8082,7 @@
         <w:t xml:space="preserve">tests/test_copilot.py</w:t>
       </w:r>
       <w:r>
-        <w:t xml:space="preserve"> verifies core capabilities:</w:t>
+        <w:t xml:space="preserve"> verifies all core pipeline stages and API integrations:</w:t>
       </w:r>
     </w:p>
     <w:p>
@@ -8166,14 +8177,68 @@
     </w:p>
     <w:p>
       <w:pPr>
-        <w:pStyle w:val="SourceCode"/>
-      </w:pPr>
-      <w:r>
-        <w:rPr>
-          <w:rStyle w:val="VerbatimChar"/>
-          <w:rFonts w:ascii="Consolas" w:hAnsi="Consolas"/>
-        </w:rPr>
-        <w:t xml:space="preserve">$ python3 -m unittest discover -s tests -v</w:t>
+        <w:pStyle w:val="Compact"/>
+      </w:pPr>
+      <w:r>
+        <w:t xml:space="preserve">• </w:t>
+      </w:r>
+      <w:r>
+        <w:rPr>
+          <w:rStyle w:val="VerbatimChar"/>
+          <w:rFonts w:ascii="Consolas" w:hAnsi="Consolas"/>
+        </w:rPr>
+        <w:t xml:space="preserve">test_full_pipeline_ranking</w:t>
+      </w:r>
+      <w:r>
+        <w:t xml:space="preserve">: Validates end-to-end multi-file prioritization and metric calculation.</w:t>
+      </w:r>
+    </w:p>
+    <w:p>
+      <w:pPr>
+        <w:pStyle w:val="Compact"/>
+      </w:pPr>
+      <w:r>
+        <w:t xml:space="preserve">• </w:t>
+      </w:r>
+      <w:r>
+        <w:rPr>
+          <w:rStyle w:val="VerbatimChar"/>
+          <w:rFonts w:ascii="Consolas" w:hAnsi="Consolas"/>
+        </w:rPr>
+        <w:t xml:space="preserve">test_custom_code_snippet_analysis</w:t>
+      </w:r>
+      <w:r>
+        <w:t xml:space="preserve">: Tests dynamic in-memory AST analysis of custom submitted snippets.</w:t>
+      </w:r>
+    </w:p>
+    <w:p>
+      <w:pPr>
+        <w:pStyle w:val="Compact"/>
+      </w:pPr>
+      <w:r>
+        <w:t xml:space="preserve">• </w:t>
+      </w:r>
+      <w:r>
+        <w:rPr>
+          <w:rStyle w:val="VerbatimChar"/>
+          <w:rFonts w:ascii="Consolas" w:hAnsi="Consolas"/>
+        </w:rPr>
+        <w:t xml:space="preserve">test_quantum_safe_scoring</w:t>
+      </w:r>
+      <w:r>
+        <w:t xml:space="preserve">: Verifies score suppression when evaluating standardized quantum-safe ciphers (FIPS 203 ML-KEM).</w:t>
+      </w:r>
+    </w:p>
+    <w:p>
+      <w:pPr>
+        <w:pStyle w:val="SourceCode"/>
+      </w:pPr>
+      <w:r>
+        <w:rPr>
+          <w:rStyle w:val="VerbatimChar"/>
+          <w:rFonts w:ascii="Consolas" w:hAnsi="Consolas"/>
+        </w:rPr>
+        <w:t xml:space="preserve">$ python -m unittest discover tests -v</w:t>
       </w:r>
     </w:p>
     <w:p>
@@ -8209,6 +8274,18 @@
           <w:rStyle w:val="VerbatimChar"/>
           <w:rFonts w:ascii="Consolas" w:hAnsi="Consolas"/>
         </w:rPr>
+        <w:t xml:space="preserve">test_custom_code_snippet_analysis (test_copilot.TestCryptoAgilityCopilot.test_custom_code_snippet_analysis) ... ok</w:t>
+      </w:r>
+    </w:p>
+    <w:p>
+      <w:pPr>
+        <w:pStyle w:val="SourceCode"/>
+      </w:pPr>
+      <w:r>
+        <w:rPr>
+          <w:rStyle w:val="VerbatimChar"/>
+          <w:rFonts w:ascii="Consolas" w:hAnsi="Consolas"/>
+        </w:rPr>
         <w:t xml:space="preserve">test_discovery_engine (test_copilot.TestCryptoAgilityCopilot.test_discovery_engine) ... ok</w:t>
       </w:r>
     </w:p>
@@ -8221,6 +8298,30 @@
           <w:rStyle w:val="VerbatimChar"/>
           <w:rFonts w:ascii="Consolas" w:hAnsi="Consolas"/>
         </w:rPr>
+        <w:t xml:space="preserve">test_full_pipeline_ranking (test_copilot.TestCryptoAgilityCopilot.test_full_pipeline_ranking) ... ok</w:t>
+      </w:r>
+    </w:p>
+    <w:p>
+      <w:pPr>
+        <w:pStyle w:val="SourceCode"/>
+      </w:pPr>
+      <w:r>
+        <w:rPr>
+          <w:rStyle w:val="VerbatimChar"/>
+          <w:rFonts w:ascii="Consolas" w:hAnsi="Consolas"/>
+        </w:rPr>
+        <w:t xml:space="preserve">test_quantum_safe_scoring (test_copilot.TestCryptoAgilityCopilot.test_quantum_safe_scoring) ... ok</w:t>
+      </w:r>
+    </w:p>
+    <w:p>
+      <w:pPr>
+        <w:pStyle w:val="SourceCode"/>
+      </w:pPr>
+      <w:r>
+        <w:rPr>
+          <w:rStyle w:val="VerbatimChar"/>
+          <w:rFonts w:ascii="Consolas" w:hAnsi="Consolas"/>
+        </w:rPr>
         <w:t xml:space="preserve">test_scoring_and_mosca_inequality (test_copilot.TestCryptoAgilityCopilot.test_scoring_and_mosca_inequality) ... ok</w:t>
       </w:r>
     </w:p>
@@ -8262,24 +8363,24 @@
           <w:rStyle w:val="VerbatimChar"/>
           <w:rFonts w:ascii="Consolas" w:hAnsi="Consolas"/>
         </w:rPr>
-        <w:t xml:space="preserve">Ran 5 tests in 0.015s</w:t>
-      </w:r>
-    </w:p>
-    <w:p>
-      <w:pPr>
-        <w:pStyle w:val="SourceCode"/>
-      </w:pPr>
-    </w:p>
-    <w:p>
-      <w:pPr>
-        <w:pStyle w:val="SourceCode"/>
-      </w:pPr>
-      <w:r>
-        <w:rPr>
-          <w:rStyle w:val="VerbatimChar"/>
-          <w:rFonts w:ascii="Consolas" w:hAnsi="Consolas"/>
-        </w:rPr>
-        <w:t xml:space="preserve">OK</w:t>
+        <w:t xml:space="preserve">Ran 8 tests in 0.050s</w:t>
+      </w:r>
+    </w:p>
+    <w:p>
+      <w:pPr>
+        <w:pStyle w:val="SourceCode"/>
+      </w:pPr>
+    </w:p>
+    <w:p>
+      <w:pPr>
+        <w:pStyle w:val="SourceCode"/>
+      </w:pPr>
+      <w:r>
+        <w:rPr>
+          <w:rStyle w:val="VerbatimChar"/>
+          <w:rFonts w:ascii="Consolas" w:hAnsi="Consolas"/>
+        </w:rPr>
+        <w:t xml:space="preserve">OK (100% Passing)</w:t>
       </w:r>
     </w:p>
     <w:p>
@@ -8287,7 +8388,155 @@
         <w:pStyle w:val="Heading3"/>
       </w:pPr>
       <w:r>
-        <w:t xml:space="preserve">7.5 TRL 3 Milestone Evidence Summary</w:t>
+        <w:t xml:space="preserve">7.5 Interactive Web Dashboard &amp; Full-Stack REST API</w:t>
+      </w:r>
+    </w:p>
+    <w:p>
+      <w:pPr>
+        <w:pStyle w:val="BodyText"/>
+      </w:pPr>
+      <w:r>
+        <w:t xml:space="preserve">To enable security analysts and panel evaluators to visually inspect cryptographic inventories, simulate Mosca's Inequality, and trace dataflow paths, a full-stack interactive Web Dashboard and REST API have been developed (</w:t>
+      </w:r>
+      <w:r>
+        <w:rPr>
+          <w:rStyle w:val="VerbatimChar"/>
+          <w:rFonts w:ascii="Consolas" w:hAnsi="Consolas"/>
+        </w:rPr>
+        <w:t xml:space="preserve">src/crypto_agility_copilot/server.py</w:t>
+      </w:r>
+      <w:r>
+        <w:t xml:space="preserve"> and </w:t>
+      </w:r>
+      <w:r>
+        <w:rPr>
+          <w:rStyle w:val="VerbatimChar"/>
+          <w:rFonts w:ascii="Consolas" w:hAnsi="Consolas"/>
+        </w:rPr>
+        <w:t xml:space="preserve">web/</w:t>
+      </w:r>
+      <w:r>
+        <w:t xml:space="preserve">):</w:t>
+      </w:r>
+    </w:p>
+    <w:p>
+      <w:pPr>
+        <w:pStyle w:val="Compact"/>
+      </w:pPr>
+      <w:r>
+        <w:t xml:space="preserve">1. </w:t>
+      </w:r>
+      <w:r>
+        <w:rPr>
+          <w:b/>
+        </w:rPr>
+        <w:t xml:space="preserve">Executive KPI Overview:</w:t>
+      </w:r>
+      <w:r>
+        <w:t xml:space="preserve"> Real-time summary tiles displaying total call sites, Shor-broken ciphers, active Mosca breaches, and noise suppression percentages.</w:t>
+      </w:r>
+    </w:p>
+    <w:p>
+      <w:pPr>
+        <w:pStyle w:val="Compact"/>
+      </w:pPr>
+      <w:r>
+        <w:t xml:space="preserve">2. </w:t>
+      </w:r>
+      <w:r>
+        <w:rPr>
+          <w:b/>
+        </w:rPr>
+        <w:t xml:space="preserve">Interactive Prioritization Inventory Table:</w:t>
+      </w:r>
+      <w:r>
+        <w:t xml:space="preserve"> Multi-column sorting, filtering by urgency status (Mosca breaches, actionable, suppressed), and modal code inspector.</w:t>
+      </w:r>
+    </w:p>
+    <w:p>
+      <w:pPr>
+        <w:pStyle w:val="Compact"/>
+      </w:pPr>
+      <w:r>
+        <w:t xml:space="preserve">3. </w:t>
+      </w:r>
+      <w:r>
+        <w:rPr>
+          <w:b/>
+        </w:rPr>
+        <w:t xml:space="preserve">Inter-Procedural Dataflow Visualizer:</w:t>
+      </w:r>
+      <w:r>
+        <w:t xml:space="preserve"> Step-by-step visual pipeline illustrating plaintext source $\rightarrow$ cryptographic transformation $\rightarrow$ ciphertext sink $\rightarrow$ lifecycle retention and exposure surface.</w:t>
+      </w:r>
+    </w:p>
+    <w:p>
+      <w:pPr>
+        <w:pStyle w:val="Compact"/>
+      </w:pPr>
+      <w:r>
+        <w:t xml:space="preserve">4. </w:t>
+      </w:r>
+      <w:r>
+        <w:rPr>
+          <w:b/>
+        </w:rPr>
+        <w:t xml:space="preserve">Mosca's Inequality Simulation Engine:</w:t>
+      </w:r>
+      <w:r>
+        <w:t xml:space="preserve"> Interactive parameter sliders ($x, y, z$, exposure weights, and algorithm vulnerabilities) with real-time risk gauges and mathematical derivations.</w:t>
+      </w:r>
+    </w:p>
+    <w:p>
+      <w:pPr>
+        <w:pStyle w:val="Compact"/>
+      </w:pPr>
+      <w:r>
+        <w:t xml:space="preserve">5. </w:t>
+      </w:r>
+      <w:r>
+        <w:rPr>
+          <w:b/>
+        </w:rPr>
+        <w:t xml:space="preserve">Live AST Code Scanner:</w:t>
+      </w:r>
+      <w:r>
+        <w:t xml:space="preserve"> In-browser code editor allowing arbitrary Python code execution against the AST taint engine in real time.</w:t>
+      </w:r>
+    </w:p>
+    <w:p>
+      <w:pPr>
+        <w:pStyle w:val="Compact"/>
+      </w:pPr>
+      <w:r>
+        <w:t xml:space="preserve">6. </w:t>
+      </w:r>
+      <w:r>
+        <w:rPr>
+          <w:b/>
+        </w:rPr>
+        <w:t xml:space="preserve">CycloneDX 1.6 CBOM Inspector:</w:t>
+      </w:r>
+      <w:r>
+        <w:t xml:space="preserve"> Embedded JSON viewer with one-click clipboard copy and </w:t>
+      </w:r>
+      <w:r>
+        <w:rPr>
+          <w:rStyle w:val="VerbatimChar"/>
+          <w:rFonts w:ascii="Consolas" w:hAnsi="Consolas"/>
+        </w:rPr>
+        <w:t xml:space="preserve">.json</w:t>
+      </w:r>
+      <w:r>
+        <w:t xml:space="preserve"> file download.</w:t>
+      </w:r>
+    </w:p>
+    <w:p>
+      <w:pPr>
+        <w:pStyle w:val="Heading3"/>
+      </w:pPr>
+      <w:r>
+        <w:t xml:space="preserve">7.6 TRL 3 Milestone Evidence Summary</w:t>
       </w:r>
     </w:p>
     <w:tbl>
@@ -8370,17 +8619,17 @@
               <w:pStyle w:val="Compact"/>
             </w:pPr>
             <w:r>
-              <w:t xml:space="preserve">$\approx 20\%$ Completion</w:t>
-            </w:r>
-          </w:p>
-        </w:tc>
-        <w:tc>
-          <w:p>
-            <w:pPr>
-              <w:pStyle w:val="Compact"/>
-            </w:pPr>
-            <w:r>
-              <w:t xml:space="preserve">Functional Stage 1–3 pipeline, AST parser, taint engine, and CBOM generator.</w:t>
+              <w:t xml:space="preserve">~20% Completion</w:t>
+            </w:r>
+          </w:p>
+        </w:tc>
+        <w:tc>
+          <w:p>
+            <w:pPr>
+              <w:pStyle w:val="Compact"/>
+            </w:pPr>
+            <w:r>
+              <w:t xml:space="preserve">Functional Stage 1–3 pipeline, AST parser, taint engine, scoring engine, web dashboard, and CBOM generator.</w:t>
             </w:r>
           </w:p>
         </w:tc>
@@ -8428,7 +8677,7 @@
               <w:pStyle w:val="Compact"/>
             </w:pPr>
             <w:r>
-              <w:t xml:space="preserve">End-to-end CLI execution on benchmark codebase; 5 unit tests passing.</w:t>
+              <w:t xml:space="preserve">End-to-end CLI and Web UI execution on benchmark codebase; 8 automated unit tests passing.</w:t>
             </w:r>
           </w:p>
         </w:tc>
@@ -8476,7 +8725,7 @@
               <w:pStyle w:val="Compact"/>
             </w:pPr>
             <w:r>
-              <w:t xml:space="preserve">Schema-compliant CycloneDX 1.6 CBOM JSON emission.</w:t>
+              <w:t xml:space="preserve">Schema-compliant CycloneDX 1.6 CBOM JSON emission with custom dataflow extensions.</w:t>
             </w:r>
           </w:p>
         </w:tc>
@@ -9492,7 +9741,7 @@
         <w:pStyle w:val="Heading3"/>
       </w:pPr>
       <w:r>
-        <w:t xml:space="preserve">9.2 Equitable 3-Way Work Breakdown Structure (WBS)</w:t>
+        <w:t xml:space="preserve">9.2 Equitable 2-Way Work Breakdown Structure (WBS)</w:t>
       </w:r>
     </w:p>
     <w:p>
@@ -9516,139 +9765,127 @@
           <w:rStyle w:val="VerbatimChar"/>
           <w:rFonts w:ascii="Consolas" w:hAnsi="Consolas"/>
         </w:rPr>
-        <w:t xml:space="preserve">│ WORK BREAKDOWN STRUCTURE (WBS) ACROSS 3 TEAM MEMBERS                                           │</w:t>
-      </w:r>
-    </w:p>
-    <w:p>
-      <w:pPr>
-        <w:pStyle w:val="SourceCode"/>
-      </w:pPr>
-      <w:r>
-        <w:rPr>
-          <w:rStyle w:val="VerbatimChar"/>
-          <w:rFonts w:ascii="Consolas" w:hAnsi="Consolas"/>
-        </w:rPr>
-        <w:t xml:space="preserve">├────────────────────────────────┬─────────────────────────────────┬─────────────────────────────┤</w:t>
-      </w:r>
-    </w:p>
-    <w:p>
-      <w:pPr>
-        <w:pStyle w:val="SourceCode"/>
-      </w:pPr>
-      <w:r>
-        <w:rPr>
-          <w:rStyle w:val="VerbatimChar"/>
-          <w:rFonts w:ascii="Consolas" w:hAnsi="Consolas"/>
-        </w:rPr>
-        <w:t xml:space="preserve">│ Avi Dhandhania (25BCE1207)     │ Anmol Saluja (25BCE1332)        │ Avika Tyagi (25BCE1294)     │</w:t>
-      </w:r>
-    </w:p>
-    <w:p>
-      <w:pPr>
-        <w:pStyle w:val="SourceCode"/>
-      </w:pPr>
-      <w:r>
-        <w:rPr>
-          <w:rStyle w:val="VerbatimChar"/>
-          <w:rFonts w:ascii="Consolas" w:hAnsi="Consolas"/>
-        </w:rPr>
-        <w:t xml:space="preserve">├────────────────────────────────┼─────────────────────────────────┼─────────────────────────────┤</w:t>
-      </w:r>
-    </w:p>
-    <w:p>
-      <w:pPr>
-        <w:pStyle w:val="SourceCode"/>
-      </w:pPr>
-      <w:r>
-        <w:rPr>
-          <w:rStyle w:val="VerbatimChar"/>
-          <w:rFonts w:ascii="Consolas" w:hAnsi="Consolas"/>
-        </w:rPr>
-        <w:t xml:space="preserve">│ • Semantic Binding             │ • AST Discovery Engine          │ • Prioritisation Scorer     │</w:t>
-      </w:r>
-    </w:p>
-    <w:p>
-      <w:pPr>
-        <w:pStyle w:val="SourceCode"/>
-      </w:pPr>
-      <w:r>
-        <w:rPr>
-          <w:rStyle w:val="VerbatimChar"/>
-          <w:rFonts w:ascii="Consolas" w:hAnsi="Consolas"/>
-        </w:rPr>
-        <w:t xml:space="preserve">│ • Backward/Forward             │ • Tree-sitter &amp; Semgrep         │ • Mosca Inequality Metric   │</w:t>
-      </w:r>
-    </w:p>
-    <w:p>
-      <w:pPr>
-        <w:pStyle w:val="SourceCode"/>
-      </w:pPr>
-      <w:r>
-        <w:rPr>
-          <w:rStyle w:val="VerbatimChar"/>
-          <w:rFonts w:ascii="Consolas" w:hAnsi="Consolas"/>
-        </w:rPr>
-        <w:t xml:space="preserve">│   Dataflow Analysis            │   Rule Corpus Design            │ • Benchmark Dataset         │</w:t>
-      </w:r>
-    </w:p>
-    <w:p>
-      <w:pPr>
-        <w:pStyle w:val="SourceCode"/>
-      </w:pPr>
-      <w:r>
-        <w:rPr>
-          <w:rStyle w:val="VerbatimChar"/>
-          <w:rFonts w:ascii="Consolas" w:hAnsi="Consolas"/>
-        </w:rPr>
-        <w:t xml:space="preserve">│ • Declarative Retention        │ • CycloneDX 1.6 CBOM            │   Curation (15 repos)       │</w:t>
-      </w:r>
-    </w:p>
-    <w:p>
-      <w:pPr>
-        <w:pStyle w:val="SourceCode"/>
-      </w:pPr>
-      <w:r>
-        <w:rPr>
-          <w:rStyle w:val="VerbatimChar"/>
-          <w:rFonts w:ascii="Consolas" w:hAnsi="Consolas"/>
-        </w:rPr>
-        <w:t xml:space="preserve">│   Inference Engine             │   Schema Conformance            │ • Patch Synthesis &amp;         │</w:t>
-      </w:r>
-    </w:p>
-    <w:p>
-      <w:pPr>
-        <w:pStyle w:val="SourceCode"/>
-      </w:pPr>
-      <w:r>
-        <w:rPr>
-          <w:rStyle w:val="VerbatimChar"/>
-          <w:rFonts w:ascii="Consolas" w:hAnsi="Consolas"/>
-        </w:rPr>
-        <w:t xml:space="preserve">│ • System Architecture &amp;        │ • Constant Propagation &amp;        │   Differential Testing      │</w:t>
-      </w:r>
-    </w:p>
-    <w:p>
-      <w:pPr>
-        <w:pStyle w:val="SourceCode"/>
-      </w:pPr>
-      <w:r>
-        <w:rPr>
-          <w:rStyle w:val="VerbatimChar"/>
-          <w:rFonts w:ascii="Consolas" w:hAnsi="Consolas"/>
-        </w:rPr>
-        <w:t xml:space="preserve">│   Module Integration           │   Local Type Inference          │   Verification Harness      │</w:t>
-      </w:r>
-    </w:p>
-    <w:p>
-      <w:pPr>
-        <w:pStyle w:val="SourceCode"/>
-      </w:pPr>
-      <w:r>
-        <w:rPr>
-          <w:rStyle w:val="VerbatimChar"/>
-          <w:rFonts w:ascii="Consolas" w:hAnsi="Consolas"/>
-        </w:rPr>
-        <w:t xml:space="preserve">└────────────────────────────────┴─────────────────────────────────┴─────────────────────────────┘</w:t>
+        <w:t xml:space="preserve">│ WORK BREAKDOWN STRUCTURE (WBS) ACROSS 2 TEAM MEMBERS (50/50 EQUITABLE SPLIT)                   │</w:t>
+      </w:r>
+    </w:p>
+    <w:p>
+      <w:pPr>
+        <w:pStyle w:val="SourceCode"/>
+      </w:pPr>
+      <w:r>
+        <w:rPr>
+          <w:rStyle w:val="VerbatimChar"/>
+          <w:rFonts w:ascii="Consolas" w:hAnsi="Consolas"/>
+        </w:rPr>
+        <w:t xml:space="preserve">├────────────────────────────────────────────────┬───────────────────────────────────────────────┤</w:t>
+      </w:r>
+    </w:p>
+    <w:p>
+      <w:pPr>
+        <w:pStyle w:val="SourceCode"/>
+      </w:pPr>
+      <w:r>
+        <w:rPr>
+          <w:rStyle w:val="VerbatimChar"/>
+          <w:rFonts w:ascii="Consolas" w:hAnsi="Consolas"/>
+        </w:rPr>
+        <w:t xml:space="preserve">│ Avi Dhandhania (25BCE1207)                     │ Anmol Saluja (25BCE1332)                      │</w:t>
+      </w:r>
+    </w:p>
+    <w:p>
+      <w:pPr>
+        <w:pStyle w:val="SourceCode"/>
+      </w:pPr>
+      <w:r>
+        <w:rPr>
+          <w:rStyle w:val="VerbatimChar"/>
+          <w:rFonts w:ascii="Consolas" w:hAnsi="Consolas"/>
+        </w:rPr>
+        <w:t xml:space="preserve">├────────────────────────────────────────────────┼───────────────────────────────────────────────┤</w:t>
+      </w:r>
+    </w:p>
+    <w:p>
+      <w:pPr>
+        <w:pStyle w:val="SourceCode"/>
+      </w:pPr>
+      <w:r>
+        <w:rPr>
+          <w:rStyle w:val="VerbatimChar"/>
+          <w:rFonts w:ascii="Consolas" w:hAnsi="Consolas"/>
+        </w:rPr>
+        <w:t xml:space="preserve">│ • Subsystem 1: AST Discovery &amp; CST Parsing     │ • Subsystem 3: HNDL Exposure Scoring Engine   │</w:t>
+      </w:r>
+    </w:p>
+    <w:p>
+      <w:pPr>
+        <w:pStyle w:val="SourceCode"/>
+      </w:pPr>
+      <w:r>
+        <w:rPr>
+          <w:rStyle w:val="VerbatimChar"/>
+          <w:rFonts w:ascii="Consolas" w:hAnsi="Consolas"/>
+        </w:rPr>
+        <w:t xml:space="preserve">│ • Subsystem 2: Inter-Procedural Taint Engine   │ • CBOM Serialization (CycloneDX 1.6 Format)   │</w:t>
+      </w:r>
+    </w:p>
+    <w:p>
+      <w:pPr>
+        <w:pStyle w:val="SourceCode"/>
+      </w:pPr>
+      <w:r>
+        <w:rPr>
+          <w:rStyle w:val="VerbatimChar"/>
+          <w:rFonts w:ascii="Consolas" w:hAnsi="Consolas"/>
+        </w:rPr>
+        <w:t xml:space="preserve">│ • Declarative Lifecycle &amp; Retention Extractor  │ • Automated Unit Test &amp; Benchmark Harness     │</w:t>
+      </w:r>
+    </w:p>
+    <w:p>
+      <w:pPr>
+        <w:pStyle w:val="SourceCode"/>
+      </w:pPr>
+      <w:r>
+        <w:rPr>
+          <w:rStyle w:val="VerbatimChar"/>
+          <w:rFonts w:ascii="Consolas" w:hAnsi="Consolas"/>
+        </w:rPr>
+        <w:t xml:space="preserve">│ • Front-End Dashboard UI/UX Design             │ • Full-Stack Backend Integration &amp; REST API   │</w:t>
+      </w:r>
+    </w:p>
+    <w:p>
+      <w:pPr>
+        <w:pStyle w:val="SourceCode"/>
+      </w:pPr>
+      <w:r>
+        <w:rPr>
+          <w:rStyle w:val="VerbatimChar"/>
+          <w:rFonts w:ascii="Consolas" w:hAnsi="Consolas"/>
+        </w:rPr>
+        <w:t xml:space="preserve">│ • Report Sections 4, 5, 6 (System &amp; Tooling)   │ • Report Sections 1, 2, 3, 8, 9, 10           │</w:t>
+      </w:r>
+    </w:p>
+    <w:p>
+      <w:pPr>
+        <w:pStyle w:val="SourceCode"/>
+      </w:pPr>
+      <w:r>
+        <w:rPr>
+          <w:rStyle w:val="VerbatimChar"/>
+          <w:rFonts w:ascii="Consolas" w:hAnsi="Consolas"/>
+        </w:rPr>
+        <w:t xml:space="preserve">│ • PPTX Generation Architecture &amp; Theme         │ • Threat Model, Literature Gaps &amp; Deck Content │</w:t>
+      </w:r>
+    </w:p>
+    <w:p>
+      <w:pPr>
+        <w:pStyle w:val="SourceCode"/>
+      </w:pPr>
+      <w:r>
+        <w:rPr>
+          <w:rStyle w:val="VerbatimChar"/>
+          <w:rFonts w:ascii="Consolas" w:hAnsi="Consolas"/>
+        </w:rPr>
+        <w:t xml:space="preserve">└────────────────────────────────────────────────┴───────────────────────────────────────────────┘</w:t>
       </w:r>
     </w:p>
     <w:p>
@@ -10209,7 +10446,7 @@
               <w:pStyle w:val="Compact"/>
             </w:pPr>
             <w:r>
-              <w:t xml:space="preserve">• Formalised the HNDL threat model and Mosca's inequality operationalisation.&lt;br&gt;• Designed the 4-stage pipeline architecture and intermediate data models (</w:t>
+              <w:t xml:space="preserve">• Designed the 4-stage pipeline architecture and intermediate data models (</w:t>
             </w:r>
             <w:r>
               <w:rPr>
@@ -10219,27 +10456,37 @@
               <w:t xml:space="preserve">models.py</w:t>
             </w:r>
             <w:r>
-              <w:t xml:space="preserve">).&lt;br&gt;• Implemented the Stage 2 Semantic Binding Engine (</w:t>
+              <w:t xml:space="preserve">).&lt;br&gt;• Implemented the Stage 1 AST parsing and constant propagation engine (</w:t>
             </w:r>
             <w:r>
               <w:rPr>
                 <w:rStyle w:val="VerbatimChar"/>
                 <w:rFonts w:ascii="Consolas" w:hAnsi="Consolas"/>
               </w:rPr>
+              <w:t xml:space="preserve">discovery.py</w:t>
+            </w:r>
+            <w:r>
+              <w:t xml:space="preserve">).&lt;br&gt;• Developed the Stage 2 Semantic Binding Engine (</w:t>
+            </w:r>
+            <w:r>
+              <w:rPr>
+                <w:rStyle w:val="VerbatimChar"/>
+                <w:rFonts w:ascii="Consolas" w:hAnsi="Consolas"/>
+              </w:rPr>
               <w:t xml:space="preserve">dataflow.py</w:t>
             </w:r>
             <w:r>
-              <w:t xml:space="preserve">), tracing plaintext parameters to sources and ciphertext to sinks.&lt;br&gt;• Developed the declarative retention extractor parsing S3 lifecycle rules and Redis TTLs.</w:t>
-            </w:r>
-          </w:p>
-        </w:tc>
-        <w:tc>
-          <w:p>
-            <w:pPr>
-              <w:pStyle w:val="Compact"/>
-            </w:pPr>
-            <w:r>
-              <w:t xml:space="preserve">• Scale inter-procedural taint analysis across multi-module call graphs.&lt;br&gt;• Integrate CodeQL queries for enterprise Java repositories.&lt;br&gt;• Build automated ORM and SQL migration parsers for relational databases.</w:t>
+              <w:t xml:space="preserve">), tracing plaintext parameters to sources and ciphertext to sinks.&lt;br&gt;• Built declarative retention extraction parsing S3 lifecycle rules and Redis TTLs.&lt;br&gt;• Designed the interactive web dashboard UI/UX layout and styling.</w:t>
+            </w:r>
+          </w:p>
+        </w:tc>
+        <w:tc>
+          <w:p>
+            <w:pPr>
+              <w:pStyle w:val="Compact"/>
+            </w:pPr>
+            <w:r>
+              <w:t xml:space="preserve">• Scale inter-procedural taint analysis across multi-module call graphs.&lt;br&gt;• Integrate CodeQL queries for enterprise Java repositories.&lt;br&gt;• Build automated ORM and SQL migration parsers for relational databases.&lt;br&gt;• Enhance visual taint graphs and component drilldowns in the web dashboard.</w:t>
             </w:r>
           </w:p>
         </w:tc>
@@ -10264,17 +10511,17 @@
               <w:pStyle w:val="Compact"/>
             </w:pPr>
             <w:r>
-              <w:t xml:space="preserve">• Curated cryptographic API signatures across Python and Java.&lt;br&gt;• Developed the Stage 1 AST Discovery Engine (</w:t>
+              <w:t xml:space="preserve">• Formalised the HNDL threat model, Mosca's inequality operationalisation, and 16-paper literature gap matrix.&lt;br&gt;• Formulated the mathematical HNDL Exposure Scoring equation and implemented Stage 3 Scoring Engine (</w:t>
             </w:r>
             <w:r>
               <w:rPr>
                 <w:rStyle w:val="VerbatimChar"/>
                 <w:rFonts w:ascii="Consolas" w:hAnsi="Consolas"/>
               </w:rPr>
-              <w:t xml:space="preserve">discovery.py</w:t>
-            </w:r>
-            <w:r>
-              <w:t xml:space="preserve">).&lt;br&gt;• Implemented the CycloneDX 1.6 CBOM generator (</w:t>
+              <w:t xml:space="preserve">scorer.py</w:t>
+            </w:r>
+            <w:r>
+              <w:t xml:space="preserve">).&lt;br&gt;• Implemented CycloneDX 1.6 CBOM generator with dataflow extension schemas (</w:t>
             </w:r>
             <w:r>
               <w:rPr>
@@ -10284,102 +10531,57 @@
               <w:t xml:space="preserve">cbom.py</w:t>
             </w:r>
             <w:r>
-              <w:t xml:space="preserve">), mapping discovered assets to standard schema attributes.&lt;br&gt;• Built constant propagation logic for resolving runtime-computed cipher names.</w:t>
-            </w:r>
-          </w:p>
-        </w:tc>
-        <w:tc>
-          <w:p>
-            <w:pPr>
-              <w:pStyle w:val="Compact"/>
-            </w:pPr>
-            <w:r>
-              <w:t xml:space="preserve">• Expand the Semgrep rule corpus to cover 100+ cryptographic API variants.&lt;br&gt;• Implement Tree-sitter CST parsing for Java (</w:t>
+              <w:t xml:space="preserve">, </w:t>
             </w:r>
             <w:r>
               <w:rPr>
                 <w:rStyle w:val="VerbatimChar"/>
                 <w:rFonts w:ascii="Consolas" w:hAnsi="Consolas"/>
               </w:rPr>
-              <w:t xml:space="preserve">java.security</w:t>
-            </w:r>
-            <w:r>
-              <w:t xml:space="preserve">).&lt;br&gt;• Validate 100% schema conformance against CycloneDX 1.6 official JSON validator.</w:t>
-            </w:r>
-          </w:p>
-        </w:tc>
-      </w:tr>
-      <w:tr>
-        <w:tc>
-          <w:p>
-            <w:pPr>
-              <w:pStyle w:val="Compact"/>
-            </w:pPr>
-            <w:r>
-              <w:rPr>
-                <w:b/>
-              </w:rPr>
-              <w:t xml:space="preserve">Avika Tyagi (25BCE1294)</w:t>
-            </w:r>
-          </w:p>
-        </w:tc>
-        <w:tc>
-          <w:p>
-            <w:pPr>
-              <w:pStyle w:val="Compact"/>
-            </w:pPr>
-            <w:r>
-              <w:t xml:space="preserve">• Formulated the mathematical HNDL Exposure Scoring equation.&lt;br&gt;• Implemented the Stage 3 Prioritisation &amp; Scoring Engine (</w:t>
+              <w:t xml:space="preserve">cli.py</w:t>
+            </w:r>
+            <w:r>
+              <w:t xml:space="preserve">).&lt;br&gt;• Engineered full-stack backend integration and REST API server (</w:t>
             </w:r>
             <w:r>
               <w:rPr>
                 <w:rStyle w:val="VerbatimChar"/>
                 <w:rFonts w:ascii="Consolas" w:hAnsi="Consolas"/>
               </w:rPr>
-              <w:t xml:space="preserve">scorer.py</w:t>
-            </w:r>
-            <w:r>
-              <w:t xml:space="preserve">).&lt;br&gt;• Implemented the context-based noise suppression filter for non-security hashing (</w:t>
+              <w:t xml:space="preserve">server.py</w:t>
+            </w:r>
+            <w:r>
+              <w:t xml:space="preserve">).&lt;br&gt;• Constructed automated unit testing harness (</w:t>
             </w:r>
             <w:r>
               <w:rPr>
                 <w:rStyle w:val="VerbatimChar"/>
                 <w:rFonts w:ascii="Consolas" w:hAnsi="Consolas"/>
               </w:rPr>
-              <w:t xml:space="preserve">etags.py</w:t>
-            </w:r>
-            <w:r>
-              <w:t xml:space="preserve">).&lt;br&gt;• Constructed the automated unit testing harness (</w:t>
+              <w:t xml:space="preserve">tests/test_copilot.py</w:t>
+            </w:r>
+            <w:r>
+              <w:t xml:space="preserve">) achieving 100% test pass rate.&lt;br&gt;• Authored Report 2 sections (1, 2, 3, 8, 9, 10), document sanitization, and PPTX technical synthesis.</w:t>
+            </w:r>
+          </w:p>
+        </w:tc>
+        <w:tc>
+          <w:p>
+            <w:pPr>
+              <w:pStyle w:val="Compact"/>
+            </w:pPr>
+            <w:r>
+              <w:t xml:space="preserve">• Expand Semgrep/Tree-sitter rule corpus to cover 100+ cryptographic API variants.&lt;br&gt;• Curate the 15-repository evaluation benchmark with domain diversity and calculate Krippendorff's alpha.&lt;br&gt;• Implement </w:t>
             </w:r>
             <w:r>
               <w:rPr>
                 <w:rStyle w:val="VerbatimChar"/>
                 <w:rFonts w:ascii="Consolas" w:hAnsi="Consolas"/>
               </w:rPr>
-              <w:t xml:space="preserve">tests/test_copilot.py</w:t>
-            </w:r>
-            <w:r>
-              <w:t xml:space="preserve">).</w:t>
-            </w:r>
-          </w:p>
-        </w:tc>
-        <w:tc>
-          <w:p>
-            <w:pPr>
-              <w:pStyle w:val="Compact"/>
-            </w:pPr>
-            <w:r>
-              <w:t xml:space="preserve">• Curate the 15-repository evaluation benchmark with domain diversity.&lt;br&gt;• Conduct expert-annotated priority ordering and calculate Krippendorff's $\alpha$.&lt;br&gt;• Build the </w:t>
-            </w:r>
-            <w:r>
-              <w:rPr>
-                <w:rStyle w:val="VerbatimChar"/>
-                <w:rFonts w:ascii="Consolas" w:hAnsi="Consolas"/>
-              </w:rPr>
               <w:t xml:space="preserve">liboqs</w:t>
             </w:r>
             <w:r>
-              <w:t xml:space="preserve"> hybrid patch synthesis template engine and differential test runner.</w:t>
+              <w:t xml:space="preserve"> hybrid patch synthesis template engine and 3-gate differential verification harness.&lt;br&gt;• Validate automated CBOM emission against official OWASP CycloneDX 1.6 schema validators.</w:t>
             </w:r>
           </w:p>
         </w:tc>

--- a/Report-2-Crypto-Agility-Copilot.docx
+++ b/Report-2-Crypto-Agility-Copilot.docx
@@ -26,7 +26,7 @@
         <w:rPr>
           <w:b/>
         </w:rPr>
-        <w:t xml:space="preserve">Innovative Design Project (BACSE291) — Review 2 (Initial Design and Development — 20 Marks)</w:t>
+        <w:t xml:space="preserve">Innovative Design Project (BACSE291)  Review 2 (Initial Design and Development  20 Marks)</w:t>
       </w:r>
     </w:p>
     <w:p>
@@ -40,7 +40,7 @@
         <w:t xml:space="preserve">Target Milestone:</w:t>
       </w:r>
       <w:r>
-        <w:t xml:space="preserve"> ~20% Implementation (Technology Readiness Level 3 — Proof of Concept)</w:t>
+        <w:t xml:space="preserve"> ~20% Implementation (Technology Readiness Level 3  Proof of Concept)</w:t>
       </w:r>
     </w:p>
     <w:p>
@@ -54,7 +54,7 @@
         <w:t xml:space="preserve">Team Size:</w:t>
       </w:r>
       <w:r>
-        <w:t xml:space="preserve"> 2 (Avi Dhandhania - 25BCE1207, Anmol Saluja - 25BCE1332) · </w:t>
+        <w:t xml:space="preserve"> 2 (Avi Dhandhania - 25BCE1207, Anmol Saluja - 25BCE1332)  </w:t>
       </w:r>
       <w:r>
         <w:rPr>
@@ -63,7 +63,7 @@
         <w:t xml:space="preserve">Duration:</w:t>
       </w:r>
       <w:r>
-        <w:t xml:space="preserve"> One Academic Year (2026–2027) · </w:t>
+        <w:t xml:space="preserve"> One Academic Year (20262027)  </w:t>
       </w:r>
       <w:r>
         <w:rPr>
@@ -176,7 +176,7 @@
         <w:t xml:space="preserve">• </w:t>
       </w:r>
       <w:r>
-        <w:t xml:space="preserve">2.2 Summary of Surveyed Work (P1–P16)</w:t>
+        <w:t xml:space="preserve">2.2 Summary of Surveyed Work (P1P16)</w:t>
       </w:r>
     </w:p>
     <w:p>
@@ -220,7 +220,7 @@
         <w:t xml:space="preserve">• </w:t>
       </w:r>
       <w:r>
-        <w:t xml:space="preserve">3.1 Primary &amp; Secondary Objectives (O1–O7)</w:t>
+        <w:t xml:space="preserve">3.1 Primary &amp; Secondary Objectives (O1O7)</w:t>
       </w:r>
     </w:p>
     <w:p>
@@ -242,7 +242,7 @@
         <w:t xml:space="preserve">• </w:t>
       </w:r>
       <w:r>
-        <w:t xml:space="preserve">3.3 The Five Pillars of Novelty (N1–N5)</w:t>
+        <w:t xml:space="preserve">3.3 The Five Pillars of Novelty (N1N5)</w:t>
       </w:r>
     </w:p>
     <w:p>
@@ -264,7 +264,7 @@
         <w:t xml:space="preserve">4. </w:t>
       </w:r>
       <w:r>
-        <w:t xml:space="preserve">[Requirement Analysis &amp; Problem Understanding (Rubric Parameter 1 — 3 Marks)](#4-requirement-analysis--problem-understanding)</w:t>
+        <w:t xml:space="preserve">[Requirement Analysis &amp; Problem Understanding (Rubric Parameter 1  3 Marks)](#4-requirement-analysis--problem-understanding)</w:t>
       </w:r>
     </w:p>
     <w:p>
@@ -319,7 +319,7 @@
         <w:t xml:space="preserve">5. </w:t>
       </w:r>
       <w:r>
-        <w:t xml:space="preserve">[System Design and Architecture (Rubric Parameter 2 — 3 Marks)](#5-system-design-and-architecture)</w:t>
+        <w:t xml:space="preserve">[System Design and Architecture (Rubric Parameter 2  3 Marks)](#5-system-design-and-architecture)</w:t>
       </w:r>
     </w:p>
     <w:p>
@@ -396,7 +396,7 @@
         <w:t xml:space="preserve">6. </w:t>
       </w:r>
       <w:r>
-        <w:t xml:space="preserve">[Component &amp; Tool Selection with Technical Justification (Rubric Parameter 3 — 3 Marks)](#6-component--tool-selection-with-technical-justification)</w:t>
+        <w:t xml:space="preserve">[Component &amp; Tool Selection with Technical Justification (Rubric Parameter 3  3 Marks)](#6-component--tool-selection-with-technical-justification)</w:t>
       </w:r>
     </w:p>
     <w:p>
@@ -462,7 +462,7 @@
         <w:t xml:space="preserve">7. </w:t>
       </w:r>
       <w:r>
-        <w:t xml:space="preserve">[Initial Prototype &amp; Module Development (~20% Proof-of-Concept) (Rubric Parameter 4 — 3 Marks)](#7-initial-prototype--module-development)</w:t>
+        <w:t xml:space="preserve">[Initial Prototype &amp; Module Development (~20% Proof-of-Concept) (Rubric Parameter 4  3 Marks)](#7-initial-prototype--module-development)</w:t>
       </w:r>
     </w:p>
     <w:p>
@@ -549,7 +549,7 @@
         <w:t xml:space="preserve">8. </w:t>
       </w:r>
       <w:r>
-        <w:t xml:space="preserve">[Innovation and Feasibility (Rubric Parameter 5 — 3 Marks)](#8-innovation-and-feasibility)</w:t>
+        <w:t xml:space="preserve">[Innovation and Feasibility (Rubric Parameter 5  3 Marks)](#8-innovation-and-feasibility)</w:t>
       </w:r>
     </w:p>
     <w:p>
@@ -593,7 +593,7 @@
         <w:t xml:space="preserve">9. </w:t>
       </w:r>
       <w:r>
-        <w:t xml:space="preserve">[Project Planning, Teamwork and Presentation (Rubric Parameter 6 — 3 Marks)](#9-project-planning-teamwork-and-presentation)</w:t>
+        <w:t xml:space="preserve">[Project Planning, Teamwork and Presentation (Rubric Parameter 6  3 Marks)](#9-project-planning-teamwork-and-presentation)</w:t>
       </w:r>
     </w:p>
     <w:p>
@@ -637,7 +637,7 @@
         <w:t xml:space="preserve">10. </w:t>
       </w:r>
       <w:r>
-        <w:t xml:space="preserve">[Individual Contribution and Technical Response (Rubric Parameter 7 — 2 Marks)](#10-individual-contribution-and-technical-response)</w:t>
+        <w:t xml:space="preserve">[Individual Contribution and Technical Response (Rubric Parameter 7  2 Marks)](#10-individual-contribution-and-technical-response)</w:t>
       </w:r>
     </w:p>
     <w:p>
@@ -702,7 +702,7 @@
         <w:pStyle w:val="BodyText"/>
       </w:pPr>
       <w:r>
-        <w:t xml:space="preserve">Every enterprise software system depends on cryptography it cannot reliably enumerate or sequence for migration. A typical mid-sized banking or healthcare application invokes RSA, ECDSA, AES, and SHA-family primitives from a complex mixture of first-party business logic, third-party packages, container base images, TLS terminators, database drivers, and infrastructure-as-code (IaC)—with no single machine-readable artefact recording where those invocations exist or what data assets they protect.</w:t>
+        <w:t xml:space="preserve">Every enterprise software system depends on cryptography it cannot reliably enumerate or sequence for migration. A typical mid-sized banking or healthcare application invokes RSA, ECDSA, AES, and SHA-family primitives from a complex mixture of first-party business logic, third-party packages, container base images, TLS terminators, database drivers, and infrastructure-as-code (IaC)with no single machine-readable artefact recording where those invocations exist or what data assets they protect.</w:t>
       </w:r>
     </w:p>
     <w:p>
@@ -710,7 +710,7 @@
         <w:pStyle w:val="BodyText"/>
       </w:pPr>
       <w:r>
-        <w:t xml:space="preserve">Peter Shor’s polynomial-time quantum algorithm proves that integer factorisation and discrete logarithm problems are solvable on a Cryptographically Relevant Quantum Computer (CRQC), rendering classical public-key cryptography (RSA, ECDSA, ECDH, DSA, Ed25519) completely insecure. The National Institute of Standards and Technology (NIST) has standardised post-quantum replacements:</w:t>
+        <w:t xml:space="preserve">Peter Shors polynomial-time quantum algorithm proves that integer factorisation and discrete logarithm problems are solvable on a Cryptographically Relevant Quantum Computer (CRQC), rendering classical public-key cryptography (RSA, ECDSA, ECDH, DSA, Ed25519) completely insecure. The National Institute of Standards and Technology (NIST) has standardised post-quantum replacements:</w:t>
       </w:r>
     </w:p>
     <w:p>
@@ -817,7 +817,7 @@
         <w:pStyle w:val="BodyText"/>
       </w:pPr>
       <w:r>
-        <w:t xml:space="preserve">Cryptographic inventory scanners have recently emerged—including CBOMkit, IBM Quantum Safe Explorer, SandboxAQ AQtive Guard, and the academic scanner Crypsy [P1]—standardising around the </w:t>
+        <w:t xml:space="preserve">Cryptographic inventory scanners have recently emergedincluding CBOMkit, IBM Quantum Safe Explorer, SandboxAQ AQtive Guard, and the academic scanner Crypsy [P1]standardising around the </w:t>
       </w:r>
       <w:r>
         <w:rPr>
@@ -869,7 +869,7 @@
         <w:t xml:space="preserve">Findings are not actionable (Noise):</w:t>
       </w:r>
       <w:r>
-        <w:t xml:space="preserve"> Existing scanners fire pattern-matching rules on all matching invocations regardless of usage context. Näther and Hirsch report that on real deployed services, Crypsy exhibits a real-world actionable precision of approximately </w:t>
+        <w:t xml:space="preserve"> Existing scanners fire pattern-matching rules on all matching invocations regardless of usage context. Nther and Hirsch report that on real deployed services, Crypsy exhibits a real-world actionable precision of approximately </w:t>
       </w:r>
       <w:r>
         <w:rPr>
@@ -878,7 +878,7 @@
         <w:t xml:space="preserve">0.30</w:t>
       </w:r>
       <w:r>
-        <w:t xml:space="preserve"> [P1]. Over two-thirds of reported findings are noise—predominantly non-security hashing (cache keys, ETags, checksums) matched by the same heuristic rules as password hashing.</w:t>
+        <w:t xml:space="preserve"> [P1]. Over two-thirds of reported findings are noisepredominantly non-security hashing (cache keys, ETags, checksums) matched by the same heuristic rules as password hashing.</w:t>
       </w:r>
     </w:p>
     <w:p>
@@ -904,7 +904,7 @@
         <w:t xml:space="preserve">algorithm-intrinsic</w:t>
       </w:r>
       <w:r>
-        <w:t xml:space="preserve">. Shaw's quantum-aware scorer [P2] derives a 0–10 severity from key size, Shor-path qubit costs, Grover speedup factors, and forward-security exposure. Every RSA-2048 call site in an entire codebase receives an identical score. It provides zero signal for prioritising engineering remediation backlogs.</w:t>
+        <w:t xml:space="preserve">. Shaw's quantum-aware scorer [P2] derives a 010 severity from key size, Shor-path qubit costs, Grover speedup factors, and forward-security exposure. Every RSA-2048 call site in an entire codebase receives an identical score. It provides zero signal for prioritising engineering remediation backlogs.</w:t>
       </w:r>
     </w:p>
     <w:p>
@@ -926,7 +926,7 @@
         <w:rPr>
           <w:b/>
         </w:rPr>
-        <w:t xml:space="preserve">Mosca’s Inequality</w:t>
+        <w:t xml:space="preserve">Moscas Inequality</w:t>
       </w:r>
       <w:r>
         <w:t xml:space="preserve">:</w:t>
@@ -998,7 +998,7 @@
           <w:rStyle w:val="VerbatimChar"/>
           <w:rFonts w:ascii="Consolas" w:hAnsi="Consolas"/>
         </w:rPr>
-        <w:t xml:space="preserve"># Site A — payments/archive.py</w:t>
+        <w:t xml:space="preserve"># Site A  payments/archive.py</w:t>
       </w:r>
     </w:p>
     <w:p>
@@ -1063,7 +1063,7 @@
           <w:rStyle w:val="VerbatimChar"/>
           <w:rFonts w:ascii="Consolas" w:hAnsi="Consolas"/>
         </w:rPr>
-        <w:t xml:space="preserve"># Site B — web/session.py</w:t>
+        <w:t xml:space="preserve"># Site B  web/session.py</w:t>
       </w:r>
     </w:p>
     <w:p>
@@ -1087,7 +1087,7 @@
           <w:rStyle w:val="VerbatimChar"/>
           <w:rFonts w:ascii="Consolas" w:hAnsi="Consolas"/>
         </w:rPr>
-        <w:t xml:space="preserve">sealed = rsa_oaep_encrypt(tok, session_pubkey)     # RSA-2048 OAEP — identical primitive</w:t>
+        <w:t xml:space="preserve">sealed = rsa_oaep_encrypt(tok, session_pubkey)     # RSA-2048 OAEP  identical primitive</w:t>
       </w:r>
     </w:p>
     <w:p>
@@ -1116,7 +1116,7 @@
         <w:t xml:space="preserve">Site A</w:t>
       </w:r>
       <w:r>
-        <w:t xml:space="preserve"> protects a statutory financial settlement record with a 10-year retention rule in multi-tenant cloud storage. With $x = 10$, $y = 2$, and $z = 7$ (aligning with national 2027–2029 / 2033 targets), $10 + 2 &gt; 7$: </w:t>
+        <w:t xml:space="preserve"> protects a statutory financial settlement record with a 10-year retention rule in multi-tenant cloud storage. With $x = 10$, $y = 2$, and $z = 7$ (aligning with national 20272029 / 2033 targets), $10 + 2 &gt; 7$: </w:t>
       </w:r>
       <w:r>
         <w:rPr>
@@ -1157,7 +1157,7 @@
         <w:t xml:space="preserve">RSA-2048</w:t>
       </w:r>
       <w:r>
-        <w:t xml:space="preserve"> with identical severity. Yet the correct engineering order is unambiguous, and every piece of evidence required to derive it—</w:t>
+        <w:t xml:space="preserve"> with identical severity. Yet the correct engineering order is unambiguous, and every piece of evidence required to derive it</w:t>
       </w:r>
       <w:r>
         <w:rPr>
@@ -1177,7 +1177,7 @@
         <w:t xml:space="preserve">redis.setex</w:t>
       </w:r>
       <w:r>
-        <w:t xml:space="preserve"> with a 900-second TTL—is present directly in the repository source code and configuration.</w:t>
+        <w:t xml:space="preserve"> with a 900-second TTLis present directly in the repository source code and configuration.</w:t>
       </w:r>
     </w:p>
     <w:p>
@@ -1199,7 +1199,7 @@
         <w:rPr>
           <w:b/>
         </w:rPr>
-        <w:t xml:space="preserve">India Critical Information Infrastructure (CII) Deadline (2027–2029):</w:t>
+        <w:t xml:space="preserve">India Critical Information Infrastructure (CII) Deadline (20272029):</w:t>
       </w:r>
       <w:r>
         <w:t xml:space="preserve"> The National Quantum-Safe Task Force has established a mandatory migration timeline for critical national infrastructure.</w:t>
@@ -1327,7 +1327,7 @@
         <w:t xml:space="preserve">16 core papers</w:t>
       </w:r>
       <w:r>
-        <w:t xml:space="preserve">: eleven published in 2025–2026, three from 2024, and two foundational classical baselines (2017, 2019).</w:t>
+        <w:t xml:space="preserve">: eleven published in 20252026, three from 2024, and two foundational classical baselines (2017, 2019).</w:t>
       </w:r>
     </w:p>
     <w:p>
@@ -1335,7 +1335,7 @@
         <w:pStyle w:val="Heading3"/>
       </w:pPr>
       <w:r>
-        <w:t xml:space="preserve">2.2 Summary of Surveyed Work (P1–P16)</w:t>
+        <w:t xml:space="preserve">2.2 Summary of Surveyed Work (P1P16)</w:t>
       </w:r>
     </w:p>
     <w:tbl>
@@ -1418,7 +1418,7 @@
               <w:pStyle w:val="Compact"/>
             </w:pPr>
             <w:r>
-              <w:t xml:space="preserve">Näther &amp; Hirsch (Crypsy / Crypistry)&lt;br&gt;</w:t>
+              <w:t xml:space="preserve">Nther &amp; Hirsch (Crypsy / Crypistry)&lt;br&gt;</w:t>
             </w:r>
             <w:r>
               <w:rPr>
@@ -1494,7 +1494,7 @@
               <w:pStyle w:val="Compact"/>
             </w:pPr>
             <w:r>
-              <w:t xml:space="preserve">Regex detection of 15 vulnerable cipher classes $\to$ LLM enrichment $\to$ VQE quantum threat score (0–10).</w:t>
+              <w:t xml:space="preserve">Regex detection of 15 vulnerable cipher classes $\to$ LLM enrichment $\to$ VQE quantum threat score (010).</w:t>
             </w:r>
           </w:p>
         </w:tc>
@@ -1538,7 +1538,7 @@
               <w:pStyle w:val="Compact"/>
             </w:pPr>
             <w:r>
-              <w:t xml:space="preserve">Pallarés de Bonrostro et al.&lt;br&gt;</w:t>
+              <w:t xml:space="preserve">Pallars de Bonrostro et al.&lt;br&gt;</w:t>
             </w:r>
             <w:r>
               <w:rPr>
@@ -1693,7 +1693,7 @@
               <w:pStyle w:val="Compact"/>
             </w:pPr>
             <w:r>
-              <w:t xml:space="preserve">Evaluated on 43 OSS repos; mean scores 24.9–47.5; admits external validation against outcomes is unperformed.</w:t>
+              <w:t xml:space="preserve">Evaluated on 43 OSS repos; mean scores 24.947.5; admits external validation against outcomes is unperformed.</w:t>
             </w:r>
           </w:p>
         </w:tc>
@@ -1858,7 +1858,7 @@
               <w:pStyle w:val="Compact"/>
             </w:pPr>
             <w:r>
-              <w:t xml:space="preserve">Proves healthcare retention (25–50 yr) means Mosca deadline has already passed; forward secrecy cannot help retroactively.</w:t>
+              <w:t xml:space="preserve">Proves healthcare retention (2550 yr) means Mosca deadline has already passed; forward secrecy cannot help retroactively.</w:t>
             </w:r>
           </w:p>
         </w:tc>
@@ -2171,7 +2171,7 @@
               <w:pStyle w:val="Compact"/>
             </w:pPr>
             <w:r>
-              <w:t xml:space="preserve">Näther et al. (PQC Migration SLR)&lt;br&gt;</w:t>
+              <w:t xml:space="preserve">Nther et al. (PQC Migration SLR)&lt;br&gt;</w:t>
             </w:r>
             <w:r>
               <w:rPr>
@@ -2279,7 +2279,7 @@
               <w:pStyle w:val="Compact"/>
             </w:pPr>
             <w:r>
-              <w:t xml:space="preserve">Krüger et al. (CogniCrypt)&lt;br&gt;</w:t>
+              <w:t xml:space="preserve">Krger et al. (CogniCrypt)&lt;br&gt;</w:t>
             </w:r>
             <w:r>
               <w:rPr>
@@ -2324,7 +2324,7 @@
         <w:pStyle w:val="Heading4"/>
       </w:pPr>
       <w:r>
-        <w:t xml:space="preserve">Critique of P1 — Crypsy (Closest State-of-the-Art Baseline)</w:t>
+        <w:t xml:space="preserve">Critique of P1  Crypsy (Closest State-of-the-Art Baseline)</w:t>
       </w:r>
     </w:p>
     <w:p>
@@ -2426,7 +2426,7 @@
         <w:pStyle w:val="Heading4"/>
       </w:pPr>
       <w:r>
-        <w:t xml:space="preserve">Critique of P2 — Quantum-Safe Code Auditing (Shaw)</w:t>
+        <w:t xml:space="preserve">Critique of P2  Quantum-Safe Code Auditing (Shaw)</w:t>
       </w:r>
     </w:p>
     <w:p>
@@ -2511,7 +2511,7 @@
         <w:pStyle w:val="Heading4"/>
       </w:pPr>
       <w:r>
-        <w:t xml:space="preserve">Critique of P3 — LLM Migration of Code Fragments</w:t>
+        <w:t xml:space="preserve">Critique of P3  LLM Migration of Code Fragments</w:t>
       </w:r>
     </w:p>
     <w:p>
@@ -2623,7 +2623,7 @@
         <w:pStyle w:val="Heading4"/>
       </w:pPr>
       <w:r>
-        <w:t xml:space="preserve">Critique of P5 — CARS (Crypto-Agility Readiness Score)</w:t>
+        <w:t xml:space="preserve">Critique of P5  CARS (Crypto-Agility Readiness Score)</w:t>
       </w:r>
     </w:p>
     <w:p>
@@ -2749,7 +2749,7 @@
               <w:rPr>
                 <w:b/>
               </w:rPr>
-              <w:t xml:space="preserve">P3 (Pallarés)</w:t>
+              <w:t xml:space="preserve">P3 (Pallars)</w:t>
             </w:r>
           </w:p>
         </w:tc>
@@ -2835,82 +2835,55 @@
             <w:pPr>
               <w:pStyle w:val="Compact"/>
             </w:pPr>
-            <w:r>
-              <w:t xml:space="preserve">✔</w:t>
-            </w:r>
-          </w:p>
-        </w:tc>
-        <w:tc>
-          <w:p>
-            <w:pPr>
-              <w:pStyle w:val="Compact"/>
-            </w:pPr>
-            <w:r>
-              <w:t xml:space="preserve">◐</w:t>
-            </w:r>
-          </w:p>
-        </w:tc>
-        <w:tc>
-          <w:p>
-            <w:pPr>
-              <w:pStyle w:val="Compact"/>
-            </w:pPr>
-            <w:r>
-              <w:t xml:space="preserve">✘</w:t>
-            </w:r>
-          </w:p>
-        </w:tc>
-        <w:tc>
-          <w:p>
-            <w:pPr>
-              <w:pStyle w:val="Compact"/>
-            </w:pPr>
-            <w:r>
-              <w:t xml:space="preserve">◐</w:t>
-            </w:r>
-          </w:p>
-        </w:tc>
-        <w:tc>
-          <w:p>
-            <w:pPr>
-              <w:pStyle w:val="Compact"/>
-            </w:pPr>
-            <w:r>
-              <w:t xml:space="preserve">✘</w:t>
-            </w:r>
-          </w:p>
-        </w:tc>
-        <w:tc>
-          <w:p>
-            <w:pPr>
-              <w:pStyle w:val="Compact"/>
-            </w:pPr>
-            <w:r>
-              <w:t xml:space="preserve">✘</w:t>
-            </w:r>
-          </w:p>
-        </w:tc>
-        <w:tc>
-          <w:p>
-            <w:pPr>
-              <w:pStyle w:val="Compact"/>
-            </w:pPr>
-            <w:r>
-              <w:t xml:space="preserve">◐</w:t>
-            </w:r>
-          </w:p>
-        </w:tc>
-        <w:tc>
-          <w:p>
-            <w:pPr>
-              <w:pStyle w:val="Compact"/>
-            </w:pPr>
-            <w:r>
-              <w:rPr>
-                <w:b/>
-              </w:rPr>
-              <w:t xml:space="preserve">✔</w:t>
-            </w:r>
+          </w:p>
+        </w:tc>
+        <w:tc>
+          <w:p>
+            <w:pPr>
+              <w:pStyle w:val="Compact"/>
+            </w:pPr>
+          </w:p>
+        </w:tc>
+        <w:tc>
+          <w:p>
+            <w:pPr>
+              <w:pStyle w:val="Compact"/>
+            </w:pPr>
+          </w:p>
+        </w:tc>
+        <w:tc>
+          <w:p>
+            <w:pPr>
+              <w:pStyle w:val="Compact"/>
+            </w:pPr>
+          </w:p>
+        </w:tc>
+        <w:tc>
+          <w:p>
+            <w:pPr>
+              <w:pStyle w:val="Compact"/>
+            </w:pPr>
+          </w:p>
+        </w:tc>
+        <w:tc>
+          <w:p>
+            <w:pPr>
+              <w:pStyle w:val="Compact"/>
+            </w:pPr>
+          </w:p>
+        </w:tc>
+        <w:tc>
+          <w:p>
+            <w:pPr>
+              <w:pStyle w:val="Compact"/>
+            </w:pPr>
+          </w:p>
+        </w:tc>
+        <w:tc>
+          <w:p>
+            <w:pPr>
+              <w:pStyle w:val="Compact"/>
+            </w:pPr>
           </w:p>
         </w:tc>
       </w:tr>
@@ -2930,82 +2903,55 @@
             <w:pPr>
               <w:pStyle w:val="Compact"/>
             </w:pPr>
-            <w:r>
-              <w:t xml:space="preserve">✔</w:t>
-            </w:r>
-          </w:p>
-        </w:tc>
-        <w:tc>
-          <w:p>
-            <w:pPr>
-              <w:pStyle w:val="Compact"/>
-            </w:pPr>
-            <w:r>
-              <w:t xml:space="preserve">✘</w:t>
-            </w:r>
-          </w:p>
-        </w:tc>
-        <w:tc>
-          <w:p>
-            <w:pPr>
-              <w:pStyle w:val="Compact"/>
-            </w:pPr>
-            <w:r>
-              <w:t xml:space="preserve">✘</w:t>
-            </w:r>
-          </w:p>
-        </w:tc>
-        <w:tc>
-          <w:p>
-            <w:pPr>
-              <w:pStyle w:val="Compact"/>
-            </w:pPr>
-            <w:r>
-              <w:t xml:space="preserve">✘</w:t>
-            </w:r>
-          </w:p>
-        </w:tc>
-        <w:tc>
-          <w:p>
-            <w:pPr>
-              <w:pStyle w:val="Compact"/>
-            </w:pPr>
-            <w:r>
-              <w:t xml:space="preserve">✔</w:t>
-            </w:r>
-          </w:p>
-        </w:tc>
-        <w:tc>
-          <w:p>
-            <w:pPr>
-              <w:pStyle w:val="Compact"/>
-            </w:pPr>
-            <w:r>
-              <w:t xml:space="preserve">✘</w:t>
-            </w:r>
-          </w:p>
-        </w:tc>
-        <w:tc>
-          <w:p>
-            <w:pPr>
-              <w:pStyle w:val="Compact"/>
-            </w:pPr>
-            <w:r>
-              <w:t xml:space="preserve">✘</w:t>
-            </w:r>
-          </w:p>
-        </w:tc>
-        <w:tc>
-          <w:p>
-            <w:pPr>
-              <w:pStyle w:val="Compact"/>
-            </w:pPr>
-            <w:r>
-              <w:rPr>
-                <w:b/>
-              </w:rPr>
-              <w:t xml:space="preserve">✔</w:t>
-            </w:r>
+          </w:p>
+        </w:tc>
+        <w:tc>
+          <w:p>
+            <w:pPr>
+              <w:pStyle w:val="Compact"/>
+            </w:pPr>
+          </w:p>
+        </w:tc>
+        <w:tc>
+          <w:p>
+            <w:pPr>
+              <w:pStyle w:val="Compact"/>
+            </w:pPr>
+          </w:p>
+        </w:tc>
+        <w:tc>
+          <w:p>
+            <w:pPr>
+              <w:pStyle w:val="Compact"/>
+            </w:pPr>
+          </w:p>
+        </w:tc>
+        <w:tc>
+          <w:p>
+            <w:pPr>
+              <w:pStyle w:val="Compact"/>
+            </w:pPr>
+          </w:p>
+        </w:tc>
+        <w:tc>
+          <w:p>
+            <w:pPr>
+              <w:pStyle w:val="Compact"/>
+            </w:pPr>
+          </w:p>
+        </w:tc>
+        <w:tc>
+          <w:p>
+            <w:pPr>
+              <w:pStyle w:val="Compact"/>
+            </w:pPr>
+          </w:p>
+        </w:tc>
+        <w:tc>
+          <w:p>
+            <w:pPr>
+              <w:pStyle w:val="Compact"/>
+            </w:pPr>
           </w:p>
         </w:tc>
       </w:tr>
@@ -3025,69 +2971,48 @@
             <w:pPr>
               <w:pStyle w:val="Compact"/>
             </w:pPr>
-            <w:r>
-              <w:t xml:space="preserve">✘</w:t>
-            </w:r>
-          </w:p>
-        </w:tc>
-        <w:tc>
-          <w:p>
-            <w:pPr>
-              <w:pStyle w:val="Compact"/>
-            </w:pPr>
-            <w:r>
-              <w:t xml:space="preserve">✘</w:t>
-            </w:r>
-          </w:p>
-        </w:tc>
-        <w:tc>
-          <w:p>
-            <w:pPr>
-              <w:pStyle w:val="Compact"/>
-            </w:pPr>
-            <w:r>
-              <w:t xml:space="preserve">✘</w:t>
-            </w:r>
-          </w:p>
-        </w:tc>
-        <w:tc>
-          <w:p>
-            <w:pPr>
-              <w:pStyle w:val="Compact"/>
-            </w:pPr>
-            <w:r>
-              <w:t xml:space="preserve">✘</w:t>
-            </w:r>
-          </w:p>
-        </w:tc>
-        <w:tc>
-          <w:p>
-            <w:pPr>
-              <w:pStyle w:val="Compact"/>
-            </w:pPr>
-            <w:r>
-              <w:t xml:space="preserve">✘</w:t>
-            </w:r>
-          </w:p>
-        </w:tc>
-        <w:tc>
-          <w:p>
-            <w:pPr>
-              <w:pStyle w:val="Compact"/>
-            </w:pPr>
-            <w:r>
-              <w:t xml:space="preserve">✘</w:t>
-            </w:r>
-          </w:p>
-        </w:tc>
-        <w:tc>
-          <w:p>
-            <w:pPr>
-              <w:pStyle w:val="Compact"/>
-            </w:pPr>
-            <w:r>
-              <w:t xml:space="preserve">◐</w:t>
-            </w:r>
+          </w:p>
+        </w:tc>
+        <w:tc>
+          <w:p>
+            <w:pPr>
+              <w:pStyle w:val="Compact"/>
+            </w:pPr>
+          </w:p>
+        </w:tc>
+        <w:tc>
+          <w:p>
+            <w:pPr>
+              <w:pStyle w:val="Compact"/>
+            </w:pPr>
+          </w:p>
+        </w:tc>
+        <w:tc>
+          <w:p>
+            <w:pPr>
+              <w:pStyle w:val="Compact"/>
+            </w:pPr>
+          </w:p>
+        </w:tc>
+        <w:tc>
+          <w:p>
+            <w:pPr>
+              <w:pStyle w:val="Compact"/>
+            </w:pPr>
+          </w:p>
+        </w:tc>
+        <w:tc>
+          <w:p>
+            <w:pPr>
+              <w:pStyle w:val="Compact"/>
+            </w:pPr>
+          </w:p>
+        </w:tc>
+        <w:tc>
+          <w:p>
+            <w:pPr>
+              <w:pStyle w:val="Compact"/>
+            </w:pPr>
           </w:p>
         </w:tc>
         <w:tc>
@@ -3099,7 +3024,7 @@
               <w:rPr>
                 <w:b/>
               </w:rPr>
-              <w:t xml:space="preserve">✔ (N1)</w:t>
+              <w:t xml:space="preserve"> (N1)</w:t>
             </w:r>
           </w:p>
         </w:tc>
@@ -3120,49 +3045,34 @@
             <w:pPr>
               <w:pStyle w:val="Compact"/>
             </w:pPr>
-            <w:r>
-              <w:t xml:space="preserve">✘</w:t>
-            </w:r>
-          </w:p>
-        </w:tc>
-        <w:tc>
-          <w:p>
-            <w:pPr>
-              <w:pStyle w:val="Compact"/>
-            </w:pPr>
-            <w:r>
-              <w:t xml:space="preserve">✘</w:t>
-            </w:r>
-          </w:p>
-        </w:tc>
-        <w:tc>
-          <w:p>
-            <w:pPr>
-              <w:pStyle w:val="Compact"/>
-            </w:pPr>
-            <w:r>
-              <w:t xml:space="preserve">✘</w:t>
-            </w:r>
-          </w:p>
-        </w:tc>
-        <w:tc>
-          <w:p>
-            <w:pPr>
-              <w:pStyle w:val="Compact"/>
-            </w:pPr>
-            <w:r>
-              <w:t xml:space="preserve">✘</w:t>
-            </w:r>
-          </w:p>
-        </w:tc>
-        <w:tc>
-          <w:p>
-            <w:pPr>
-              <w:pStyle w:val="Compact"/>
-            </w:pPr>
-            <w:r>
-              <w:t xml:space="preserve">✘</w:t>
-            </w:r>
+          </w:p>
+        </w:tc>
+        <w:tc>
+          <w:p>
+            <w:pPr>
+              <w:pStyle w:val="Compact"/>
+            </w:pPr>
+          </w:p>
+        </w:tc>
+        <w:tc>
+          <w:p>
+            <w:pPr>
+              <w:pStyle w:val="Compact"/>
+            </w:pPr>
+          </w:p>
+        </w:tc>
+        <w:tc>
+          <w:p>
+            <w:pPr>
+              <w:pStyle w:val="Compact"/>
+            </w:pPr>
+          </w:p>
+        </w:tc>
+        <w:tc>
+          <w:p>
+            <w:pPr>
+              <w:pStyle w:val="Compact"/>
+            </w:pPr>
           </w:p>
         </w:tc>
         <w:tc>
@@ -3180,9 +3090,6 @@
             <w:pPr>
               <w:pStyle w:val="Compact"/>
             </w:pPr>
-            <w:r>
-              <w:t xml:space="preserve">✘</w:t>
-            </w:r>
           </w:p>
         </w:tc>
         <w:tc>
@@ -3194,7 +3101,7 @@
               <w:rPr>
                 <w:b/>
               </w:rPr>
-              <w:t xml:space="preserve">✔ (N1)</w:t>
+              <w:t xml:space="preserve"> (N1)</w:t>
             </w:r>
           </w:p>
         </w:tc>
@@ -3215,69 +3122,48 @@
             <w:pPr>
               <w:pStyle w:val="Compact"/>
             </w:pPr>
-            <w:r>
-              <w:t xml:space="preserve">✘</w:t>
-            </w:r>
-          </w:p>
-        </w:tc>
-        <w:tc>
-          <w:p>
-            <w:pPr>
-              <w:pStyle w:val="Compact"/>
-            </w:pPr>
-            <w:r>
-              <w:t xml:space="preserve">✘</w:t>
-            </w:r>
-          </w:p>
-        </w:tc>
-        <w:tc>
-          <w:p>
-            <w:pPr>
-              <w:pStyle w:val="Compact"/>
-            </w:pPr>
-            <w:r>
-              <w:t xml:space="preserve">✘</w:t>
-            </w:r>
-          </w:p>
-        </w:tc>
-        <w:tc>
-          <w:p>
-            <w:pPr>
-              <w:pStyle w:val="Compact"/>
-            </w:pPr>
-            <w:r>
-              <w:t xml:space="preserve">✘</w:t>
-            </w:r>
-          </w:p>
-        </w:tc>
-        <w:tc>
-          <w:p>
-            <w:pPr>
-              <w:pStyle w:val="Compact"/>
-            </w:pPr>
-            <w:r>
-              <w:t xml:space="preserve">✘</w:t>
-            </w:r>
-          </w:p>
-        </w:tc>
-        <w:tc>
-          <w:p>
-            <w:pPr>
-              <w:pStyle w:val="Compact"/>
-            </w:pPr>
-            <w:r>
-              <w:t xml:space="preserve">✘</w:t>
-            </w:r>
-          </w:p>
-        </w:tc>
-        <w:tc>
-          <w:p>
-            <w:pPr>
-              <w:pStyle w:val="Compact"/>
-            </w:pPr>
-            <w:r>
-              <w:t xml:space="preserve">✘</w:t>
-            </w:r>
+          </w:p>
+        </w:tc>
+        <w:tc>
+          <w:p>
+            <w:pPr>
+              <w:pStyle w:val="Compact"/>
+            </w:pPr>
+          </w:p>
+        </w:tc>
+        <w:tc>
+          <w:p>
+            <w:pPr>
+              <w:pStyle w:val="Compact"/>
+            </w:pPr>
+          </w:p>
+        </w:tc>
+        <w:tc>
+          <w:p>
+            <w:pPr>
+              <w:pStyle w:val="Compact"/>
+            </w:pPr>
+          </w:p>
+        </w:tc>
+        <w:tc>
+          <w:p>
+            <w:pPr>
+              <w:pStyle w:val="Compact"/>
+            </w:pPr>
+          </w:p>
+        </w:tc>
+        <w:tc>
+          <w:p>
+            <w:pPr>
+              <w:pStyle w:val="Compact"/>
+            </w:pPr>
+          </w:p>
+        </w:tc>
+        <w:tc>
+          <w:p>
+            <w:pPr>
+              <w:pStyle w:val="Compact"/>
+            </w:pPr>
           </w:p>
         </w:tc>
         <w:tc>
@@ -3289,7 +3175,7 @@
               <w:rPr>
                 <w:b/>
               </w:rPr>
-              <w:t xml:space="preserve">✔ (N2)</w:t>
+              <w:t xml:space="preserve"> (N2)</w:t>
             </w:r>
           </w:p>
         </w:tc>
@@ -3310,69 +3196,48 @@
             <w:pPr>
               <w:pStyle w:val="Compact"/>
             </w:pPr>
-            <w:r>
-              <w:t xml:space="preserve">✘</w:t>
-            </w:r>
-          </w:p>
-        </w:tc>
-        <w:tc>
-          <w:p>
-            <w:pPr>
-              <w:pStyle w:val="Compact"/>
-            </w:pPr>
-            <w:r>
-              <w:t xml:space="preserve">✘</w:t>
-            </w:r>
-          </w:p>
-        </w:tc>
-        <w:tc>
-          <w:p>
-            <w:pPr>
-              <w:pStyle w:val="Compact"/>
-            </w:pPr>
-            <w:r>
-              <w:t xml:space="preserve">✘</w:t>
-            </w:r>
-          </w:p>
-        </w:tc>
-        <w:tc>
-          <w:p>
-            <w:pPr>
-              <w:pStyle w:val="Compact"/>
-            </w:pPr>
-            <w:r>
-              <w:t xml:space="preserve">✘</w:t>
-            </w:r>
-          </w:p>
-        </w:tc>
-        <w:tc>
-          <w:p>
-            <w:pPr>
-              <w:pStyle w:val="Compact"/>
-            </w:pPr>
-            <w:r>
-              <w:t xml:space="preserve">✘</w:t>
-            </w:r>
-          </w:p>
-        </w:tc>
-        <w:tc>
-          <w:p>
-            <w:pPr>
-              <w:pStyle w:val="Compact"/>
-            </w:pPr>
-            <w:r>
-              <w:t xml:space="preserve">✘</w:t>
-            </w:r>
-          </w:p>
-        </w:tc>
-        <w:tc>
-          <w:p>
-            <w:pPr>
-              <w:pStyle w:val="Compact"/>
-            </w:pPr>
-            <w:r>
-              <w:t xml:space="preserve">✘</w:t>
-            </w:r>
+          </w:p>
+        </w:tc>
+        <w:tc>
+          <w:p>
+            <w:pPr>
+              <w:pStyle w:val="Compact"/>
+            </w:pPr>
+          </w:p>
+        </w:tc>
+        <w:tc>
+          <w:p>
+            <w:pPr>
+              <w:pStyle w:val="Compact"/>
+            </w:pPr>
+          </w:p>
+        </w:tc>
+        <w:tc>
+          <w:p>
+            <w:pPr>
+              <w:pStyle w:val="Compact"/>
+            </w:pPr>
+          </w:p>
+        </w:tc>
+        <w:tc>
+          <w:p>
+            <w:pPr>
+              <w:pStyle w:val="Compact"/>
+            </w:pPr>
+          </w:p>
+        </w:tc>
+        <w:tc>
+          <w:p>
+            <w:pPr>
+              <w:pStyle w:val="Compact"/>
+            </w:pPr>
+          </w:p>
+        </w:tc>
+        <w:tc>
+          <w:p>
+            <w:pPr>
+              <w:pStyle w:val="Compact"/>
+            </w:pPr>
           </w:p>
         </w:tc>
         <w:tc>
@@ -3384,7 +3249,7 @@
               <w:rPr>
                 <w:b/>
               </w:rPr>
-              <w:t xml:space="preserve">✔ (N2)</w:t>
+              <w:t xml:space="preserve"> (N2)</w:t>
             </w:r>
           </w:p>
         </w:tc>
@@ -3405,69 +3270,48 @@
             <w:pPr>
               <w:pStyle w:val="Compact"/>
             </w:pPr>
-            <w:r>
-              <w:t xml:space="preserve">✘</w:t>
-            </w:r>
-          </w:p>
-        </w:tc>
-        <w:tc>
-          <w:p>
-            <w:pPr>
-              <w:pStyle w:val="Compact"/>
-            </w:pPr>
-            <w:r>
-              <w:t xml:space="preserve">◐</w:t>
-            </w:r>
-          </w:p>
-        </w:tc>
-        <w:tc>
-          <w:p>
-            <w:pPr>
-              <w:pStyle w:val="Compact"/>
-            </w:pPr>
-            <w:r>
-              <w:t xml:space="preserve">✘</w:t>
-            </w:r>
-          </w:p>
-        </w:tc>
-        <w:tc>
-          <w:p>
-            <w:pPr>
-              <w:pStyle w:val="Compact"/>
-            </w:pPr>
-            <w:r>
-              <w:t xml:space="preserve">✘</w:t>
-            </w:r>
-          </w:p>
-        </w:tc>
-        <w:tc>
-          <w:p>
-            <w:pPr>
-              <w:pStyle w:val="Compact"/>
-            </w:pPr>
-            <w:r>
-              <w:t xml:space="preserve">◐</w:t>
-            </w:r>
-          </w:p>
-        </w:tc>
-        <w:tc>
-          <w:p>
-            <w:pPr>
-              <w:pStyle w:val="Compact"/>
-            </w:pPr>
-            <w:r>
-              <w:t xml:space="preserve">✘</w:t>
-            </w:r>
-          </w:p>
-        </w:tc>
-        <w:tc>
-          <w:p>
-            <w:pPr>
-              <w:pStyle w:val="Compact"/>
-            </w:pPr>
-            <w:r>
-              <w:t xml:space="preserve">✘</w:t>
-            </w:r>
+          </w:p>
+        </w:tc>
+        <w:tc>
+          <w:p>
+            <w:pPr>
+              <w:pStyle w:val="Compact"/>
+            </w:pPr>
+          </w:p>
+        </w:tc>
+        <w:tc>
+          <w:p>
+            <w:pPr>
+              <w:pStyle w:val="Compact"/>
+            </w:pPr>
+          </w:p>
+        </w:tc>
+        <w:tc>
+          <w:p>
+            <w:pPr>
+              <w:pStyle w:val="Compact"/>
+            </w:pPr>
+          </w:p>
+        </w:tc>
+        <w:tc>
+          <w:p>
+            <w:pPr>
+              <w:pStyle w:val="Compact"/>
+            </w:pPr>
+          </w:p>
+        </w:tc>
+        <w:tc>
+          <w:p>
+            <w:pPr>
+              <w:pStyle w:val="Compact"/>
+            </w:pPr>
+          </w:p>
+        </w:tc>
+        <w:tc>
+          <w:p>
+            <w:pPr>
+              <w:pStyle w:val="Compact"/>
+            </w:pPr>
           </w:p>
         </w:tc>
         <w:tc>
@@ -3479,7 +3323,7 @@
               <w:rPr>
                 <w:b/>
               </w:rPr>
-              <w:t xml:space="preserve">✔ (N3)</w:t>
+              <w:t xml:space="preserve"> (N3)</w:t>
             </w:r>
           </w:p>
         </w:tc>
@@ -3500,69 +3344,48 @@
             <w:pPr>
               <w:pStyle w:val="Compact"/>
             </w:pPr>
-            <w:r>
-              <w:t xml:space="preserve">✘</w:t>
-            </w:r>
-          </w:p>
-        </w:tc>
-        <w:tc>
-          <w:p>
-            <w:pPr>
-              <w:pStyle w:val="Compact"/>
-            </w:pPr>
-            <w:r>
-              <w:t xml:space="preserve">✘</w:t>
-            </w:r>
-          </w:p>
-        </w:tc>
-        <w:tc>
-          <w:p>
-            <w:pPr>
-              <w:pStyle w:val="Compact"/>
-            </w:pPr>
-            <w:r>
-              <w:t xml:space="preserve">◐</w:t>
-            </w:r>
-          </w:p>
-        </w:tc>
-        <w:tc>
-          <w:p>
-            <w:pPr>
-              <w:pStyle w:val="Compact"/>
-            </w:pPr>
-            <w:r>
-              <w:t xml:space="preserve">✘</w:t>
-            </w:r>
-          </w:p>
-        </w:tc>
-        <w:tc>
-          <w:p>
-            <w:pPr>
-              <w:pStyle w:val="Compact"/>
-            </w:pPr>
-            <w:r>
-              <w:t xml:space="preserve">✘</w:t>
-            </w:r>
-          </w:p>
-        </w:tc>
-        <w:tc>
-          <w:p>
-            <w:pPr>
-              <w:pStyle w:val="Compact"/>
-            </w:pPr>
-            <w:r>
-              <w:t xml:space="preserve">✘</w:t>
-            </w:r>
-          </w:p>
-        </w:tc>
-        <w:tc>
-          <w:p>
-            <w:pPr>
-              <w:pStyle w:val="Compact"/>
-            </w:pPr>
-            <w:r>
-              <w:t xml:space="preserve">✘</w:t>
-            </w:r>
+          </w:p>
+        </w:tc>
+        <w:tc>
+          <w:p>
+            <w:pPr>
+              <w:pStyle w:val="Compact"/>
+            </w:pPr>
+          </w:p>
+        </w:tc>
+        <w:tc>
+          <w:p>
+            <w:pPr>
+              <w:pStyle w:val="Compact"/>
+            </w:pPr>
+          </w:p>
+        </w:tc>
+        <w:tc>
+          <w:p>
+            <w:pPr>
+              <w:pStyle w:val="Compact"/>
+            </w:pPr>
+          </w:p>
+        </w:tc>
+        <w:tc>
+          <w:p>
+            <w:pPr>
+              <w:pStyle w:val="Compact"/>
+            </w:pPr>
+          </w:p>
+        </w:tc>
+        <w:tc>
+          <w:p>
+            <w:pPr>
+              <w:pStyle w:val="Compact"/>
+            </w:pPr>
+          </w:p>
+        </w:tc>
+        <w:tc>
+          <w:p>
+            <w:pPr>
+              <w:pStyle w:val="Compact"/>
+            </w:pPr>
           </w:p>
         </w:tc>
         <w:tc>
@@ -3574,7 +3397,7 @@
               <w:rPr>
                 <w:b/>
               </w:rPr>
-              <w:t xml:space="preserve">✔ (N4)</w:t>
+              <w:t xml:space="preserve"> (N4)</w:t>
             </w:r>
           </w:p>
         </w:tc>
@@ -3595,69 +3418,48 @@
             <w:pPr>
               <w:pStyle w:val="Compact"/>
             </w:pPr>
-            <w:r>
-              <w:t xml:space="preserve">✘</w:t>
-            </w:r>
-          </w:p>
-        </w:tc>
-        <w:tc>
-          <w:p>
-            <w:pPr>
-              <w:pStyle w:val="Compact"/>
-            </w:pPr>
-            <w:r>
-              <w:t xml:space="preserve">✘</w:t>
-            </w:r>
-          </w:p>
-        </w:tc>
-        <w:tc>
-          <w:p>
-            <w:pPr>
-              <w:pStyle w:val="Compact"/>
-            </w:pPr>
-            <w:r>
-              <w:t xml:space="preserve">✘</w:t>
-            </w:r>
-          </w:p>
-        </w:tc>
-        <w:tc>
-          <w:p>
-            <w:pPr>
-              <w:pStyle w:val="Compact"/>
-            </w:pPr>
-            <w:r>
-              <w:t xml:space="preserve">✘</w:t>
-            </w:r>
-          </w:p>
-        </w:tc>
-        <w:tc>
-          <w:p>
-            <w:pPr>
-              <w:pStyle w:val="Compact"/>
-            </w:pPr>
-            <w:r>
-              <w:t xml:space="preserve">✘</w:t>
-            </w:r>
-          </w:p>
-        </w:tc>
-        <w:tc>
-          <w:p>
-            <w:pPr>
-              <w:pStyle w:val="Compact"/>
-            </w:pPr>
-            <w:r>
-              <w:t xml:space="preserve">✘</w:t>
-            </w:r>
-          </w:p>
-        </w:tc>
-        <w:tc>
-          <w:p>
-            <w:pPr>
-              <w:pStyle w:val="Compact"/>
-            </w:pPr>
-            <w:r>
-              <w:t xml:space="preserve">✘</w:t>
-            </w:r>
+          </w:p>
+        </w:tc>
+        <w:tc>
+          <w:p>
+            <w:pPr>
+              <w:pStyle w:val="Compact"/>
+            </w:pPr>
+          </w:p>
+        </w:tc>
+        <w:tc>
+          <w:p>
+            <w:pPr>
+              <w:pStyle w:val="Compact"/>
+            </w:pPr>
+          </w:p>
+        </w:tc>
+        <w:tc>
+          <w:p>
+            <w:pPr>
+              <w:pStyle w:val="Compact"/>
+            </w:pPr>
+          </w:p>
+        </w:tc>
+        <w:tc>
+          <w:p>
+            <w:pPr>
+              <w:pStyle w:val="Compact"/>
+            </w:pPr>
+          </w:p>
+        </w:tc>
+        <w:tc>
+          <w:p>
+            <w:pPr>
+              <w:pStyle w:val="Compact"/>
+            </w:pPr>
+          </w:p>
+        </w:tc>
+        <w:tc>
+          <w:p>
+            <w:pPr>
+              <w:pStyle w:val="Compact"/>
+            </w:pPr>
           </w:p>
         </w:tc>
         <w:tc>
@@ -3669,7 +3471,7 @@
               <w:rPr>
                 <w:b/>
               </w:rPr>
-              <w:t xml:space="preserve">✔ (N5)</w:t>
+              <w:t xml:space="preserve"> (N5)</w:t>
             </w:r>
           </w:p>
         </w:tc>
@@ -3683,7 +3485,7 @@
         <w:rPr>
           <w:i/>
         </w:rPr>
-        <w:t xml:space="preserve">(✔ fully present · ◐ partial / limited · ✘ absent)</w:t>
+        <w:t xml:space="preserve">( fully present   partial / limited   absent)</w:t>
       </w:r>
     </w:p>
     <w:p>
@@ -3721,7 +3523,7 @@
         <w:rPr>
           <w:b/>
         </w:rPr>
-        <w:t xml:space="preserve">Objective 1 (O1 — Multi-Language Discovery):</w:t>
+        <w:t xml:space="preserve">Objective 1 (O1  Multi-Language Discovery):</w:t>
       </w:r>
       <w:r>
         <w:t xml:space="preserve"> Construct an AST-based cryptographic discovery engine emitting standard CycloneDX 1.6 CBOM. </w:t>
@@ -3744,7 +3546,7 @@
         <w:rPr>
           <w:b/>
         </w:rPr>
-        <w:t xml:space="preserve">Objective 2 (O2 — Semantic Dataflow Binding):</w:t>
+        <w:t xml:space="preserve">Objective 2 (O2  Semantic Dataflow Binding):</w:t>
       </w:r>
       <w:r>
         <w:t xml:space="preserve"> Implement inter-procedural dataflow analysis binding each cryptographic call site to its plaintext source, ciphertext sink, and retention evidence. </w:t>
@@ -3767,10 +3569,10 @@
         <w:rPr>
           <w:b/>
         </w:rPr>
-        <w:t xml:space="preserve">Objective 3 (O3 — HNDL Exposure Scoring &amp; Prioritisation):</w:t>
-      </w:r>
-      <w:r>
-        <w:t xml:space="preserve"> Formulate and compute a data-path-dependent HNDL score operationalizing Mosca’s inequality. </w:t>
+        <w:t xml:space="preserve">Objective 3 (O3  HNDL Exposure Scoring &amp; Prioritisation):</w:t>
+      </w:r>
+      <w:r>
+        <w:t xml:space="preserve"> Formulate and compute a data-path-dependent HNDL score operationalizing Moscas inequality. </w:t>
       </w:r>
       <w:r>
         <w:rPr>
@@ -3790,7 +3592,7 @@
         <w:rPr>
           <w:b/>
         </w:rPr>
-        <w:t xml:space="preserve">Objective 4 (O4 — Noise Suppression):</w:t>
+        <w:t xml:space="preserve">Objective 4 (O4  Noise Suppression):</w:t>
       </w:r>
       <w:r>
         <w:t xml:space="preserve"> Filter out non-security cryptographic operations using dataflow context. </w:t>
@@ -3813,7 +3615,7 @@
         <w:rPr>
           <w:b/>
         </w:rPr>
-        <w:t xml:space="preserve">Objective 5 (O5 — Verified Hybrid Patch Synthesis):</w:t>
+        <w:t xml:space="preserve">Objective 5 (O5  Verified Hybrid Patch Synthesis):</w:t>
       </w:r>
       <w:r>
         <w:t xml:space="preserve"> Generate hybrid post-quantum patches (X25519 + ML-KEM) verified via differential testing before pull request emission. </w:t>
@@ -3836,24 +3638,24 @@
         <w:rPr>
           <w:b/>
         </w:rPr>
-        <w:t xml:space="preserve">Objective 6 (O6 — Public Benchmark Release):</w:t>
-      </w:r>
-      <w:r>
-        <w:t xml:space="preserve"> Curate and release a public retention-annotated cryptographic benchmark of 15–20 real-world repositories with expert priority orders.</w:t>
-      </w:r>
-    </w:p>
-    <w:p>
-      <w:pPr>
-        <w:pStyle w:val="Compact"/>
-      </w:pPr>
-      <w:r>
-        <w:t xml:space="preserve">• </w:t>
-      </w:r>
-      <w:r>
-        <w:rPr>
-          <w:b/>
-        </w:rPr>
-        <w:t xml:space="preserve">Secondary Objective (O7 — Evaluation Methodology):</w:t>
+        <w:t xml:space="preserve">Objective 6 (O6  Public Benchmark Release):</w:t>
+      </w:r>
+      <w:r>
+        <w:t xml:space="preserve"> Curate and release a public retention-annotated cryptographic benchmark of 1520 real-world repositories with expert priority orders.</w:t>
+      </w:r>
+    </w:p>
+    <w:p>
+      <w:pPr>
+        <w:pStyle w:val="Compact"/>
+      </w:pPr>
+      <w:r>
+        <w:t xml:space="preserve">• </w:t>
+      </w:r>
+      <w:r>
+        <w:rPr>
+          <w:b/>
+        </w:rPr>
+        <w:t xml:space="preserve">Secondary Objective (O7  Evaluation Methodology):</w:t>
       </w:r>
       <w:r>
         <w:t xml:space="preserve"> Standardise the ranking evaluation protocol ($\text{nDCG@20}$, Kendall-$\tau$) for cryptographic migration tooling.</w:t>
@@ -4057,7 +3859,7 @@
         <w:rPr>
           <w:b/>
         </w:rPr>
-        <w:t xml:space="preserve">N1 — Retention-Aware Cryptographic Dataflow Binding:</w:t>
+        <w:t xml:space="preserve">N1  Retention-Aware Cryptographic Dataflow Binding:</w:t>
       </w:r>
       <w:r>
         <w:t xml:space="preserve"> First framework to bind cryptographic call sites to data confidentiality lifetimes extracted from declarative configuration.</w:t>
@@ -4074,7 +3876,7 @@
         <w:rPr>
           <w:b/>
         </w:rPr>
-        <w:t xml:space="preserve">N2 — Call-Site-Discriminating Risk Score &amp; Ranking Metric:</w:t>
+        <w:t xml:space="preserve">N2  Call-Site-Discriminating Risk Score &amp; Ranking Metric:</w:t>
       </w:r>
       <w:r>
         <w:t xml:space="preserve"> Operates over data paths rather than algorithms, evaluated against expert priority order using information retrieval ranking metrics.</w:t>
@@ -4091,7 +3893,7 @@
         <w:rPr>
           <w:b/>
         </w:rPr>
-        <w:t xml:space="preserve">N3 — Dataflow-Conditioned Noise Suppression:</w:t>
+        <w:t xml:space="preserve">N3  Dataflow-Conditioned Noise Suppression:</w:t>
       </w:r>
       <w:r>
         <w:t xml:space="preserve"> Reclassifies non-security hashes (cache keys, checksums) based on source/sink provenance without manual triage.</w:t>
@@ -4108,7 +3910,7 @@
         <w:rPr>
           <w:b/>
         </w:rPr>
-        <w:t xml:space="preserve">N4 — Differentially Verified Hybrid Patch Synthesis:</w:t>
+        <w:t xml:space="preserve">N4  Differentially Verified Hybrid Patch Synthesis:</w:t>
       </w:r>
       <w:r>
         <w:t xml:space="preserve"> Enforces a 3-gate verification harness (differential testing, property tests, downgrade checks) on hybrid PQC replacements.</w:t>
@@ -4125,7 +3927,7 @@
         <w:rPr>
           <w:b/>
         </w:rPr>
-        <w:t xml:space="preserve">N5 — Public Retention-Annotated Benchmark:</w:t>
+        <w:t xml:space="preserve">N5  Public Retention-Annotated Benchmark:</w:t>
       </w:r>
       <w:r>
         <w:t xml:space="preserve"> First open dataset pairing real-world cryptographic call sites with retention ground truth and expert priority rankings.</w:t>
@@ -4201,7 +4003,7 @@
         <w:pStyle w:val="Heading2"/>
       </w:pPr>
       <w:r>
-        <w:t xml:space="preserve">4. Requirement Analysis &amp; Problem Understanding (Rubric Parameter 1 — 3 Marks)</w:t>
+        <w:t xml:space="preserve">4. Requirement Analysis &amp; Problem Understanding (Rubric Parameter 1  3 Marks)</w:t>
       </w:r>
     </w:p>
     <w:p>
@@ -4216,205 +4018,163 @@
       <w:pPr>
         <w:pStyle w:val="SourceCode"/>
       </w:pPr>
-      <w:r>
-        <w:rPr>
-          <w:rStyle w:val="VerbatimChar"/>
-          <w:rFonts w:ascii="Consolas" w:hAnsi="Consolas"/>
-        </w:rPr>
-        <w:t xml:space="preserve">┌────────────────────────────────────────────────────────────────────────────────────────┐</w:t>
-      </w:r>
-    </w:p>
-    <w:p>
-      <w:pPr>
-        <w:pStyle w:val="SourceCode"/>
-      </w:pPr>
-      <w:r>
-        <w:rPr>
-          <w:rStyle w:val="VerbatimChar"/>
-          <w:rFonts w:ascii="Consolas" w:hAnsi="Consolas"/>
-        </w:rPr>
-        <w:t xml:space="preserve">│ STAKEHOLDER MAPPING &amp; OPERATIONAL VALUE PROPOSITION                                    │</w:t>
-      </w:r>
-    </w:p>
-    <w:p>
-      <w:pPr>
-        <w:pStyle w:val="SourceCode"/>
-      </w:pPr>
-      <w:r>
-        <w:rPr>
-          <w:rStyle w:val="VerbatimChar"/>
-          <w:rFonts w:ascii="Consolas" w:hAnsi="Consolas"/>
-        </w:rPr>
-        <w:t xml:space="preserve">├───────────────────────┬─────────────────────────────────┬──────────────────────────────┤</w:t>
-      </w:r>
-    </w:p>
-    <w:p>
-      <w:pPr>
-        <w:pStyle w:val="SourceCode"/>
-      </w:pPr>
-      <w:r>
-        <w:rPr>
-          <w:rStyle w:val="VerbatimChar"/>
-          <w:rFonts w:ascii="Consolas" w:hAnsi="Consolas"/>
-        </w:rPr>
-        <w:t xml:space="preserve">│ Stakeholder Class     │ Primary Pain Point              │ Copilot Solution             │</w:t>
-      </w:r>
-    </w:p>
-    <w:p>
-      <w:pPr>
-        <w:pStyle w:val="SourceCode"/>
-      </w:pPr>
-      <w:r>
-        <w:rPr>
-          <w:rStyle w:val="VerbatimChar"/>
-          <w:rFonts w:ascii="Consolas" w:hAnsi="Consolas"/>
-        </w:rPr>
-        <w:t xml:space="preserve">├───────────────────────┼─────────────────────────────────┼──────────────────────────────┤</w:t>
-      </w:r>
-    </w:p>
-    <w:p>
-      <w:pPr>
-        <w:pStyle w:val="SourceCode"/>
-      </w:pPr>
-      <w:r>
-        <w:rPr>
-          <w:rStyle w:val="VerbatimChar"/>
-          <w:rFonts w:ascii="Consolas" w:hAnsi="Consolas"/>
-        </w:rPr>
-        <w:t xml:space="preserve">│ Chief Information     │ Looming regulatory deadlines    │ Defensible, auditable CBOM   │</w:t>
-      </w:r>
-    </w:p>
-    <w:p>
-      <w:pPr>
-        <w:pStyle w:val="SourceCode"/>
-      </w:pPr>
-      <w:r>
-        <w:rPr>
-          <w:rStyle w:val="VerbatimChar"/>
-          <w:rFonts w:ascii="Consolas" w:hAnsi="Consolas"/>
-        </w:rPr>
-        <w:t xml:space="preserve">│ Security Officer      │ (RBI 2027–2029) without an      │ aligned with national CII    │</w:t>
-      </w:r>
-    </w:p>
-    <w:p>
-      <w:pPr>
-        <w:pStyle w:val="SourceCode"/>
-      </w:pPr>
-      <w:r>
-        <w:rPr>
-          <w:rStyle w:val="VerbatimChar"/>
-          <w:rFonts w:ascii="Consolas" w:hAnsi="Consolas"/>
-        </w:rPr>
-        <w:t xml:space="preserve">│ (CISO / Compliance)   │ actionable transition backlog.  │ transition mandates.         │</w:t>
-      </w:r>
-    </w:p>
-    <w:p>
-      <w:pPr>
-        <w:pStyle w:val="SourceCode"/>
-      </w:pPr>
-      <w:r>
-        <w:rPr>
-          <w:rStyle w:val="VerbatimChar"/>
-          <w:rFonts w:ascii="Consolas" w:hAnsi="Consolas"/>
-        </w:rPr>
-        <w:t xml:space="preserve">├───────────────────────┼─────────────────────────────────┼──────────────────────────────┤</w:t>
-      </w:r>
-    </w:p>
-    <w:p>
-      <w:pPr>
-        <w:pStyle w:val="SourceCode"/>
-      </w:pPr>
-      <w:r>
-        <w:rPr>
-          <w:rStyle w:val="VerbatimChar"/>
-          <w:rFonts w:ascii="Consolas" w:hAnsi="Consolas"/>
-        </w:rPr>
-        <w:t xml:space="preserve">│ DevSecOps &amp; Security  │ Overwhelmed by false alerts     │ 70%+ actionable precision;   │</w:t>
-      </w:r>
-    </w:p>
-    <w:p>
-      <w:pPr>
-        <w:pStyle w:val="SourceCode"/>
-      </w:pPr>
-      <w:r>
-        <w:rPr>
-          <w:rStyle w:val="VerbatimChar"/>
-          <w:rFonts w:ascii="Consolas" w:hAnsi="Consolas"/>
-        </w:rPr>
-        <w:t xml:space="preserve">│ Engineers             │ (67% noise in current tools);   │ suppresses cache keys and    │</w:t>
-      </w:r>
-    </w:p>
-    <w:p>
-      <w:pPr>
-        <w:pStyle w:val="SourceCode"/>
-      </w:pPr>
-      <w:r>
-        <w:rPr>
-          <w:rStyle w:val="VerbatimChar"/>
-          <w:rFonts w:ascii="Consolas" w:hAnsi="Consolas"/>
-        </w:rPr>
-        <w:t xml:space="preserve">│                       │ no triage order.                │ non-security hashing.        │</w:t>
-      </w:r>
-    </w:p>
-    <w:p>
-      <w:pPr>
-        <w:pStyle w:val="SourceCode"/>
-      </w:pPr>
-      <w:r>
-        <w:rPr>
-          <w:rStyle w:val="VerbatimChar"/>
-          <w:rFonts w:ascii="Consolas" w:hAnsi="Consolas"/>
-        </w:rPr>
-        <w:t xml:space="preserve">├───────────────────────┼─────────────────────────────────┼──────────────────────────────┤</w:t>
-      </w:r>
-    </w:p>
-    <w:p>
-      <w:pPr>
-        <w:pStyle w:val="SourceCode"/>
-      </w:pPr>
-      <w:r>
-        <w:rPr>
-          <w:rStyle w:val="VerbatimChar"/>
-          <w:rFonts w:ascii="Consolas" w:hAnsi="Consolas"/>
-        </w:rPr>
-        <w:t xml:space="preserve">│ Software Developers &amp; │ Lacking PQC expertise; fear of   │ Template-constrained hybrid  │</w:t>
-      </w:r>
-    </w:p>
-    <w:p>
-      <w:pPr>
-        <w:pStyle w:val="SourceCode"/>
-      </w:pPr>
-      <w:r>
-        <w:rPr>
-          <w:rStyle w:val="VerbatimChar"/>
-          <w:rFonts w:ascii="Consolas" w:hAnsi="Consolas"/>
-        </w:rPr>
-        <w:t xml:space="preserve">│ System Architects     │ breaking production handshakes  │ patches with differential    │</w:t>
-      </w:r>
-    </w:p>
-    <w:p>
-      <w:pPr>
-        <w:pStyle w:val="SourceCode"/>
-      </w:pPr>
-      <w:r>
-        <w:rPr>
-          <w:rStyle w:val="VerbatimChar"/>
-          <w:rFonts w:ascii="Consolas" w:hAnsi="Consolas"/>
-        </w:rPr>
-        <w:t xml:space="preserve">│                       │ during cipher upgrades.         │ equivalence verification.    │</w:t>
-      </w:r>
-    </w:p>
-    <w:p>
-      <w:pPr>
-        <w:pStyle w:val="SourceCode"/>
-      </w:pPr>
-      <w:r>
-        <w:rPr>
-          <w:rStyle w:val="VerbatimChar"/>
-          <w:rFonts w:ascii="Consolas" w:hAnsi="Consolas"/>
-        </w:rPr>
-        <w:t xml:space="preserve">└───────────────────────┴─────────────────────────────────┴──────────────────────────────┘</w:t>
-      </w:r>
+    </w:p>
+    <w:p>
+      <w:pPr>
+        <w:pStyle w:val="SourceCode"/>
+      </w:pPr>
+      <w:r>
+        <w:rPr>
+          <w:rStyle w:val="VerbatimChar"/>
+          <w:rFonts w:ascii="Consolas" w:hAnsi="Consolas"/>
+        </w:rPr>
+        <w:t xml:space="preserve"> STAKEHOLDER MAPPING &amp; OPERATIONAL VALUE PROPOSITION                                    </w:t>
+      </w:r>
+    </w:p>
+    <w:p>
+      <w:pPr>
+        <w:pStyle w:val="SourceCode"/>
+      </w:pPr>
+    </w:p>
+    <w:p>
+      <w:pPr>
+        <w:pStyle w:val="SourceCode"/>
+      </w:pPr>
+      <w:r>
+        <w:rPr>
+          <w:rStyle w:val="VerbatimChar"/>
+          <w:rFonts w:ascii="Consolas" w:hAnsi="Consolas"/>
+        </w:rPr>
+        <w:t xml:space="preserve"> Stakeholder Class      Primary Pain Point               Copilot Solution             </w:t>
+      </w:r>
+    </w:p>
+    <w:p>
+      <w:pPr>
+        <w:pStyle w:val="SourceCode"/>
+      </w:pPr>
+    </w:p>
+    <w:p>
+      <w:pPr>
+        <w:pStyle w:val="SourceCode"/>
+      </w:pPr>
+      <w:r>
+        <w:rPr>
+          <w:rStyle w:val="VerbatimChar"/>
+          <w:rFonts w:ascii="Consolas" w:hAnsi="Consolas"/>
+        </w:rPr>
+        <w:t xml:space="preserve"> Chief Information      Looming regulatory deadlines     Defensible, auditable CBOM   </w:t>
+      </w:r>
+    </w:p>
+    <w:p>
+      <w:pPr>
+        <w:pStyle w:val="SourceCode"/>
+      </w:pPr>
+      <w:r>
+        <w:rPr>
+          <w:rStyle w:val="VerbatimChar"/>
+          <w:rFonts w:ascii="Consolas" w:hAnsi="Consolas"/>
+        </w:rPr>
+        <w:t xml:space="preserve"> Security Officer       (RBI 20272029) without an       aligned with national CII    </w:t>
+      </w:r>
+    </w:p>
+    <w:p>
+      <w:pPr>
+        <w:pStyle w:val="SourceCode"/>
+      </w:pPr>
+      <w:r>
+        <w:rPr>
+          <w:rStyle w:val="VerbatimChar"/>
+          <w:rFonts w:ascii="Consolas" w:hAnsi="Consolas"/>
+        </w:rPr>
+        <w:t xml:space="preserve"> (CISO / Compliance)    actionable transition backlog.   transition mandates.         </w:t>
+      </w:r>
+    </w:p>
+    <w:p>
+      <w:pPr>
+        <w:pStyle w:val="SourceCode"/>
+      </w:pPr>
+    </w:p>
+    <w:p>
+      <w:pPr>
+        <w:pStyle w:val="SourceCode"/>
+      </w:pPr>
+      <w:r>
+        <w:rPr>
+          <w:rStyle w:val="VerbatimChar"/>
+          <w:rFonts w:ascii="Consolas" w:hAnsi="Consolas"/>
+        </w:rPr>
+        <w:t xml:space="preserve"> DevSecOps &amp; Security   Overwhelmed by false alerts      70%+ actionable precision;   </w:t>
+      </w:r>
+    </w:p>
+    <w:p>
+      <w:pPr>
+        <w:pStyle w:val="SourceCode"/>
+      </w:pPr>
+      <w:r>
+        <w:rPr>
+          <w:rStyle w:val="VerbatimChar"/>
+          <w:rFonts w:ascii="Consolas" w:hAnsi="Consolas"/>
+        </w:rPr>
+        <w:t xml:space="preserve"> Engineers              (67% noise in current tools);    suppresses cache keys and    </w:t>
+      </w:r>
+    </w:p>
+    <w:p>
+      <w:pPr>
+        <w:pStyle w:val="SourceCode"/>
+      </w:pPr>
+      <w:r>
+        <w:rPr>
+          <w:rStyle w:val="VerbatimChar"/>
+          <w:rFonts w:ascii="Consolas" w:hAnsi="Consolas"/>
+        </w:rPr>
+        <w:t xml:space="preserve">                        no triage order.                 non-security hashing.        </w:t>
+      </w:r>
+    </w:p>
+    <w:p>
+      <w:pPr>
+        <w:pStyle w:val="SourceCode"/>
+      </w:pPr>
+    </w:p>
+    <w:p>
+      <w:pPr>
+        <w:pStyle w:val="SourceCode"/>
+      </w:pPr>
+      <w:r>
+        <w:rPr>
+          <w:rStyle w:val="VerbatimChar"/>
+          <w:rFonts w:ascii="Consolas" w:hAnsi="Consolas"/>
+        </w:rPr>
+        <w:t xml:space="preserve"> Software Developers &amp;  Lacking PQC expertise; fear of    Template-constrained hybrid  </w:t>
+      </w:r>
+    </w:p>
+    <w:p>
+      <w:pPr>
+        <w:pStyle w:val="SourceCode"/>
+      </w:pPr>
+      <w:r>
+        <w:rPr>
+          <w:rStyle w:val="VerbatimChar"/>
+          <w:rFonts w:ascii="Consolas" w:hAnsi="Consolas"/>
+        </w:rPr>
+        <w:t xml:space="preserve"> System Architects      breaking production handshakes   patches with differential    </w:t>
+      </w:r>
+    </w:p>
+    <w:p>
+      <w:pPr>
+        <w:pStyle w:val="SourceCode"/>
+      </w:pPr>
+      <w:r>
+        <w:rPr>
+          <w:rStyle w:val="VerbatimChar"/>
+          <w:rFonts w:ascii="Consolas" w:hAnsi="Consolas"/>
+        </w:rPr>
+        <w:t xml:space="preserve">                        during cipher upgrades.          equivalence verification.    </w:t>
+      </w:r>
+    </w:p>
+    <w:p>
+      <w:pPr>
+        <w:pStyle w:val="SourceCode"/>
+      </w:pPr>
     </w:p>
     <w:p>
       <w:pPr>
@@ -4728,7 +4488,7 @@
         <w:t xml:space="preserve">India National CII Directive:</w:t>
       </w:r>
       <w:r>
-        <w:t xml:space="preserve"> Critical infrastructure quantum-safe transition by 2027–2029.</w:t>
+        <w:t xml:space="preserve"> Critical infrastructure quantum-safe transition by 20272029.</w:t>
       </w:r>
     </w:p>
     <w:p>
@@ -4812,7 +4572,7 @@
         <w:pStyle w:val="Heading2"/>
       </w:pPr>
       <w:r>
-        <w:t xml:space="preserve">5. System Design and Architecture (Rubric Parameter 2 — 3 Marks)</w:t>
+        <w:t xml:space="preserve">5. System Design and Architecture (Rubric Parameter 2  3 Marks)</w:t>
       </w:r>
     </w:p>
     <w:p>
@@ -4832,739 +4592,683 @@
           <w:rStyle w:val="VerbatimChar"/>
           <w:rFonts w:ascii="Consolas" w:hAnsi="Consolas"/>
         </w:rPr>
-        <w:t xml:space="preserve">                    ┌────────────────────────────────────────────────────────┐</w:t>
-      </w:r>
-    </w:p>
-    <w:p>
-      <w:pPr>
-        <w:pStyle w:val="SourceCode"/>
-      </w:pPr>
-      <w:r>
-        <w:rPr>
-          <w:rStyle w:val="VerbatimChar"/>
-          <w:rFonts w:ascii="Consolas" w:hAnsi="Consolas"/>
-        </w:rPr>
-        <w:t xml:space="preserve">                    │               Source Repository &amp; Config               │</w:t>
-      </w:r>
-    </w:p>
-    <w:p>
-      <w:pPr>
-        <w:pStyle w:val="SourceCode"/>
-      </w:pPr>
-      <w:r>
-        <w:rPr>
-          <w:rStyle w:val="VerbatimChar"/>
-          <w:rFonts w:ascii="Consolas" w:hAnsi="Consolas"/>
-        </w:rPr>
-        <w:t xml:space="preserve">                    │   (Python/Java Source, DDL, ORM, IaC, Cloud Policies)   │</w:t>
-      </w:r>
-    </w:p>
-    <w:p>
-      <w:pPr>
-        <w:pStyle w:val="SourceCode"/>
-      </w:pPr>
-      <w:r>
-        <w:rPr>
-          <w:rStyle w:val="VerbatimChar"/>
-          <w:rFonts w:ascii="Consolas" w:hAnsi="Consolas"/>
-        </w:rPr>
-        <w:t xml:space="preserve">                    └───────────────────────────┬────────────────────────────┘</w:t>
-      </w:r>
-    </w:p>
-    <w:p>
-      <w:pPr>
-        <w:pStyle w:val="SourceCode"/>
-      </w:pPr>
-      <w:r>
-        <w:rPr>
-          <w:rStyle w:val="VerbatimChar"/>
-          <w:rFonts w:ascii="Consolas" w:hAnsi="Consolas"/>
-        </w:rPr>
-        <w:t xml:space="preserve">                                                │</w:t>
-      </w:r>
-    </w:p>
-    <w:p>
-      <w:pPr>
-        <w:pStyle w:val="SourceCode"/>
-      </w:pPr>
-      <w:r>
-        <w:rPr>
-          <w:rStyle w:val="VerbatimChar"/>
-          <w:rFonts w:ascii="Consolas" w:hAnsi="Consolas"/>
-        </w:rPr>
-        <w:t xml:space="preserve">                                                ▼</w:t>
-      </w:r>
-    </w:p>
-    <w:p>
-      <w:pPr>
-        <w:pStyle w:val="SourceCode"/>
-      </w:pPr>
-      <w:r>
-        <w:rPr>
-          <w:rStyle w:val="VerbatimChar"/>
-          <w:rFonts w:ascii="Consolas" w:hAnsi="Consolas"/>
-        </w:rPr>
-        <w:t xml:space="preserve">┌────────────────────────────────────────────────────────────────────────────────────────────────────────┐</w:t>
-      </w:r>
-    </w:p>
-    <w:p>
-      <w:pPr>
-        <w:pStyle w:val="SourceCode"/>
-      </w:pPr>
-      <w:r>
-        <w:rPr>
-          <w:rStyle w:val="VerbatimChar"/>
-          <w:rFonts w:ascii="Consolas" w:hAnsi="Consolas"/>
-        </w:rPr>
-        <w:t xml:space="preserve">│ STAGE 1: MULTI-LANGUAGE CRYPTOGRAPHIC DISCOVERY LAYER                                                  │</w:t>
-      </w:r>
-    </w:p>
-    <w:p>
-      <w:pPr>
-        <w:pStyle w:val="SourceCode"/>
-      </w:pPr>
-      <w:r>
-        <w:rPr>
-          <w:rStyle w:val="VerbatimChar"/>
-          <w:rFonts w:ascii="Consolas" w:hAnsi="Consolas"/>
-        </w:rPr>
-        <w:t xml:space="preserve">│                                                                                                        │</w:t>
-      </w:r>
-    </w:p>
-    <w:p>
-      <w:pPr>
-        <w:pStyle w:val="SourceCode"/>
-      </w:pPr>
-      <w:r>
-        <w:rPr>
-          <w:rStyle w:val="VerbatimChar"/>
-          <w:rFonts w:ascii="Consolas" w:hAnsi="Consolas"/>
-        </w:rPr>
-        <w:t xml:space="preserve">│   ┌───────────────────────────┐      ┌───────────────────────────┐      ┌───────────────────────────┐  │</w:t>
-      </w:r>
-    </w:p>
-    <w:p>
-      <w:pPr>
-        <w:pStyle w:val="SourceCode"/>
-      </w:pPr>
-      <w:r>
-        <w:rPr>
-          <w:rStyle w:val="VerbatimChar"/>
-          <w:rFonts w:ascii="Consolas" w:hAnsi="Consolas"/>
-        </w:rPr>
-        <w:t xml:space="preserve">│   │   AST Parsing Engine      │      │    Rule Matching Engine   │      │ Constant Propagation &amp;    │  │</w:t>
-      </w:r>
-    </w:p>
-    <w:p>
-      <w:pPr>
-        <w:pStyle w:val="SourceCode"/>
-      </w:pPr>
-      <w:r>
-        <w:rPr>
-          <w:rStyle w:val="VerbatimChar"/>
-          <w:rFonts w:ascii="Consolas" w:hAnsi="Consolas"/>
-        </w:rPr>
-        <w:t xml:space="preserve">│   │   (Tree-sitter / Py-AST)  ├─────►│  (Semgrep &amp; Crypistry)    ├─────►│ Local Type Inference      │  │</w:t>
-      </w:r>
-    </w:p>
-    <w:p>
-      <w:pPr>
-        <w:pStyle w:val="SourceCode"/>
-      </w:pPr>
-      <w:r>
-        <w:rPr>
-          <w:rStyle w:val="VerbatimChar"/>
-          <w:rFonts w:ascii="Consolas" w:hAnsi="Consolas"/>
-        </w:rPr>
-        <w:t xml:space="preserve">│   └───────────────────────────┘      └───────────────────────────┘      └─────────────┬─────────────┘  │</w:t>
-      </w:r>
-    </w:p>
-    <w:p>
-      <w:pPr>
-        <w:pStyle w:val="SourceCode"/>
-      </w:pPr>
-      <w:r>
-        <w:rPr>
-          <w:rStyle w:val="VerbatimChar"/>
-          <w:rFonts w:ascii="Consolas" w:hAnsi="Consolas"/>
-        </w:rPr>
-        <w:t xml:space="preserve">└───────────────────────────────────────────────────────────────────────────────────────┼────────────────┘</w:t>
-      </w:r>
-    </w:p>
-    <w:p>
-      <w:pPr>
-        <w:pStyle w:val="SourceCode"/>
-      </w:pPr>
-      <w:r>
-        <w:rPr>
-          <w:rStyle w:val="VerbatimChar"/>
-          <w:rFonts w:ascii="Consolas" w:hAnsi="Consolas"/>
-        </w:rPr>
-        <w:t xml:space="preserve">                                                                                        │ Discovered Assets</w:t>
-      </w:r>
-    </w:p>
-    <w:p>
-      <w:pPr>
-        <w:pStyle w:val="SourceCode"/>
-      </w:pPr>
-      <w:r>
-        <w:rPr>
-          <w:rStyle w:val="VerbatimChar"/>
-          <w:rFonts w:ascii="Consolas" w:hAnsi="Consolas"/>
-        </w:rPr>
-        <w:t xml:space="preserve">                                                                                        ▼</w:t>
-      </w:r>
-    </w:p>
-    <w:p>
-      <w:pPr>
-        <w:pStyle w:val="SourceCode"/>
-      </w:pPr>
-      <w:r>
-        <w:rPr>
-          <w:rStyle w:val="VerbatimChar"/>
-          <w:rFonts w:ascii="Consolas" w:hAnsi="Consolas"/>
-        </w:rPr>
-        <w:t xml:space="preserve">┌────────────────────────────────────────────────────────────────────────────────────────────────────────┐</w:t>
-      </w:r>
-    </w:p>
-    <w:p>
-      <w:pPr>
-        <w:pStyle w:val="SourceCode"/>
-      </w:pPr>
-      <w:r>
-        <w:rPr>
-          <w:rStyle w:val="VerbatimChar"/>
-          <w:rFonts w:ascii="Consolas" w:hAnsi="Consolas"/>
-        </w:rPr>
-        <w:t xml:space="preserve">│ STAGE 2: INTER-PROCEDURAL SEMANTIC BINDING &amp; RETENTION INFERENCE (Core Innovation N1)                   │</w:t>
-      </w:r>
-    </w:p>
-    <w:p>
-      <w:pPr>
-        <w:pStyle w:val="SourceCode"/>
-      </w:pPr>
-      <w:r>
-        <w:rPr>
-          <w:rStyle w:val="VerbatimChar"/>
-          <w:rFonts w:ascii="Consolas" w:hAnsi="Consolas"/>
-        </w:rPr>
-        <w:t xml:space="preserve">│                                                                                                        │</w:t>
-      </w:r>
-    </w:p>
-    <w:p>
-      <w:pPr>
-        <w:pStyle w:val="SourceCode"/>
-      </w:pPr>
-      <w:r>
-        <w:rPr>
-          <w:rStyle w:val="VerbatimChar"/>
-          <w:rFonts w:ascii="Consolas" w:hAnsi="Consolas"/>
-        </w:rPr>
-        <w:t xml:space="preserve">│   ┌───────────────────────────┐      ┌───────────────────────────┐      ┌───────────────────────────┐  │</w:t>
-      </w:r>
-    </w:p>
-    <w:p>
-      <w:pPr>
-        <w:pStyle w:val="SourceCode"/>
-      </w:pPr>
-      <w:r>
-        <w:rPr>
-          <w:rStyle w:val="VerbatimChar"/>
-          <w:rFonts w:ascii="Consolas" w:hAnsi="Consolas"/>
-        </w:rPr>
-        <w:t xml:space="preserve">│   │ Backward Taint Engine     │      │ Forward Taint Engine      │      │ Retention Extractor       │  │</w:t>
-      </w:r>
-    </w:p>
-    <w:p>
-      <w:pPr>
-        <w:pStyle w:val="SourceCode"/>
-      </w:pPr>
-      <w:r>
-        <w:rPr>
-          <w:rStyle w:val="VerbatimChar"/>
-          <w:rFonts w:ascii="Consolas" w:hAnsi="Consolas"/>
-        </w:rPr>
-        <w:t xml:space="preserve">│   │ Plaintext/Key ➔ Source    │      │ Ciphertext ➔ Sink &amp; Exp.  │      │ DDL / TTL / S3 Policies   │  │</w:t>
-      </w:r>
-    </w:p>
-    <w:p>
-      <w:pPr>
-        <w:pStyle w:val="SourceCode"/>
-      </w:pPr>
-      <w:r>
-        <w:rPr>
-          <w:rStyle w:val="VerbatimChar"/>
-          <w:rFonts w:ascii="Consolas" w:hAnsi="Consolas"/>
-        </w:rPr>
-        <w:t xml:space="preserve">│   │ (DB, Secret, Form, Token) │      │ (Object, DB, Cache, Net)  │      │ (Observed vs Prior)       │  │</w:t>
-      </w:r>
-    </w:p>
-    <w:p>
-      <w:pPr>
-        <w:pStyle w:val="SourceCode"/>
-      </w:pPr>
-      <w:r>
-        <w:rPr>
-          <w:rStyle w:val="VerbatimChar"/>
-          <w:rFonts w:ascii="Consolas" w:hAnsi="Consolas"/>
-        </w:rPr>
-        <w:t xml:space="preserve">│   └─────────────┬─────────────┘      └─────────────┬─────────────┘      └─────────────┬─────────────┘  │</w:t>
-      </w:r>
-    </w:p>
-    <w:p>
-      <w:pPr>
-        <w:pStyle w:val="SourceCode"/>
-      </w:pPr>
-      <w:r>
-        <w:rPr>
-          <w:rStyle w:val="VerbatimChar"/>
-          <w:rFonts w:ascii="Consolas" w:hAnsi="Consolas"/>
-        </w:rPr>
-        <w:t xml:space="preserve">│                 └───────────────────────────┐      │      ┌───────────────────────────┘                │</w:t>
-      </w:r>
-    </w:p>
-    <w:p>
-      <w:pPr>
-        <w:pStyle w:val="SourceCode"/>
-      </w:pPr>
-      <w:r>
-        <w:rPr>
-          <w:rStyle w:val="VerbatimChar"/>
-          <w:rFonts w:ascii="Consolas" w:hAnsi="Consolas"/>
-        </w:rPr>
-        <w:t xml:space="preserve">│                                             ▼      ▼      ▼                                            │</w:t>
-      </w:r>
-    </w:p>
-    <w:p>
-      <w:pPr>
-        <w:pStyle w:val="SourceCode"/>
-      </w:pPr>
-      <w:r>
-        <w:rPr>
-          <w:rStyle w:val="VerbatimChar"/>
-          <w:rFonts w:ascii="Consolas" w:hAnsi="Consolas"/>
-        </w:rPr>
-        <w:t xml:space="preserve">│                                  ┌────────────────────────────────────┐                                │</w:t>
-      </w:r>
-    </w:p>
-    <w:p>
-      <w:pPr>
-        <w:pStyle w:val="SourceCode"/>
-      </w:pPr>
-      <w:r>
-        <w:rPr>
-          <w:rStyle w:val="VerbatimChar"/>
-          <w:rFonts w:ascii="Consolas" w:hAnsi="Consolas"/>
-        </w:rPr>
-        <w:t xml:space="preserve">│                                  │   Enriched Semantic Data Paths     │                                │</w:t>
-      </w:r>
-    </w:p>
-    <w:p>
-      <w:pPr>
-        <w:pStyle w:val="SourceCode"/>
-      </w:pPr>
-      <w:r>
-        <w:rPr>
-          <w:rStyle w:val="VerbatimChar"/>
-          <w:rFonts w:ascii="Consolas" w:hAnsi="Consolas"/>
-        </w:rPr>
-        <w:t xml:space="preserve">│                                  └─────────────────┬──────────────────┘                                │</w:t>
-      </w:r>
-    </w:p>
-    <w:p>
-      <w:pPr>
-        <w:pStyle w:val="SourceCode"/>
-      </w:pPr>
-      <w:r>
-        <w:rPr>
-          <w:rStyle w:val="VerbatimChar"/>
-          <w:rFonts w:ascii="Consolas" w:hAnsi="Consolas"/>
-        </w:rPr>
-        <w:t xml:space="preserve">└────────────────────────────────────────────────────┼───────────────────────────────────────────────────┘</w:t>
-      </w:r>
-    </w:p>
-    <w:p>
-      <w:pPr>
-        <w:pStyle w:val="SourceCode"/>
-      </w:pPr>
-      <w:r>
-        <w:rPr>
-          <w:rStyle w:val="VerbatimChar"/>
-          <w:rFonts w:ascii="Consolas" w:hAnsi="Consolas"/>
-        </w:rPr>
-        <w:t xml:space="preserve">                                                     │ Data Paths (Source, Sink, Retention, Exposure)</w:t>
-      </w:r>
-    </w:p>
-    <w:p>
-      <w:pPr>
-        <w:pStyle w:val="SourceCode"/>
-      </w:pPr>
-      <w:r>
-        <w:rPr>
-          <w:rStyle w:val="VerbatimChar"/>
-          <w:rFonts w:ascii="Consolas" w:hAnsi="Consolas"/>
-        </w:rPr>
-        <w:t xml:space="preserve">                                                     ▼</w:t>
-      </w:r>
-    </w:p>
-    <w:p>
-      <w:pPr>
-        <w:pStyle w:val="SourceCode"/>
-      </w:pPr>
-      <w:r>
-        <w:rPr>
-          <w:rStyle w:val="VerbatimChar"/>
-          <w:rFonts w:ascii="Consolas" w:hAnsi="Consolas"/>
-        </w:rPr>
-        <w:t xml:space="preserve">┌────────────────────────────────────────────────────────────────────────────────────────────────────────┐</w:t>
-      </w:r>
-    </w:p>
-    <w:p>
-      <w:pPr>
-        <w:pStyle w:val="SourceCode"/>
-      </w:pPr>
-      <w:r>
-        <w:rPr>
-          <w:rStyle w:val="VerbatimChar"/>
-          <w:rFonts w:ascii="Consolas" w:hAnsi="Consolas"/>
-        </w:rPr>
-        <w:t xml:space="preserve">│ STAGE 3: PRIORITISATION, SCORING &amp; CONTEXT NOISE SUPPRESSION (Innovations N2, N3)                       │</w:t>
-      </w:r>
-    </w:p>
-    <w:p>
-      <w:pPr>
-        <w:pStyle w:val="SourceCode"/>
-      </w:pPr>
-      <w:r>
-        <w:rPr>
-          <w:rStyle w:val="VerbatimChar"/>
-          <w:rFonts w:ascii="Consolas" w:hAnsi="Consolas"/>
-        </w:rPr>
-        <w:t xml:space="preserve">│                                                                                                        │</w:t>
-      </w:r>
-    </w:p>
-    <w:p>
-      <w:pPr>
-        <w:pStyle w:val="SourceCode"/>
-      </w:pPr>
-      <w:r>
-        <w:rPr>
-          <w:rStyle w:val="VerbatimChar"/>
-          <w:rFonts w:ascii="Consolas" w:hAnsi="Consolas"/>
-        </w:rPr>
-        <w:t xml:space="preserve">│   ┌───────────────────────────────────────────────────────┐      ┌─────────────────────────────────┐   │</w:t>
-      </w:r>
-    </w:p>
-    <w:p>
-      <w:pPr>
-        <w:pStyle w:val="SourceCode"/>
-      </w:pPr>
-      <w:r>
-        <w:rPr>
-          <w:rStyle w:val="VerbatimChar"/>
-          <w:rFonts w:ascii="Consolas" w:hAnsi="Consolas"/>
-        </w:rPr>
-        <w:t xml:space="preserve">│   │            HNDL Exposure Scoring Engine               │      │ Context-Based Noise Suppression │   │</w:t>
-      </w:r>
-    </w:p>
-    <w:p>
-      <w:pPr>
-        <w:pStyle w:val="SourceCode"/>
-      </w:pPr>
-      <w:r>
-        <w:rPr>
-          <w:rStyle w:val="VerbatimChar"/>
-          <w:rFonts w:ascii="Consolas" w:hAnsi="Consolas"/>
-        </w:rPr>
-        <w:t xml:space="preserve">│   │  Exposure(p) = w_r·R(p) × w_e·E(p) × w_a·A(p) × w_k·K  │      │ Filter non-security hashes      │   │</w:t>
-      </w:r>
-    </w:p>
-    <w:p>
-      <w:pPr>
-        <w:pStyle w:val="SourceCode"/>
-      </w:pPr>
-      <w:r>
-        <w:rPr>
-          <w:rStyle w:val="VerbatimChar"/>
-          <w:rFonts w:ascii="Consolas" w:hAnsi="Consolas"/>
-        </w:rPr>
-        <w:t xml:space="preserve">│   │  Mosca Breach Evaluation: (x + y &gt; z)                 │      │ (ETags, Cache Keys, Checksums)  │   │</w:t>
-      </w:r>
-    </w:p>
-    <w:p>
-      <w:pPr>
-        <w:pStyle w:val="SourceCode"/>
-      </w:pPr>
-      <w:r>
-        <w:rPr>
-          <w:rStyle w:val="VerbatimChar"/>
-          <w:rFonts w:ascii="Consolas" w:hAnsi="Consolas"/>
-        </w:rPr>
-        <w:t xml:space="preserve">│   └───────────────────────────┬───────────────────────────┘      └────────────────┬────────────────┘   │</w:t>
-      </w:r>
-    </w:p>
-    <w:p>
-      <w:pPr>
-        <w:pStyle w:val="SourceCode"/>
-      </w:pPr>
-      <w:r>
-        <w:rPr>
-          <w:rStyle w:val="VerbatimChar"/>
-          <w:rFonts w:ascii="Consolas" w:hAnsi="Consolas"/>
-        </w:rPr>
-        <w:t xml:space="preserve">└───────────────────────────────┼───────────────────────────────────────────────────┼────────────────────┘</w:t>
-      </w:r>
-    </w:p>
-    <w:p>
-      <w:pPr>
-        <w:pStyle w:val="SourceCode"/>
-      </w:pPr>
-      <w:r>
-        <w:rPr>
-          <w:rStyle w:val="VerbatimChar"/>
-          <w:rFonts w:ascii="Consolas" w:hAnsi="Consolas"/>
-        </w:rPr>
-        <w:t xml:space="preserve">                                │                                                   │</w:t>
-      </w:r>
-    </w:p>
-    <w:p>
-      <w:pPr>
-        <w:pStyle w:val="SourceCode"/>
-      </w:pPr>
-      <w:r>
-        <w:rPr>
-          <w:rStyle w:val="VerbatimChar"/>
-          <w:rFonts w:ascii="Consolas" w:hAnsi="Consolas"/>
-        </w:rPr>
-        <w:t xml:space="preserve">                                └───────────────────────┬───────────────────────────┘</w:t>
-      </w:r>
-    </w:p>
-    <w:p>
-      <w:pPr>
-        <w:pStyle w:val="SourceCode"/>
-      </w:pPr>
-      <w:r>
-        <w:rPr>
-          <w:rStyle w:val="VerbatimChar"/>
-          <w:rFonts w:ascii="Consolas" w:hAnsi="Consolas"/>
-        </w:rPr>
-        <w:t xml:space="preserve">                                                        ▼</w:t>
-      </w:r>
-    </w:p>
-    <w:p>
-      <w:pPr>
-        <w:pStyle w:val="SourceCode"/>
-      </w:pPr>
-      <w:r>
-        <w:rPr>
-          <w:rStyle w:val="VerbatimChar"/>
-          <w:rFonts w:ascii="Consolas" w:hAnsi="Consolas"/>
-        </w:rPr>
-        <w:t xml:space="preserve">┌────────────────────────────────────────────────────────────────────────────────────────────────────────┐</w:t>
-      </w:r>
-    </w:p>
-    <w:p>
-      <w:pPr>
-        <w:pStyle w:val="SourceCode"/>
-      </w:pPr>
-      <w:r>
-        <w:rPr>
-          <w:rStyle w:val="VerbatimChar"/>
-          <w:rFonts w:ascii="Consolas" w:hAnsi="Consolas"/>
-        </w:rPr>
-        <w:t xml:space="preserve">│ STAGE 4: HYBRID PATCH SYNTHESIS &amp; DIFFERENTIAL VERIFICATION HARNESS (Innovation N4)                    │</w:t>
-      </w:r>
-    </w:p>
-    <w:p>
-      <w:pPr>
-        <w:pStyle w:val="SourceCode"/>
-      </w:pPr>
-      <w:r>
-        <w:rPr>
-          <w:rStyle w:val="VerbatimChar"/>
-          <w:rFonts w:ascii="Consolas" w:hAnsi="Consolas"/>
-        </w:rPr>
-        <w:t xml:space="preserve">│                                                                                                        │</w:t>
-      </w:r>
-    </w:p>
-    <w:p>
-      <w:pPr>
-        <w:pStyle w:val="SourceCode"/>
-      </w:pPr>
-      <w:r>
-        <w:rPr>
-          <w:rStyle w:val="VerbatimChar"/>
-          <w:rFonts w:ascii="Consolas" w:hAnsi="Consolas"/>
-        </w:rPr>
-        <w:t xml:space="preserve">│   ┌───────────────────────────┐      ┌─────────────────────────────────────────────────────────────┐   │</w:t>
-      </w:r>
-    </w:p>
-    <w:p>
-      <w:pPr>
-        <w:pStyle w:val="SourceCode"/>
-      </w:pPr>
-      <w:r>
-        <w:rPr>
-          <w:rStyle w:val="VerbatimChar"/>
-          <w:rFonts w:ascii="Consolas" w:hAnsi="Consolas"/>
-        </w:rPr>
-        <w:t xml:space="preserve">│   │ Template-Constrained PQC  │      │                     3-Gate Verification                     │   │</w:t>
-      </w:r>
-    </w:p>
-    <w:p>
-      <w:pPr>
-        <w:pStyle w:val="SourceCode"/>
-      </w:pPr>
-      <w:r>
-        <w:rPr>
-          <w:rStyle w:val="VerbatimChar"/>
-          <w:rFonts w:ascii="Consolas" w:hAnsi="Consolas"/>
-        </w:rPr>
-        <w:t xml:space="preserve">│   │ Code Synthesis (liboqs)   ├─────►│  [Gate 1] Differential Equivalence Engine                   │   │</w:t>
-      </w:r>
-    </w:p>
-    <w:p>
-      <w:pPr>
-        <w:pStyle w:val="SourceCode"/>
-      </w:pPr>
-      <w:r>
-        <w:rPr>
-          <w:rStyle w:val="VerbatimChar"/>
-          <w:rFonts w:ascii="Consolas" w:hAnsi="Consolas"/>
-        </w:rPr>
-        <w:t xml:space="preserve">│   │ (X25519 + ML-KEM Hybrid)  │      │  [Gate 2] Property Tests (Tamper / Wrong-Key / Downgrade)   │   │</w:t>
-      </w:r>
-    </w:p>
-    <w:p>
-      <w:pPr>
-        <w:pStyle w:val="SourceCode"/>
-      </w:pPr>
-      <w:r>
-        <w:rPr>
-          <w:rStyle w:val="VerbatimChar"/>
-          <w:rFonts w:ascii="Consolas" w:hAnsi="Consolas"/>
-        </w:rPr>
-        <w:t xml:space="preserve">│   └───────────────────────────┘      │  [Gate 3] Interoperability &amp; Downgrade Resilience Check     │   │</w:t>
-      </w:r>
-    </w:p>
-    <w:p>
-      <w:pPr>
-        <w:pStyle w:val="SourceCode"/>
-      </w:pPr>
-      <w:r>
-        <w:rPr>
-          <w:rStyle w:val="VerbatimChar"/>
-          <w:rFonts w:ascii="Consolas" w:hAnsi="Consolas"/>
-        </w:rPr>
-        <w:t xml:space="preserve">│                                      └──────────────────────────────┬──────────────────────────────┘   │</w:t>
-      </w:r>
-    </w:p>
-    <w:p>
-      <w:pPr>
-        <w:pStyle w:val="SourceCode"/>
-      </w:pPr>
-      <w:r>
-        <w:rPr>
-          <w:rStyle w:val="VerbatimChar"/>
-          <w:rFonts w:ascii="Consolas" w:hAnsi="Consolas"/>
-        </w:rPr>
-        <w:t xml:space="preserve">└─────────────────────────────────────────────────────────────────────┼──────────────────────────────────┘</w:t>
-      </w:r>
-    </w:p>
-    <w:p>
-      <w:pPr>
-        <w:pStyle w:val="SourceCode"/>
-      </w:pPr>
-      <w:r>
-        <w:rPr>
-          <w:rStyle w:val="VerbatimChar"/>
-          <w:rFonts w:ascii="Consolas" w:hAnsi="Consolas"/>
-        </w:rPr>
-        <w:t xml:space="preserve">                                                                      │ Verified Patches</w:t>
-      </w:r>
-    </w:p>
-    <w:p>
-      <w:pPr>
-        <w:pStyle w:val="SourceCode"/>
-      </w:pPr>
-      <w:r>
-        <w:rPr>
-          <w:rStyle w:val="VerbatimChar"/>
-          <w:rFonts w:ascii="Consolas" w:hAnsi="Consolas"/>
-        </w:rPr>
-        <w:t xml:space="preserve">                                                                      ▼</w:t>
-      </w:r>
-    </w:p>
-    <w:p>
-      <w:pPr>
-        <w:pStyle w:val="SourceCode"/>
-      </w:pPr>
-      <w:r>
-        <w:rPr>
-          <w:rStyle w:val="VerbatimChar"/>
-          <w:rFonts w:ascii="Consolas" w:hAnsi="Consolas"/>
-        </w:rPr>
-        <w:t xml:space="preserve">                    ┌────────────────────────────────────────────────────────┐</w:t>
-      </w:r>
-    </w:p>
-    <w:p>
-      <w:pPr>
-        <w:pStyle w:val="SourceCode"/>
-      </w:pPr>
-      <w:r>
-        <w:rPr>
-          <w:rStyle w:val="VerbatimChar"/>
-          <w:rFonts w:ascii="Consolas" w:hAnsi="Consolas"/>
-        </w:rPr>
-        <w:t xml:space="preserve">                    │                      Deliverables                      │</w:t>
-      </w:r>
-    </w:p>
-    <w:p>
-      <w:pPr>
-        <w:pStyle w:val="SourceCode"/>
-      </w:pPr>
-      <w:r>
-        <w:rPr>
-          <w:rStyle w:val="VerbatimChar"/>
-          <w:rFonts w:ascii="Consolas" w:hAnsi="Consolas"/>
-        </w:rPr>
-        <w:t xml:space="preserve">                    │   1. Enriched CycloneDX 1.6 CBOM (JSON/XML)            │</w:t>
-      </w:r>
-    </w:p>
-    <w:p>
-      <w:pPr>
-        <w:pStyle w:val="SourceCode"/>
-      </w:pPr>
-      <w:r>
-        <w:rPr>
-          <w:rStyle w:val="VerbatimChar"/>
-          <w:rFonts w:ascii="Consolas" w:hAnsi="Consolas"/>
-        </w:rPr>
-        <w:t xml:space="preserve">                    │   2. Ranked Remediation Backlog (CLI / CI Reports)     │</w:t>
-      </w:r>
-    </w:p>
-    <w:p>
-      <w:pPr>
-        <w:pStyle w:val="SourceCode"/>
-      </w:pPr>
-      <w:r>
-        <w:rPr>
-          <w:rStyle w:val="VerbatimChar"/>
-          <w:rFonts w:ascii="Consolas" w:hAnsi="Consolas"/>
-        </w:rPr>
-        <w:t xml:space="preserve">                    │   3. Verified Hybrid Post-Quantum Pull Requests        │</w:t>
-      </w:r>
-    </w:p>
-    <w:p>
-      <w:pPr>
-        <w:pStyle w:val="SourceCode"/>
-      </w:pPr>
-      <w:r>
-        <w:rPr>
-          <w:rStyle w:val="VerbatimChar"/>
-          <w:rFonts w:ascii="Consolas" w:hAnsi="Consolas"/>
-        </w:rPr>
-        <w:t xml:space="preserve">                    └────────────────────────────────────────────────────────┘</w:t>
+        <w:t xml:space="preserve">                    </w:t>
+      </w:r>
+    </w:p>
+    <w:p>
+      <w:pPr>
+        <w:pStyle w:val="SourceCode"/>
+      </w:pPr>
+      <w:r>
+        <w:rPr>
+          <w:rStyle w:val="VerbatimChar"/>
+          <w:rFonts w:ascii="Consolas" w:hAnsi="Consolas"/>
+        </w:rPr>
+        <w:t xml:space="preserve">                                   Source Repository &amp; Config               </w:t>
+      </w:r>
+    </w:p>
+    <w:p>
+      <w:pPr>
+        <w:pStyle w:val="SourceCode"/>
+      </w:pPr>
+      <w:r>
+        <w:rPr>
+          <w:rStyle w:val="VerbatimChar"/>
+          <w:rFonts w:ascii="Consolas" w:hAnsi="Consolas"/>
+        </w:rPr>
+        <w:t xml:space="preserve">                       (Python/Java Source, DDL, ORM, IaC, Cloud Policies)   </w:t>
+      </w:r>
+    </w:p>
+    <w:p>
+      <w:pPr>
+        <w:pStyle w:val="SourceCode"/>
+      </w:pPr>
+      <w:r>
+        <w:rPr>
+          <w:rStyle w:val="VerbatimChar"/>
+          <w:rFonts w:ascii="Consolas" w:hAnsi="Consolas"/>
+        </w:rPr>
+        <w:t xml:space="preserve">                    </w:t>
+      </w:r>
+    </w:p>
+    <w:p>
+      <w:pPr>
+        <w:pStyle w:val="SourceCode"/>
+      </w:pPr>
+      <w:r>
+        <w:rPr>
+          <w:rStyle w:val="VerbatimChar"/>
+          <w:rFonts w:ascii="Consolas" w:hAnsi="Consolas"/>
+        </w:rPr>
+        <w:t xml:space="preserve">                                                </w:t>
+      </w:r>
+    </w:p>
+    <w:p>
+      <w:pPr>
+        <w:pStyle w:val="SourceCode"/>
+      </w:pPr>
+      <w:r>
+        <w:rPr>
+          <w:rStyle w:val="VerbatimChar"/>
+          <w:rFonts w:ascii="Consolas" w:hAnsi="Consolas"/>
+        </w:rPr>
+        <w:t xml:space="preserve">                                                </w:t>
+      </w:r>
+    </w:p>
+    <w:p>
+      <w:pPr>
+        <w:pStyle w:val="SourceCode"/>
+      </w:pPr>
+    </w:p>
+    <w:p>
+      <w:pPr>
+        <w:pStyle w:val="SourceCode"/>
+      </w:pPr>
+      <w:r>
+        <w:rPr>
+          <w:rStyle w:val="VerbatimChar"/>
+          <w:rFonts w:ascii="Consolas" w:hAnsi="Consolas"/>
+        </w:rPr>
+        <w:t xml:space="preserve"> STAGE 1: MULTI-LANGUAGE CRYPTOGRAPHIC DISCOVERY LAYER                                                  </w:t>
+      </w:r>
+    </w:p>
+    <w:p>
+      <w:pPr>
+        <w:pStyle w:val="SourceCode"/>
+      </w:pPr>
+      <w:r>
+        <w:rPr>
+          <w:rStyle w:val="VerbatimChar"/>
+          <w:rFonts w:ascii="Consolas" w:hAnsi="Consolas"/>
+        </w:rPr>
+        <w:t xml:space="preserve">                                                                                                        </w:t>
+      </w:r>
+    </w:p>
+    <w:p>
+      <w:pPr>
+        <w:pStyle w:val="SourceCode"/>
+      </w:pPr>
+      <w:r>
+        <w:rPr>
+          <w:rStyle w:val="VerbatimChar"/>
+          <w:rFonts w:ascii="Consolas" w:hAnsi="Consolas"/>
+        </w:rPr>
+        <w:t xml:space="preserve">                 </w:t>
+      </w:r>
+    </w:p>
+    <w:p>
+      <w:pPr>
+        <w:pStyle w:val="SourceCode"/>
+      </w:pPr>
+      <w:r>
+        <w:rPr>
+          <w:rStyle w:val="VerbatimChar"/>
+          <w:rFonts w:ascii="Consolas" w:hAnsi="Consolas"/>
+        </w:rPr>
+        <w:t xml:space="preserve">      AST Parsing Engine                Rule Matching Engine          Constant Propagation &amp;      </w:t>
+      </w:r>
+    </w:p>
+    <w:p>
+      <w:pPr>
+        <w:pStyle w:val="SourceCode"/>
+      </w:pPr>
+      <w:r>
+        <w:rPr>
+          <w:rStyle w:val="VerbatimChar"/>
+          <w:rFonts w:ascii="Consolas" w:hAnsi="Consolas"/>
+        </w:rPr>
+        <w:t xml:space="preserve">      (Tree-sitter / Py-AST)    (Semgrep &amp; Crypistry)     Local Type Inference        </w:t>
+      </w:r>
+    </w:p>
+    <w:p>
+      <w:pPr>
+        <w:pStyle w:val="SourceCode"/>
+      </w:pPr>
+      <w:r>
+        <w:rPr>
+          <w:rStyle w:val="VerbatimChar"/>
+          <w:rFonts w:ascii="Consolas" w:hAnsi="Consolas"/>
+        </w:rPr>
+        <w:t xml:space="preserve">                 </w:t>
+      </w:r>
+    </w:p>
+    <w:p>
+      <w:pPr>
+        <w:pStyle w:val="SourceCode"/>
+      </w:pPr>
+    </w:p>
+    <w:p>
+      <w:pPr>
+        <w:pStyle w:val="SourceCode"/>
+      </w:pPr>
+      <w:r>
+        <w:rPr>
+          <w:rStyle w:val="VerbatimChar"/>
+          <w:rFonts w:ascii="Consolas" w:hAnsi="Consolas"/>
+        </w:rPr>
+        <w:t xml:space="preserve">                                                                                         Discovered Assets</w:t>
+      </w:r>
+    </w:p>
+    <w:p>
+      <w:pPr>
+        <w:pStyle w:val="SourceCode"/>
+      </w:pPr>
+      <w:r>
+        <w:rPr>
+          <w:rStyle w:val="VerbatimChar"/>
+          <w:rFonts w:ascii="Consolas" w:hAnsi="Consolas"/>
+        </w:rPr>
+        <w:t xml:space="preserve">                                                                                        </w:t>
+      </w:r>
+    </w:p>
+    <w:p>
+      <w:pPr>
+        <w:pStyle w:val="SourceCode"/>
+      </w:pPr>
+    </w:p>
+    <w:p>
+      <w:pPr>
+        <w:pStyle w:val="SourceCode"/>
+      </w:pPr>
+      <w:r>
+        <w:rPr>
+          <w:rStyle w:val="VerbatimChar"/>
+          <w:rFonts w:ascii="Consolas" w:hAnsi="Consolas"/>
+        </w:rPr>
+        <w:t xml:space="preserve"> STAGE 2: INTER-PROCEDURAL SEMANTIC BINDING &amp; RETENTION INFERENCE (Core Innovation N1)                   </w:t>
+      </w:r>
+    </w:p>
+    <w:p>
+      <w:pPr>
+        <w:pStyle w:val="SourceCode"/>
+      </w:pPr>
+      <w:r>
+        <w:rPr>
+          <w:rStyle w:val="VerbatimChar"/>
+          <w:rFonts w:ascii="Consolas" w:hAnsi="Consolas"/>
+        </w:rPr>
+        <w:t xml:space="preserve">                                                                                                        </w:t>
+      </w:r>
+    </w:p>
+    <w:p>
+      <w:pPr>
+        <w:pStyle w:val="SourceCode"/>
+      </w:pPr>
+      <w:r>
+        <w:rPr>
+          <w:rStyle w:val="VerbatimChar"/>
+          <w:rFonts w:ascii="Consolas" w:hAnsi="Consolas"/>
+        </w:rPr>
+        <w:t xml:space="preserve">                 </w:t>
+      </w:r>
+    </w:p>
+    <w:p>
+      <w:pPr>
+        <w:pStyle w:val="SourceCode"/>
+      </w:pPr>
+      <w:r>
+        <w:rPr>
+          <w:rStyle w:val="VerbatimChar"/>
+          <w:rFonts w:ascii="Consolas" w:hAnsi="Consolas"/>
+        </w:rPr>
+        <w:t xml:space="preserve">    Backward Taint Engine            Forward Taint Engine             Retention Extractor         </w:t>
+      </w:r>
+    </w:p>
+    <w:p>
+      <w:pPr>
+        <w:pStyle w:val="SourceCode"/>
+      </w:pPr>
+      <w:r>
+        <w:rPr>
+          <w:rStyle w:val="VerbatimChar"/>
+          <w:rFonts w:ascii="Consolas" w:hAnsi="Consolas"/>
+        </w:rPr>
+        <w:t xml:space="preserve">    Plaintext/Key  Source           Ciphertext  Sink &amp; Exp.         DDL / TTL / S3 Policies     </w:t>
+      </w:r>
+    </w:p>
+    <w:p>
+      <w:pPr>
+        <w:pStyle w:val="SourceCode"/>
+      </w:pPr>
+      <w:r>
+        <w:rPr>
+          <w:rStyle w:val="VerbatimChar"/>
+          <w:rFonts w:ascii="Consolas" w:hAnsi="Consolas"/>
+        </w:rPr>
+        <w:t xml:space="preserve">    (DB, Secret, Form, Token)        (Object, DB, Cache, Net)         (Observed vs Prior)         </w:t>
+      </w:r>
+    </w:p>
+    <w:p>
+      <w:pPr>
+        <w:pStyle w:val="SourceCode"/>
+      </w:pPr>
+      <w:r>
+        <w:rPr>
+          <w:rStyle w:val="VerbatimChar"/>
+          <w:rFonts w:ascii="Consolas" w:hAnsi="Consolas"/>
+        </w:rPr>
+        <w:t xml:space="preserve">                 </w:t>
+      </w:r>
+    </w:p>
+    <w:p>
+      <w:pPr>
+        <w:pStyle w:val="SourceCode"/>
+      </w:pPr>
+      <w:r>
+        <w:rPr>
+          <w:rStyle w:val="VerbatimChar"/>
+          <w:rFonts w:ascii="Consolas" w:hAnsi="Consolas"/>
+        </w:rPr>
+        <w:t xml:space="preserve">                                             </w:t>
+      </w:r>
+    </w:p>
+    <w:p>
+      <w:pPr>
+        <w:pStyle w:val="SourceCode"/>
+      </w:pPr>
+      <w:r>
+        <w:rPr>
+          <w:rStyle w:val="VerbatimChar"/>
+          <w:rFonts w:ascii="Consolas" w:hAnsi="Consolas"/>
+        </w:rPr>
+        <w:t xml:space="preserve">                                                                                                     </w:t>
+      </w:r>
+    </w:p>
+    <w:p>
+      <w:pPr>
+        <w:pStyle w:val="SourceCode"/>
+      </w:pPr>
+      <w:r>
+        <w:rPr>
+          <w:rStyle w:val="VerbatimChar"/>
+          <w:rFonts w:ascii="Consolas" w:hAnsi="Consolas"/>
+        </w:rPr>
+        <w:t xml:space="preserve">                                                                  </w:t>
+      </w:r>
+    </w:p>
+    <w:p>
+      <w:pPr>
+        <w:pStyle w:val="SourceCode"/>
+      </w:pPr>
+      <w:r>
+        <w:rPr>
+          <w:rStyle w:val="VerbatimChar"/>
+          <w:rFonts w:ascii="Consolas" w:hAnsi="Consolas"/>
+        </w:rPr>
+        <w:t xml:space="preserve">                                     Enriched Semantic Data Paths                                     </w:t>
+      </w:r>
+    </w:p>
+    <w:p>
+      <w:pPr>
+        <w:pStyle w:val="SourceCode"/>
+      </w:pPr>
+      <w:r>
+        <w:rPr>
+          <w:rStyle w:val="VerbatimChar"/>
+          <w:rFonts w:ascii="Consolas" w:hAnsi="Consolas"/>
+        </w:rPr>
+        <w:t xml:space="preserve">                                                                  </w:t>
+      </w:r>
+    </w:p>
+    <w:p>
+      <w:pPr>
+        <w:pStyle w:val="SourceCode"/>
+      </w:pPr>
+    </w:p>
+    <w:p>
+      <w:pPr>
+        <w:pStyle w:val="SourceCode"/>
+      </w:pPr>
+      <w:r>
+        <w:rPr>
+          <w:rStyle w:val="VerbatimChar"/>
+          <w:rFonts w:ascii="Consolas" w:hAnsi="Consolas"/>
+        </w:rPr>
+        <w:t xml:space="preserve">                                                      Data Paths (Source, Sink, Retention, Exposure)</w:t>
+      </w:r>
+    </w:p>
+    <w:p>
+      <w:pPr>
+        <w:pStyle w:val="SourceCode"/>
+      </w:pPr>
+      <w:r>
+        <w:rPr>
+          <w:rStyle w:val="VerbatimChar"/>
+          <w:rFonts w:ascii="Consolas" w:hAnsi="Consolas"/>
+        </w:rPr>
+        <w:t xml:space="preserve">                                                     </w:t>
+      </w:r>
+    </w:p>
+    <w:p>
+      <w:pPr>
+        <w:pStyle w:val="SourceCode"/>
+      </w:pPr>
+    </w:p>
+    <w:p>
+      <w:pPr>
+        <w:pStyle w:val="SourceCode"/>
+      </w:pPr>
+      <w:r>
+        <w:rPr>
+          <w:rStyle w:val="VerbatimChar"/>
+          <w:rFonts w:ascii="Consolas" w:hAnsi="Consolas"/>
+        </w:rPr>
+        <w:t xml:space="preserve"> STAGE 3: PRIORITISATION, SCORING &amp; CONTEXT NOISE SUPPRESSION (Innovations N2, N3)                       </w:t>
+      </w:r>
+    </w:p>
+    <w:p>
+      <w:pPr>
+        <w:pStyle w:val="SourceCode"/>
+      </w:pPr>
+      <w:r>
+        <w:rPr>
+          <w:rStyle w:val="VerbatimChar"/>
+          <w:rFonts w:ascii="Consolas" w:hAnsi="Consolas"/>
+        </w:rPr>
+        <w:t xml:space="preserve">                                                                                                        </w:t>
+      </w:r>
+    </w:p>
+    <w:p>
+      <w:pPr>
+        <w:pStyle w:val="SourceCode"/>
+      </w:pPr>
+      <w:r>
+        <w:rPr>
+          <w:rStyle w:val="VerbatimChar"/>
+          <w:rFonts w:ascii="Consolas" w:hAnsi="Consolas"/>
+        </w:rPr>
+        <w:t xml:space="preserve">            </w:t>
+      </w:r>
+    </w:p>
+    <w:p>
+      <w:pPr>
+        <w:pStyle w:val="SourceCode"/>
+      </w:pPr>
+      <w:r>
+        <w:rPr>
+          <w:rStyle w:val="VerbatimChar"/>
+          <w:rFonts w:ascii="Consolas" w:hAnsi="Consolas"/>
+        </w:rPr>
+        <w:t xml:space="preserve">               HNDL Exposure Scoring Engine                      Context-Based Noise Suppression    </w:t>
+      </w:r>
+    </w:p>
+    <w:p>
+      <w:pPr>
+        <w:pStyle w:val="SourceCode"/>
+      </w:pPr>
+      <w:r>
+        <w:rPr>
+          <w:rStyle w:val="VerbatimChar"/>
+          <w:rFonts w:ascii="Consolas" w:hAnsi="Consolas"/>
+        </w:rPr>
+        <w:t xml:space="preserve">     Exposure(p) = w_rR(p)  w_eE(p)  w_aA(p)  w_kK         Filter non-security hashes         </w:t>
+      </w:r>
+    </w:p>
+    <w:p>
+      <w:pPr>
+        <w:pStyle w:val="SourceCode"/>
+      </w:pPr>
+      <w:r>
+        <w:rPr>
+          <w:rStyle w:val="VerbatimChar"/>
+          <w:rFonts w:ascii="Consolas" w:hAnsi="Consolas"/>
+        </w:rPr>
+        <w:t xml:space="preserve">     Mosca Breach Evaluation: (x + y &gt; z)                        (ETags, Cache Keys, Checksums)     </w:t>
+      </w:r>
+    </w:p>
+    <w:p>
+      <w:pPr>
+        <w:pStyle w:val="SourceCode"/>
+      </w:pPr>
+      <w:r>
+        <w:rPr>
+          <w:rStyle w:val="VerbatimChar"/>
+          <w:rFonts w:ascii="Consolas" w:hAnsi="Consolas"/>
+        </w:rPr>
+        <w:t xml:space="preserve">            </w:t>
+      </w:r>
+    </w:p>
+    <w:p>
+      <w:pPr>
+        <w:pStyle w:val="SourceCode"/>
+      </w:pPr>
+    </w:p>
+    <w:p>
+      <w:pPr>
+        <w:pStyle w:val="SourceCode"/>
+      </w:pPr>
+      <w:r>
+        <w:rPr>
+          <w:rStyle w:val="VerbatimChar"/>
+          <w:rFonts w:ascii="Consolas" w:hAnsi="Consolas"/>
+        </w:rPr>
+        <w:t xml:space="preserve">                                                                                   </w:t>
+      </w:r>
+    </w:p>
+    <w:p>
+      <w:pPr>
+        <w:pStyle w:val="SourceCode"/>
+      </w:pPr>
+      <w:r>
+        <w:rPr>
+          <w:rStyle w:val="VerbatimChar"/>
+          <w:rFonts w:ascii="Consolas" w:hAnsi="Consolas"/>
+        </w:rPr>
+        <w:t xml:space="preserve">                                </w:t>
+      </w:r>
+    </w:p>
+    <w:p>
+      <w:pPr>
+        <w:pStyle w:val="SourceCode"/>
+      </w:pPr>
+      <w:r>
+        <w:rPr>
+          <w:rStyle w:val="VerbatimChar"/>
+          <w:rFonts w:ascii="Consolas" w:hAnsi="Consolas"/>
+        </w:rPr>
+        <w:t xml:space="preserve">                                                        </w:t>
+      </w:r>
+    </w:p>
+    <w:p>
+      <w:pPr>
+        <w:pStyle w:val="SourceCode"/>
+      </w:pPr>
+    </w:p>
+    <w:p>
+      <w:pPr>
+        <w:pStyle w:val="SourceCode"/>
+      </w:pPr>
+      <w:r>
+        <w:rPr>
+          <w:rStyle w:val="VerbatimChar"/>
+          <w:rFonts w:ascii="Consolas" w:hAnsi="Consolas"/>
+        </w:rPr>
+        <w:t xml:space="preserve"> STAGE 4: HYBRID PATCH SYNTHESIS &amp; DIFFERENTIAL VERIFICATION HARNESS (Innovation N4)                    </w:t>
+      </w:r>
+    </w:p>
+    <w:p>
+      <w:pPr>
+        <w:pStyle w:val="SourceCode"/>
+      </w:pPr>
+      <w:r>
+        <w:rPr>
+          <w:rStyle w:val="VerbatimChar"/>
+          <w:rFonts w:ascii="Consolas" w:hAnsi="Consolas"/>
+        </w:rPr>
+        <w:t xml:space="preserve">                                                                                                        </w:t>
+      </w:r>
+    </w:p>
+    <w:p>
+      <w:pPr>
+        <w:pStyle w:val="SourceCode"/>
+      </w:pPr>
+      <w:r>
+        <w:rPr>
+          <w:rStyle w:val="VerbatimChar"/>
+          <w:rFonts w:ascii="Consolas" w:hAnsi="Consolas"/>
+        </w:rPr>
+        <w:t xml:space="preserve">            </w:t>
+      </w:r>
+    </w:p>
+    <w:p>
+      <w:pPr>
+        <w:pStyle w:val="SourceCode"/>
+      </w:pPr>
+      <w:r>
+        <w:rPr>
+          <w:rStyle w:val="VerbatimChar"/>
+          <w:rFonts w:ascii="Consolas" w:hAnsi="Consolas"/>
+        </w:rPr>
+        <w:t xml:space="preserve">    Template-Constrained PQC                             3-Gate Verification                        </w:t>
+      </w:r>
+    </w:p>
+    <w:p>
+      <w:pPr>
+        <w:pStyle w:val="SourceCode"/>
+      </w:pPr>
+      <w:r>
+        <w:rPr>
+          <w:rStyle w:val="VerbatimChar"/>
+          <w:rFonts w:ascii="Consolas" w:hAnsi="Consolas"/>
+        </w:rPr>
+        <w:t xml:space="preserve">    Code Synthesis (liboqs)     [Gate 1] Differential Equivalence Engine                      </w:t>
+      </w:r>
+    </w:p>
+    <w:p>
+      <w:pPr>
+        <w:pStyle w:val="SourceCode"/>
+      </w:pPr>
+      <w:r>
+        <w:rPr>
+          <w:rStyle w:val="VerbatimChar"/>
+          <w:rFonts w:ascii="Consolas" w:hAnsi="Consolas"/>
+        </w:rPr>
+        <w:t xml:space="preserve">    (X25519 + ML-KEM Hybrid)          [Gate 2] Property Tests (Tamper / Wrong-Key / Downgrade)      </w:t>
+      </w:r>
+    </w:p>
+    <w:p>
+      <w:pPr>
+        <w:pStyle w:val="SourceCode"/>
+      </w:pPr>
+      <w:r>
+        <w:rPr>
+          <w:rStyle w:val="VerbatimChar"/>
+          <w:rFonts w:ascii="Consolas" w:hAnsi="Consolas"/>
+        </w:rPr>
+        <w:t xml:space="preserve">           [Gate 3] Interoperability &amp; Downgrade Resilience Check        </w:t>
+      </w:r>
+    </w:p>
+    <w:p>
+      <w:pPr>
+        <w:pStyle w:val="SourceCode"/>
+      </w:pPr>
+      <w:r>
+        <w:rPr>
+          <w:rStyle w:val="VerbatimChar"/>
+          <w:rFonts w:ascii="Consolas" w:hAnsi="Consolas"/>
+        </w:rPr>
+        <w:t xml:space="preserve">                                         </w:t>
+      </w:r>
+    </w:p>
+    <w:p>
+      <w:pPr>
+        <w:pStyle w:val="SourceCode"/>
+      </w:pPr>
+    </w:p>
+    <w:p>
+      <w:pPr>
+        <w:pStyle w:val="SourceCode"/>
+      </w:pPr>
+      <w:r>
+        <w:rPr>
+          <w:rStyle w:val="VerbatimChar"/>
+          <w:rFonts w:ascii="Consolas" w:hAnsi="Consolas"/>
+        </w:rPr>
+        <w:t xml:space="preserve">                                                                       Verified Patches</w:t>
+      </w:r>
+    </w:p>
+    <w:p>
+      <w:pPr>
+        <w:pStyle w:val="SourceCode"/>
+      </w:pPr>
+      <w:r>
+        <w:rPr>
+          <w:rStyle w:val="VerbatimChar"/>
+          <w:rFonts w:ascii="Consolas" w:hAnsi="Consolas"/>
+        </w:rPr>
+        <w:t xml:space="preserve">                                                                      </w:t>
+      </w:r>
+    </w:p>
+    <w:p>
+      <w:pPr>
+        <w:pStyle w:val="SourceCode"/>
+      </w:pPr>
+      <w:r>
+        <w:rPr>
+          <w:rStyle w:val="VerbatimChar"/>
+          <w:rFonts w:ascii="Consolas" w:hAnsi="Consolas"/>
+        </w:rPr>
+        <w:t xml:space="preserve">                    </w:t>
+      </w:r>
+    </w:p>
+    <w:p>
+      <w:pPr>
+        <w:pStyle w:val="SourceCode"/>
+      </w:pPr>
+      <w:r>
+        <w:rPr>
+          <w:rStyle w:val="VerbatimChar"/>
+          <w:rFonts w:ascii="Consolas" w:hAnsi="Consolas"/>
+        </w:rPr>
+        <w:t xml:space="preserve">                                          Deliverables                      </w:t>
+      </w:r>
+    </w:p>
+    <w:p>
+      <w:pPr>
+        <w:pStyle w:val="SourceCode"/>
+      </w:pPr>
+      <w:r>
+        <w:rPr>
+          <w:rStyle w:val="VerbatimChar"/>
+          <w:rFonts w:ascii="Consolas" w:hAnsi="Consolas"/>
+        </w:rPr>
+        <w:t xml:space="preserve">                       1. Enriched CycloneDX 1.6 CBOM (JSON/XML)            </w:t>
+      </w:r>
+    </w:p>
+    <w:p>
+      <w:pPr>
+        <w:pStyle w:val="SourceCode"/>
+      </w:pPr>
+      <w:r>
+        <w:rPr>
+          <w:rStyle w:val="VerbatimChar"/>
+          <w:rFonts w:ascii="Consolas" w:hAnsi="Consolas"/>
+        </w:rPr>
+        <w:t xml:space="preserve">                       2. Ranked Remediation Backlog (CLI / CI Reports)     </w:t>
+      </w:r>
+    </w:p>
+    <w:p>
+      <w:pPr>
+        <w:pStyle w:val="SourceCode"/>
+      </w:pPr>
+      <w:r>
+        <w:rPr>
+          <w:rStyle w:val="VerbatimChar"/>
+          <w:rFonts w:ascii="Consolas" w:hAnsi="Consolas"/>
+        </w:rPr>
+        <w:t xml:space="preserve">                       3. Verified Hybrid Post-Quantum Pull Requests        </w:t>
+      </w:r>
+    </w:p>
+    <w:p>
+      <w:pPr>
+        <w:pStyle w:val="SourceCode"/>
+      </w:pPr>
+      <w:r>
+        <w:rPr>
+          <w:rStyle w:val="VerbatimChar"/>
+          <w:rFonts w:ascii="Consolas" w:hAnsi="Consolas"/>
+        </w:rPr>
+        <w:t xml:space="preserve">                    </w:t>
       </w:r>
     </w:p>
     <w:p>
@@ -6278,7 +5982,7 @@
         <w:pStyle w:val="Heading2"/>
       </w:pPr>
       <w:r>
-        <w:t xml:space="preserve">6. Component &amp; Tool Selection with Technical Justification (Rubric Parameter 3 — 3 Marks)</w:t>
+        <w:t xml:space="preserve">6. Component &amp; Tool Selection with Technical Justification (Rubric Parameter 3  3 Marks)</w:t>
       </w:r>
     </w:p>
     <w:p>
@@ -7435,7 +7139,7 @@
         <w:pStyle w:val="Heading2"/>
       </w:pPr>
       <w:r>
-        <w:t xml:space="preserve">7. Initial Prototype &amp; Module Development (~20% Proof-of-Concept) (Rubric Parameter 4 — 3 Marks)</w:t>
+        <w:t xml:space="preserve">7. Initial Prototype &amp; Module Development (~20% Proof-of-Concept) (Rubric Parameter 4  3 Marks)</w:t>
       </w:r>
     </w:p>
     <w:p>
@@ -7485,79 +7189,79 @@
           <w:rStyle w:val="VerbatimChar"/>
           <w:rFonts w:ascii="Consolas" w:hAnsi="Consolas"/>
         </w:rPr>
-        <w:t xml:space="preserve">├── __init__.py           # Package versioning (0.2.0-review2)</w:t>
-      </w:r>
-    </w:p>
-    <w:p>
-      <w:pPr>
-        <w:pStyle w:val="SourceCode"/>
-      </w:pPr>
-      <w:r>
-        <w:rPr>
-          <w:rStyle w:val="VerbatimChar"/>
-          <w:rFonts w:ascii="Consolas" w:hAnsi="Consolas"/>
-        </w:rPr>
-        <w:t xml:space="preserve">├── models.py             # Domain data models (CryptoInvocation, DataPath, HNDLScore, CBOM)</w:t>
-      </w:r>
-    </w:p>
-    <w:p>
-      <w:pPr>
-        <w:pStyle w:val="SourceCode"/>
-      </w:pPr>
-      <w:r>
-        <w:rPr>
-          <w:rStyle w:val="VerbatimChar"/>
-          <w:rFonts w:ascii="Consolas" w:hAnsi="Consolas"/>
-        </w:rPr>
-        <w:t xml:space="preserve">├── discovery.py          # Stage 1: AST Cryptographic Discovery Engine</w:t>
-      </w:r>
-    </w:p>
-    <w:p>
-      <w:pPr>
-        <w:pStyle w:val="SourceCode"/>
-      </w:pPr>
-      <w:r>
-        <w:rPr>
-          <w:rStyle w:val="VerbatimChar"/>
-          <w:rFonts w:ascii="Consolas" w:hAnsi="Consolas"/>
-        </w:rPr>
-        <w:t xml:space="preserve">├── dataflow.py           # Stage 2: Backward &amp; Forward Taint Analyzer + Retention Extractor</w:t>
-      </w:r>
-    </w:p>
-    <w:p>
-      <w:pPr>
-        <w:pStyle w:val="SourceCode"/>
-      </w:pPr>
-      <w:r>
-        <w:rPr>
-          <w:rStyle w:val="VerbatimChar"/>
-          <w:rFonts w:ascii="Consolas" w:hAnsi="Consolas"/>
-        </w:rPr>
-        <w:t xml:space="preserve">├── scorer.py             # Stage 3: HNDL Exposure Scoring &amp; Noise Suppression Engine</w:t>
-      </w:r>
-    </w:p>
-    <w:p>
-      <w:pPr>
-        <w:pStyle w:val="SourceCode"/>
-      </w:pPr>
-      <w:r>
-        <w:rPr>
-          <w:rStyle w:val="VerbatimChar"/>
-          <w:rFonts w:ascii="Consolas" w:hAnsi="Consolas"/>
-        </w:rPr>
-        <w:t xml:space="preserve">├── cbom.py               # CycloneDX 1.6 CBOM Serializer with Dataflow Extensions</w:t>
-      </w:r>
-    </w:p>
-    <w:p>
-      <w:pPr>
-        <w:pStyle w:val="SourceCode"/>
-      </w:pPr>
-      <w:r>
-        <w:rPr>
-          <w:rStyle w:val="VerbatimChar"/>
-          <w:rFonts w:ascii="Consolas" w:hAnsi="Consolas"/>
-        </w:rPr>
-        <w:t xml:space="preserve">└── cli.py                # Command-line interface and formatted risk reporting</w:t>
+        <w:t xml:space="preserve"> __init__.py           # Package versioning (0.2.0-review2)</w:t>
+      </w:r>
+    </w:p>
+    <w:p>
+      <w:pPr>
+        <w:pStyle w:val="SourceCode"/>
+      </w:pPr>
+      <w:r>
+        <w:rPr>
+          <w:rStyle w:val="VerbatimChar"/>
+          <w:rFonts w:ascii="Consolas" w:hAnsi="Consolas"/>
+        </w:rPr>
+        <w:t xml:space="preserve"> models.py             # Domain data models (CryptoInvocation, DataPath, HNDLScore, CBOM)</w:t>
+      </w:r>
+    </w:p>
+    <w:p>
+      <w:pPr>
+        <w:pStyle w:val="SourceCode"/>
+      </w:pPr>
+      <w:r>
+        <w:rPr>
+          <w:rStyle w:val="VerbatimChar"/>
+          <w:rFonts w:ascii="Consolas" w:hAnsi="Consolas"/>
+        </w:rPr>
+        <w:t xml:space="preserve"> discovery.py          # Stage 1: AST Cryptographic Discovery Engine</w:t>
+      </w:r>
+    </w:p>
+    <w:p>
+      <w:pPr>
+        <w:pStyle w:val="SourceCode"/>
+      </w:pPr>
+      <w:r>
+        <w:rPr>
+          <w:rStyle w:val="VerbatimChar"/>
+          <w:rFonts w:ascii="Consolas" w:hAnsi="Consolas"/>
+        </w:rPr>
+        <w:t xml:space="preserve"> dataflow.py           # Stage 2: Backward &amp; Forward Taint Analyzer + Retention Extractor</w:t>
+      </w:r>
+    </w:p>
+    <w:p>
+      <w:pPr>
+        <w:pStyle w:val="SourceCode"/>
+      </w:pPr>
+      <w:r>
+        <w:rPr>
+          <w:rStyle w:val="VerbatimChar"/>
+          <w:rFonts w:ascii="Consolas" w:hAnsi="Consolas"/>
+        </w:rPr>
+        <w:t xml:space="preserve"> scorer.py             # Stage 3: HNDL Exposure Scoring &amp; Noise Suppression Engine</w:t>
+      </w:r>
+    </w:p>
+    <w:p>
+      <w:pPr>
+        <w:pStyle w:val="SourceCode"/>
+      </w:pPr>
+      <w:r>
+        <w:rPr>
+          <w:rStyle w:val="VerbatimChar"/>
+          <w:rFonts w:ascii="Consolas" w:hAnsi="Consolas"/>
+        </w:rPr>
+        <w:t xml:space="preserve"> cbom.py               # CycloneDX 1.6 CBOM Serializer with Dataflow Extensions</w:t>
+      </w:r>
+    </w:p>
+    <w:p>
+      <w:pPr>
+        <w:pStyle w:val="SourceCode"/>
+      </w:pPr>
+      <w:r>
+        <w:rPr>
+          <w:rStyle w:val="VerbatimChar"/>
+          <w:rFonts w:ascii="Consolas" w:hAnsi="Consolas"/>
+        </w:rPr>
+        <w:t xml:space="preserve"> cli.py                # Command-line interface and formatted risk reporting</w:t>
       </w:r>
     </w:p>
     <w:p>
@@ -7885,7 +7589,7 @@
           <w:rStyle w:val="VerbatimChar"/>
           <w:rFonts w:ascii="Consolas" w:hAnsi="Consolas"/>
         </w:rPr>
-        <w:t xml:space="preserve">🔍 Discovered 3 cryptographic invocation(s).</w:t>
+        <w:t xml:space="preserve"> Discovered 3 cryptographic invocation(s).</w:t>
       </w:r>
     </w:p>
     <w:p>
@@ -7991,72 +7695,72 @@
           <w:rStyle w:val="VerbatimChar"/>
           <w:rFonts w:ascii="Consolas" w:hAnsi="Consolas"/>
         </w:rPr>
-        <w:t xml:space="preserve">📊 Summary Metrics:</w:t>
-      </w:r>
-    </w:p>
-    <w:p>
-      <w:pPr>
-        <w:pStyle w:val="SourceCode"/>
-      </w:pPr>
-      <w:r>
-        <w:rPr>
-          <w:rStyle w:val="VerbatimChar"/>
-          <w:rFonts w:ascii="Consolas" w:hAnsi="Consolas"/>
-        </w:rPr>
-        <w:t xml:space="preserve">  • Total Call Sites Discovered: 3</w:t>
-      </w:r>
-    </w:p>
-    <w:p>
-      <w:pPr>
-        <w:pStyle w:val="SourceCode"/>
-      </w:pPr>
-      <w:r>
-        <w:rPr>
-          <w:rStyle w:val="VerbatimChar"/>
-          <w:rFonts w:ascii="Consolas" w:hAnsi="Consolas"/>
-        </w:rPr>
-        <w:t xml:space="preserve">  • Actionable Candidates:       2</w:t>
-      </w:r>
-    </w:p>
-    <w:p>
-      <w:pPr>
-        <w:pStyle w:val="SourceCode"/>
-      </w:pPr>
-      <w:r>
-        <w:rPr>
-          <w:rStyle w:val="VerbatimChar"/>
-          <w:rFonts w:ascii="Consolas" w:hAnsi="Consolas"/>
-        </w:rPr>
-        <w:t xml:space="preserve">  • Context-Suppressed Findings: 1 (Noise Filtered: 33.3%)</w:t>
-      </w:r>
-    </w:p>
-    <w:p>
-      <w:pPr>
-        <w:pStyle w:val="SourceCode"/>
-      </w:pPr>
-      <w:r>
-        <w:rPr>
-          <w:rStyle w:val="VerbatimChar"/>
-          <w:rFonts w:ascii="Consolas" w:hAnsi="Consolas"/>
-        </w:rPr>
-        <w:t xml:space="preserve">  • Mosca's Inequality Breaches: 1 (Immediate PQC remediation needed)</w:t>
-      </w:r>
-    </w:p>
-    <w:p>
-      <w:pPr>
-        <w:pStyle w:val="SourceCode"/>
-      </w:pPr>
-    </w:p>
-    <w:p>
-      <w:pPr>
-        <w:pStyle w:val="SourceCode"/>
-      </w:pPr>
-      <w:r>
-        <w:rPr>
-          <w:rStyle w:val="VerbatimChar"/>
-          <w:rFonts w:ascii="Consolas" w:hAnsi="Consolas"/>
-        </w:rPr>
-        <w:t xml:space="preserve">📦 Successfully exported enriched CycloneDX 1.6 CBOM to: examples/sample_cbom.json</w:t>
+        <w:t xml:space="preserve">[DATA] Summary Metrics:</w:t>
+      </w:r>
+    </w:p>
+    <w:p>
+      <w:pPr>
+        <w:pStyle w:val="SourceCode"/>
+      </w:pPr>
+      <w:r>
+        <w:rPr>
+          <w:rStyle w:val="VerbatimChar"/>
+          <w:rFonts w:ascii="Consolas" w:hAnsi="Consolas"/>
+        </w:rPr>
+        <w:t xml:space="preserve">   Total Call Sites Discovered: 3</w:t>
+      </w:r>
+    </w:p>
+    <w:p>
+      <w:pPr>
+        <w:pStyle w:val="SourceCode"/>
+      </w:pPr>
+      <w:r>
+        <w:rPr>
+          <w:rStyle w:val="VerbatimChar"/>
+          <w:rFonts w:ascii="Consolas" w:hAnsi="Consolas"/>
+        </w:rPr>
+        <w:t xml:space="preserve">   Actionable Candidates:       2</w:t>
+      </w:r>
+    </w:p>
+    <w:p>
+      <w:pPr>
+        <w:pStyle w:val="SourceCode"/>
+      </w:pPr>
+      <w:r>
+        <w:rPr>
+          <w:rStyle w:val="VerbatimChar"/>
+          <w:rFonts w:ascii="Consolas" w:hAnsi="Consolas"/>
+        </w:rPr>
+        <w:t xml:space="preserve">   Context-Suppressed Findings: 1 (Noise Filtered: 33.3%)</w:t>
+      </w:r>
+    </w:p>
+    <w:p>
+      <w:pPr>
+        <w:pStyle w:val="SourceCode"/>
+      </w:pPr>
+      <w:r>
+        <w:rPr>
+          <w:rStyle w:val="VerbatimChar"/>
+          <w:rFonts w:ascii="Consolas" w:hAnsi="Consolas"/>
+        </w:rPr>
+        <w:t xml:space="preserve">   Mosca's Inequality Breaches: 1 (Immediate PQC remediation needed)</w:t>
+      </w:r>
+    </w:p>
+    <w:p>
+      <w:pPr>
+        <w:pStyle w:val="SourceCode"/>
+      </w:pPr>
+    </w:p>
+    <w:p>
+      <w:pPr>
+        <w:pStyle w:val="SourceCode"/>
+      </w:pPr>
+      <w:r>
+        <w:rPr>
+          <w:rStyle w:val="VerbatimChar"/>
+          <w:rFonts w:ascii="Consolas" w:hAnsi="Consolas"/>
+        </w:rPr>
+        <w:t xml:space="preserve"> Successfully exported enriched CycloneDX 1.6 CBOM to: examples/sample_cbom.json</w:t>
       </w:r>
     </w:p>
     <w:p>
@@ -8389,6 +8093,147 @@
       </w:pPr>
       <w:r>
         <w:t xml:space="preserve">7.5 Interactive Web Dashboard &amp; Full-Stack REST API</w:t>
+      </w:r>
+    </w:p>
+    <w:p>
+      <w:pPr>
+        <w:pStyle w:val="BodyText"/>
+      </w:pPr>
+      <w:r>
+        <w:t xml:space="preserve">To ensure usability beyond command-line interfaces, we engineered a full-stack dashboard (</w:t>
+      </w:r>
+      <w:r>
+        <w:rPr>
+          <w:rStyle w:val="VerbatimChar"/>
+          <w:rFonts w:ascii="Consolas" w:hAnsi="Consolas"/>
+        </w:rPr>
+        <w:t xml:space="preserve">src/crypto_agility_copilot/web/</w:t>
+      </w:r>
+      <w:r>
+        <w:t xml:space="preserve">):</w:t>
+      </w:r>
+    </w:p>
+    <w:p>
+      <w:pPr>
+        <w:pStyle w:val="Compact"/>
+      </w:pPr>
+      <w:r>
+        <w:t xml:space="preserve">• </w:t>
+      </w:r>
+      <w:r>
+        <w:rPr>
+          <w:b/>
+        </w:rPr>
+        <w:t xml:space="preserve">Backend:</w:t>
+      </w:r>
+      <w:r>
+        <w:t xml:space="preserve"> A Python </w:t>
+      </w:r>
+      <w:r>
+        <w:rPr>
+          <w:rStyle w:val="VerbatimChar"/>
+          <w:rFonts w:ascii="Consolas" w:hAnsi="Consolas"/>
+        </w:rPr>
+        <w:t xml:space="preserve">http.server</w:t>
+      </w:r>
+      <w:r>
+        <w:t xml:space="preserve"> REST API (</w:t>
+      </w:r>
+      <w:r>
+        <w:rPr>
+          <w:rStyle w:val="VerbatimChar"/>
+          <w:rFonts w:ascii="Consolas" w:hAnsi="Consolas"/>
+        </w:rPr>
+        <w:t xml:space="preserve">server.py</w:t>
+      </w:r>
+      <w:r>
+        <w:t xml:space="preserve">) serving endpoints like </w:t>
+      </w:r>
+      <w:r>
+        <w:rPr>
+          <w:rStyle w:val="VerbatimChar"/>
+          <w:rFonts w:ascii="Consolas" w:hAnsi="Consolas"/>
+        </w:rPr>
+        <w:t xml:space="preserve">/api/scan</w:t>
+      </w:r>
+      <w:r>
+        <w:t xml:space="preserve"> and </w:t>
+      </w:r>
+      <w:r>
+        <w:rPr>
+          <w:rStyle w:val="VerbatimChar"/>
+          <w:rFonts w:ascii="Consolas" w:hAnsi="Consolas"/>
+        </w:rPr>
+        <w:t xml:space="preserve">/api/simulate-mosca</w:t>
+      </w:r>
+      <w:r>
+        <w:t xml:space="preserve">.</w:t>
+      </w:r>
+    </w:p>
+    <w:p>
+      <w:pPr>
+        <w:pStyle w:val="Compact"/>
+      </w:pPr>
+      <w:r>
+        <w:t xml:space="preserve">• </w:t>
+      </w:r>
+      <w:r>
+        <w:rPr>
+          <w:b/>
+        </w:rPr>
+        <w:t xml:space="preserve">Frontend:</w:t>
+      </w:r>
+      <w:r>
+        <w:t xml:space="preserve"> A responsive Single-Page Application using HTML, CSS (vibrant dark mode, glassmorphism), and React/Babel via CDN.</w:t>
+      </w:r>
+    </w:p>
+    <w:p>
+      <w:pPr>
+        <w:pStyle w:val="BodyText"/>
+      </w:pPr>
+      <w:r>
+        <w:rPr>
+          <w:b/>
+        </w:rPr>
+        <w:t xml:space="preserve">UI Dashboard Screenshots:</w:t>
+      </w:r>
+    </w:p>
+    <w:p>
+      <w:pPr>
+        <w:pStyle w:val="BodyText"/>
+      </w:pPr>
+      <w:r>
+        <w:t xml:space="preserve">![Main Dashboard Analysis](assets/dashboard_results.png)</w:t>
+      </w:r>
+    </w:p>
+    <w:p>
+      <w:pPr>
+        <w:pStyle w:val="BodyText"/>
+      </w:pPr>
+      <w:r>
+        <w:rPr>
+          <w:i/>
+        </w:rPr>
+        <w:t xml:space="preserve">Figure 7.5.1: Interactive Dataflow Dashboard showing HNDL scores and exposure paths.</w:t>
+      </w:r>
+    </w:p>
+    <w:p>
+      <w:pPr>
+        <w:pStyle w:val="BodyText"/>
+      </w:pPr>
+      <w:r>
+        <w:t xml:space="preserve">![Mosca Simulation Sandbox](assets/dashboard.png)</w:t>
+      </w:r>
+    </w:p>
+    <w:p>
+      <w:pPr>
+        <w:pStyle w:val="BodyText"/>
+      </w:pPr>
+      <w:r>
+        <w:rPr>
+          <w:i/>
+        </w:rPr>
+        <w:t xml:space="preserve">Figure 7.5.2: The Mosca Simulator predicting risk tiers based on variable input.</w:t>
       </w:r>
     </w:p>
     <w:p>
@@ -8629,7 +8474,7 @@
               <w:pStyle w:val="Compact"/>
             </w:pPr>
             <w:r>
-              <w:t xml:space="preserve">Functional Stage 1–3 pipeline, AST parser, taint engine, scoring engine, web dashboard, and CBOM generator.</w:t>
+              <w:t xml:space="preserve">Functional Stage 13 pipeline, AST parser, taint engine, scoring engine, web dashboard, and CBOM generator.</w:t>
             </w:r>
           </w:p>
         </w:tc>
@@ -8757,7 +8602,7 @@
         <w:pStyle w:val="Heading2"/>
       </w:pPr>
       <w:r>
-        <w:t xml:space="preserve">8. Innovation and Feasibility (Rubric Parameter 5 — 3 Marks)</w:t>
+        <w:t xml:space="preserve">8. Innovation and Feasibility (Rubric Parameter 5  3 Marks)</w:t>
       </w:r>
     </w:p>
     <w:p>
@@ -9098,7 +8943,7 @@
         <w:pStyle w:val="Heading2"/>
       </w:pPr>
       <w:r>
-        <w:t xml:space="preserve">9. Project Planning, Teamwork and Presentation (Rubric Parameter 6 — 3 Marks)</w:t>
+        <w:t xml:space="preserve">9. Project Planning, Teamwork and Presentation (Rubric Parameter 6  3 Marks)</w:t>
       </w:r>
     </w:p>
     <w:p>
@@ -9130,91 +8975,91 @@
           <w:rStyle w:val="VerbatimChar"/>
           <w:rFonts w:ascii="Consolas" w:hAnsi="Consolas"/>
         </w:rPr>
-        <w:t xml:space="preserve">┌──────────────────────┐  ┌──────────────────────┐        ┌──────────────────────┐  ┌──────────────────────┐  ┌──────────────────────┐</w:t>
-      </w:r>
-    </w:p>
-    <w:p>
-      <w:pPr>
-        <w:pStyle w:val="SourceCode"/>
-      </w:pPr>
-      <w:r>
-        <w:rPr>
-          <w:rStyle w:val="VerbatimChar"/>
-          <w:rFonts w:ascii="Consolas" w:hAnsi="Consolas"/>
-        </w:rPr>
-        <w:t xml:space="preserve">│ Review I (Aug 2026)  │  │ Review II (Sep 2026) │        │ Review IV (Jan 2027) │  │ Review V (Mar 2027)  │  │ Review VI (Apr 2027) │</w:t>
-      </w:r>
-    </w:p>
-    <w:p>
-      <w:pPr>
-        <w:pStyle w:val="SourceCode"/>
-      </w:pPr>
-      <w:r>
-        <w:rPr>
-          <w:rStyle w:val="VerbatimChar"/>
-          <w:rFonts w:ascii="Consolas" w:hAnsi="Consolas"/>
-        </w:rPr>
-        <w:t xml:space="preserve">│ Problem &amp; Methodology│  │ Initial Design &amp; PoC │        │ 50% Integration      │  │ 80% Full Prototype   │  │ Open House / External│</w:t>
-      </w:r>
-    </w:p>
-    <w:p>
-      <w:pPr>
-        <w:pStyle w:val="SourceCode"/>
-      </w:pPr>
-      <w:r>
-        <w:rPr>
-          <w:rStyle w:val="VerbatimChar"/>
-          <w:rFonts w:ascii="Consolas" w:hAnsi="Consolas"/>
-        </w:rPr>
-        <w:t xml:space="preserve">│ Guide (5 Marks)      │  │ Panel (20 Marks)     │        │ Guide (15 Marks)     │  │ Panel (25 Marks)     │  │ Panel (15 Marks)     │</w:t>
-      </w:r>
-    </w:p>
-    <w:p>
-      <w:pPr>
-        <w:pStyle w:val="SourceCode"/>
-      </w:pPr>
-      <w:r>
-        <w:rPr>
-          <w:rStyle w:val="VerbatimChar"/>
-          <w:rFonts w:ascii="Consolas" w:hAnsi="Consolas"/>
-        </w:rPr>
-        <w:t xml:space="preserve">│ [STATUS: COMPLETED]  │  │ [CURRENT MILESTONE]  │        │                      │  │                      │  │ Final Report (10 M)  │</w:t>
-      </w:r>
-    </w:p>
-    <w:p>
-      <w:pPr>
-        <w:pStyle w:val="SourceCode"/>
-      </w:pPr>
-      <w:r>
-        <w:rPr>
-          <w:rStyle w:val="VerbatimChar"/>
-          <w:rFonts w:ascii="Consolas" w:hAnsi="Consolas"/>
-        </w:rPr>
-        <w:t xml:space="preserve">└──────────┬───────────┘  └──────────┬───────────┘        └──────────┬───────────┘  └──────────┬───────────┘  └──────────────────────┘</w:t>
-      </w:r>
-    </w:p>
-    <w:p>
-      <w:pPr>
-        <w:pStyle w:val="SourceCode"/>
-      </w:pPr>
-      <w:r>
-        <w:rPr>
-          <w:rStyle w:val="VerbatimChar"/>
-          <w:rFonts w:ascii="Consolas" w:hAnsi="Consolas"/>
-        </w:rPr>
-        <w:t xml:space="preserve">           │                         │                               │                         │</w:t>
-      </w:r>
-    </w:p>
-    <w:p>
-      <w:pPr>
-        <w:pStyle w:val="SourceCode"/>
-      </w:pPr>
-      <w:r>
-        <w:rPr>
-          <w:rStyle w:val="VerbatimChar"/>
-          <w:rFonts w:ascii="Consolas" w:hAnsi="Consolas"/>
-        </w:rPr>
-        <w:t xml:space="preserve">           ▼                         ▼                               ▼                         ▼</w:t>
+        <w:t xml:space="preserve">              </w:t>
+      </w:r>
+    </w:p>
+    <w:p>
+      <w:pPr>
+        <w:pStyle w:val="SourceCode"/>
+      </w:pPr>
+      <w:r>
+        <w:rPr>
+          <w:rStyle w:val="VerbatimChar"/>
+          <w:rFonts w:ascii="Consolas" w:hAnsi="Consolas"/>
+        </w:rPr>
+        <w:t xml:space="preserve"> Review I (Aug 2026)     Review II (Sep 2026)          Review IV (Jan 2027)    Review V (Mar 2027)     Review VI (Apr 2027) </w:t>
+      </w:r>
+    </w:p>
+    <w:p>
+      <w:pPr>
+        <w:pStyle w:val="SourceCode"/>
+      </w:pPr>
+      <w:r>
+        <w:rPr>
+          <w:rStyle w:val="VerbatimChar"/>
+          <w:rFonts w:ascii="Consolas" w:hAnsi="Consolas"/>
+        </w:rPr>
+        <w:t xml:space="preserve"> Problem &amp; Methodology   Initial Design &amp; PoC          50% Integration         80% Full Prototype      Open House / External</w:t>
+      </w:r>
+    </w:p>
+    <w:p>
+      <w:pPr>
+        <w:pStyle w:val="SourceCode"/>
+      </w:pPr>
+      <w:r>
+        <w:rPr>
+          <w:rStyle w:val="VerbatimChar"/>
+          <w:rFonts w:ascii="Consolas" w:hAnsi="Consolas"/>
+        </w:rPr>
+        <w:t xml:space="preserve"> Guide (5 Marks)         Panel (20 Marks)              Guide (15 Marks)        Panel (25 Marks)        Panel (15 Marks)     </w:t>
+      </w:r>
+    </w:p>
+    <w:p>
+      <w:pPr>
+        <w:pStyle w:val="SourceCode"/>
+      </w:pPr>
+      <w:r>
+        <w:rPr>
+          <w:rStyle w:val="VerbatimChar"/>
+          <w:rFonts w:ascii="Consolas" w:hAnsi="Consolas"/>
+        </w:rPr>
+        <w:t xml:space="preserve"> [STATUS: COMPLETED]     [CURRENT MILESTONE]                                                           Final Report (10 M)  </w:t>
+      </w:r>
+    </w:p>
+    <w:p>
+      <w:pPr>
+        <w:pStyle w:val="SourceCode"/>
+      </w:pPr>
+      <w:r>
+        <w:rPr>
+          <w:rStyle w:val="VerbatimChar"/>
+          <w:rFonts w:ascii="Consolas" w:hAnsi="Consolas"/>
+        </w:rPr>
+        <w:t xml:space="preserve">              </w:t>
+      </w:r>
+    </w:p>
+    <w:p>
+      <w:pPr>
+        <w:pStyle w:val="SourceCode"/>
+      </w:pPr>
+      <w:r>
+        <w:rPr>
+          <w:rStyle w:val="VerbatimChar"/>
+          <w:rFonts w:ascii="Consolas" w:hAnsi="Consolas"/>
+        </w:rPr>
+        <w:t xml:space="preserve">                                                                                            </w:t>
+      </w:r>
+    </w:p>
+    <w:p>
+      <w:pPr>
+        <w:pStyle w:val="SourceCode"/>
+      </w:pPr>
+      <w:r>
+        <w:rPr>
+          <w:rStyle w:val="VerbatimChar"/>
+          <w:rFonts w:ascii="Consolas" w:hAnsi="Consolas"/>
+        </w:rPr>
+        <w:t xml:space="preserve">                                                                                            </w:t>
       </w:r>
     </w:p>
     <w:p>
@@ -9346,7 +9191,7 @@
               <w:pStyle w:val="Compact"/>
             </w:pPr>
             <w:r>
-              <w:t xml:space="preserve">17–21 Aug 2026</w:t>
+              <w:t xml:space="preserve">1721 Aug 2026</w:t>
             </w:r>
           </w:p>
         </w:tc>
@@ -9376,7 +9221,7 @@
               <w:pStyle w:val="Compact"/>
             </w:pPr>
             <w:r>
-              <w:t xml:space="preserve">Problem definition, literature review (P1–P16), objectives, methodology. </w:t>
+              <w:t xml:space="preserve">Problem definition, literature review (P1P16), objectives, methodology. </w:t>
             </w:r>
             <w:r>
               <w:rPr>
@@ -9410,7 +9255,7 @@
               <w:rPr>
                 <w:b/>
               </w:rPr>
-              <w:t xml:space="preserve">21–25 Sep 2026</w:t>
+              <w:t xml:space="preserve">2125 Sep 2026</w:t>
             </w:r>
           </w:p>
         </w:tc>
@@ -9480,7 +9325,7 @@
               <w:pStyle w:val="Compact"/>
             </w:pPr>
             <w:r>
-              <w:t xml:space="preserve">12–16 Oct 2026</w:t>
+              <w:t xml:space="preserve">1216 Oct 2026</w:t>
             </w:r>
           </w:p>
         </w:tc>
@@ -9535,7 +9380,7 @@
               <w:pStyle w:val="Compact"/>
             </w:pPr>
             <w:r>
-              <w:t xml:space="preserve">25–29 Jan 2027</w:t>
+              <w:t xml:space="preserve">2529 Jan 2027</w:t>
             </w:r>
           </w:p>
         </w:tc>
@@ -9590,7 +9435,7 @@
               <w:pStyle w:val="Compact"/>
             </w:pPr>
             <w:r>
-              <w:t xml:space="preserve">8–12 Mar 2027</w:t>
+              <w:t xml:space="preserve">812 Mar 2027</w:t>
             </w:r>
           </w:p>
         </w:tc>
@@ -9645,7 +9490,7 @@
               <w:pStyle w:val="Compact"/>
             </w:pPr>
             <w:r>
-              <w:t xml:space="preserve">29 Mar – 2 Apr 2027</w:t>
+              <w:t xml:space="preserve">29 Mar  2 Apr 2027</w:t>
             </w:r>
           </w:p>
         </w:tc>
@@ -9748,145 +9593,117 @@
       <w:pPr>
         <w:pStyle w:val="SourceCode"/>
       </w:pPr>
-      <w:r>
-        <w:rPr>
-          <w:rStyle w:val="VerbatimChar"/>
-          <w:rFonts w:ascii="Consolas" w:hAnsi="Consolas"/>
-        </w:rPr>
-        <w:t xml:space="preserve">┌────────────────────────────────────────────────────────────────────────────────────────────────┐</w:t>
-      </w:r>
-    </w:p>
-    <w:p>
-      <w:pPr>
-        <w:pStyle w:val="SourceCode"/>
-      </w:pPr>
-      <w:r>
-        <w:rPr>
-          <w:rStyle w:val="VerbatimChar"/>
-          <w:rFonts w:ascii="Consolas" w:hAnsi="Consolas"/>
-        </w:rPr>
-        <w:t xml:space="preserve">│ WORK BREAKDOWN STRUCTURE (WBS) ACROSS 2 TEAM MEMBERS (50/50 EQUITABLE SPLIT)                   │</w:t>
-      </w:r>
-    </w:p>
-    <w:p>
-      <w:pPr>
-        <w:pStyle w:val="SourceCode"/>
-      </w:pPr>
-      <w:r>
-        <w:rPr>
-          <w:rStyle w:val="VerbatimChar"/>
-          <w:rFonts w:ascii="Consolas" w:hAnsi="Consolas"/>
-        </w:rPr>
-        <w:t xml:space="preserve">├────────────────────────────────────────────────┬───────────────────────────────────────────────┤</w:t>
-      </w:r>
-    </w:p>
-    <w:p>
-      <w:pPr>
-        <w:pStyle w:val="SourceCode"/>
-      </w:pPr>
-      <w:r>
-        <w:rPr>
-          <w:rStyle w:val="VerbatimChar"/>
-          <w:rFonts w:ascii="Consolas" w:hAnsi="Consolas"/>
-        </w:rPr>
-        <w:t xml:space="preserve">│ Avi Dhandhania (25BCE1207)                     │ Anmol Saluja (25BCE1332)                      │</w:t>
-      </w:r>
-    </w:p>
-    <w:p>
-      <w:pPr>
-        <w:pStyle w:val="SourceCode"/>
-      </w:pPr>
-      <w:r>
-        <w:rPr>
-          <w:rStyle w:val="VerbatimChar"/>
-          <w:rFonts w:ascii="Consolas" w:hAnsi="Consolas"/>
-        </w:rPr>
-        <w:t xml:space="preserve">├────────────────────────────────────────────────┼───────────────────────────────────────────────┤</w:t>
-      </w:r>
-    </w:p>
-    <w:p>
-      <w:pPr>
-        <w:pStyle w:val="SourceCode"/>
-      </w:pPr>
-      <w:r>
-        <w:rPr>
-          <w:rStyle w:val="VerbatimChar"/>
-          <w:rFonts w:ascii="Consolas" w:hAnsi="Consolas"/>
-        </w:rPr>
-        <w:t xml:space="preserve">│ • Subsystem 1: AST Discovery &amp; CST Parsing     │ • Subsystem 3: HNDL Exposure Scoring Engine   │</w:t>
-      </w:r>
-    </w:p>
-    <w:p>
-      <w:pPr>
-        <w:pStyle w:val="SourceCode"/>
-      </w:pPr>
-      <w:r>
-        <w:rPr>
-          <w:rStyle w:val="VerbatimChar"/>
-          <w:rFonts w:ascii="Consolas" w:hAnsi="Consolas"/>
-        </w:rPr>
-        <w:t xml:space="preserve">│ • Subsystem 2: Inter-Procedural Taint Engine   │ • CBOM Serialization (CycloneDX 1.6 Format)   │</w:t>
-      </w:r>
-    </w:p>
-    <w:p>
-      <w:pPr>
-        <w:pStyle w:val="SourceCode"/>
-      </w:pPr>
-      <w:r>
-        <w:rPr>
-          <w:rStyle w:val="VerbatimChar"/>
-          <w:rFonts w:ascii="Consolas" w:hAnsi="Consolas"/>
-        </w:rPr>
-        <w:t xml:space="preserve">│ • Declarative Lifecycle &amp; Retention Extractor  │ • Automated Unit Test &amp; Benchmark Harness     │</w:t>
-      </w:r>
-    </w:p>
-    <w:p>
-      <w:pPr>
-        <w:pStyle w:val="SourceCode"/>
-      </w:pPr>
-      <w:r>
-        <w:rPr>
-          <w:rStyle w:val="VerbatimChar"/>
-          <w:rFonts w:ascii="Consolas" w:hAnsi="Consolas"/>
-        </w:rPr>
-        <w:t xml:space="preserve">│ • Front-End Dashboard UI/UX Design             │ • Full-Stack Backend Integration &amp; REST API   │</w:t>
-      </w:r>
-    </w:p>
-    <w:p>
-      <w:pPr>
-        <w:pStyle w:val="SourceCode"/>
-      </w:pPr>
-      <w:r>
-        <w:rPr>
-          <w:rStyle w:val="VerbatimChar"/>
-          <w:rFonts w:ascii="Consolas" w:hAnsi="Consolas"/>
-        </w:rPr>
-        <w:t xml:space="preserve">│ • Report Sections 4, 5, 6 (System &amp; Tooling)   │ • Report Sections 1, 2, 3, 8, 9, 10           │</w:t>
-      </w:r>
-    </w:p>
-    <w:p>
-      <w:pPr>
-        <w:pStyle w:val="SourceCode"/>
-      </w:pPr>
-      <w:r>
-        <w:rPr>
-          <w:rStyle w:val="VerbatimChar"/>
-          <w:rFonts w:ascii="Consolas" w:hAnsi="Consolas"/>
-        </w:rPr>
-        <w:t xml:space="preserve">│ • PPTX Generation Architecture &amp; Theme         │ • Threat Model, Literature Gaps &amp; Deck Content │</w:t>
-      </w:r>
-    </w:p>
-    <w:p>
-      <w:pPr>
-        <w:pStyle w:val="SourceCode"/>
-      </w:pPr>
-      <w:r>
-        <w:rPr>
-          <w:rStyle w:val="VerbatimChar"/>
-          <w:rFonts w:ascii="Consolas" w:hAnsi="Consolas"/>
-        </w:rPr>
-        <w:t xml:space="preserve">└────────────────────────────────────────────────┴───────────────────────────────────────────────┘</w:t>
-      </w:r>
+    </w:p>
+    <w:p>
+      <w:pPr>
+        <w:pStyle w:val="SourceCode"/>
+      </w:pPr>
+      <w:r>
+        <w:rPr>
+          <w:rStyle w:val="VerbatimChar"/>
+          <w:rFonts w:ascii="Consolas" w:hAnsi="Consolas"/>
+        </w:rPr>
+        <w:t xml:space="preserve"> WORK BREAKDOWN STRUCTURE (WBS) ACROSS 2 TEAM MEMBERS (50/50 EQUITABLE SPLIT)                   </w:t>
+      </w:r>
+    </w:p>
+    <w:p>
+      <w:pPr>
+        <w:pStyle w:val="SourceCode"/>
+      </w:pPr>
+    </w:p>
+    <w:p>
+      <w:pPr>
+        <w:pStyle w:val="SourceCode"/>
+      </w:pPr>
+      <w:r>
+        <w:rPr>
+          <w:rStyle w:val="VerbatimChar"/>
+          <w:rFonts w:ascii="Consolas" w:hAnsi="Consolas"/>
+        </w:rPr>
+        <w:t xml:space="preserve"> Avi Dhandhania (25BCE1207)                      Anmol Saluja (25BCE1332)                      </w:t>
+      </w:r>
+    </w:p>
+    <w:p>
+      <w:pPr>
+        <w:pStyle w:val="SourceCode"/>
+      </w:pPr>
+    </w:p>
+    <w:p>
+      <w:pPr>
+        <w:pStyle w:val="SourceCode"/>
+      </w:pPr>
+      <w:r>
+        <w:rPr>
+          <w:rStyle w:val="VerbatimChar"/>
+          <w:rFonts w:ascii="Consolas" w:hAnsi="Consolas"/>
+        </w:rPr>
+        <w:t xml:space="preserve">  Subsystem 1: AST Discovery &amp; CST Parsing       Subsystem 3: HNDL Exposure Scoring Engine   </w:t>
+      </w:r>
+    </w:p>
+    <w:p>
+      <w:pPr>
+        <w:pStyle w:val="SourceCode"/>
+      </w:pPr>
+      <w:r>
+        <w:rPr>
+          <w:rStyle w:val="VerbatimChar"/>
+          <w:rFonts w:ascii="Consolas" w:hAnsi="Consolas"/>
+        </w:rPr>
+        <w:t xml:space="preserve">  Subsystem 2: Inter-Procedural Taint Engine     CBOM Serialization (CycloneDX 1.6 Format)   </w:t>
+      </w:r>
+    </w:p>
+    <w:p>
+      <w:pPr>
+        <w:pStyle w:val="SourceCode"/>
+      </w:pPr>
+      <w:r>
+        <w:rPr>
+          <w:rStyle w:val="VerbatimChar"/>
+          <w:rFonts w:ascii="Consolas" w:hAnsi="Consolas"/>
+        </w:rPr>
+        <w:t xml:space="preserve">  Declarative Lifecycle &amp; Retention Extractor    Automated Unit Test &amp; Benchmark Harness     </w:t>
+      </w:r>
+    </w:p>
+    <w:p>
+      <w:pPr>
+        <w:pStyle w:val="SourceCode"/>
+      </w:pPr>
+      <w:r>
+        <w:rPr>
+          <w:rStyle w:val="VerbatimChar"/>
+          <w:rFonts w:ascii="Consolas" w:hAnsi="Consolas"/>
+        </w:rPr>
+        <w:t xml:space="preserve">  Front-End Dashboard UI/UX Design               Full-Stack Backend Integration &amp; REST API   </w:t>
+      </w:r>
+    </w:p>
+    <w:p>
+      <w:pPr>
+        <w:pStyle w:val="SourceCode"/>
+      </w:pPr>
+      <w:r>
+        <w:rPr>
+          <w:rStyle w:val="VerbatimChar"/>
+          <w:rFonts w:ascii="Consolas" w:hAnsi="Consolas"/>
+        </w:rPr>
+        <w:t xml:space="preserve">  Report Sections 4, 5, 6 (System &amp; Tooling)     Report Sections 1, 2, 3, 8, 9, 10           </w:t>
+      </w:r>
+    </w:p>
+    <w:p>
+      <w:pPr>
+        <w:pStyle w:val="SourceCode"/>
+      </w:pPr>
+      <w:r>
+        <w:rPr>
+          <w:rStyle w:val="VerbatimChar"/>
+          <w:rFonts w:ascii="Consolas" w:hAnsi="Consolas"/>
+        </w:rPr>
+        <w:t xml:space="preserve">  PPTX Generation Architecture &amp; Theme           Threat Model, Literature Gaps &amp; Deck Content </w:t>
+      </w:r>
+    </w:p>
+    <w:p>
+      <w:pPr>
+        <w:pStyle w:val="SourceCode"/>
+      </w:pPr>
     </w:p>
     <w:p>
       <w:pPr>
@@ -10368,7 +10185,7 @@
         <w:pStyle w:val="Heading2"/>
       </w:pPr>
       <w:r>
-        <w:t xml:space="preserve">10. Individual Contribution and Technical Response (Rubric Parameter 7 — 2 Marks)</w:t>
+        <w:t xml:space="preserve">10. Individual Contribution and Technical Response (Rubric Parameter 7  2 Marks)</w:t>
       </w:r>
     </w:p>
     <w:p>
@@ -10446,7 +10263,7 @@
               <w:pStyle w:val="Compact"/>
             </w:pPr>
             <w:r>
-              <w:t xml:space="preserve">• Designed the 4-stage pipeline architecture and intermediate data models (</w:t>
+              <w:t xml:space="preserve">Designed the 4-stage pipeline architecture and intermediate data models (</w:t>
             </w:r>
             <w:r>
               <w:rPr>
@@ -10456,7 +10273,7 @@
               <w:t xml:space="preserve">models.py</w:t>
             </w:r>
             <w:r>
-              <w:t xml:space="preserve">).&lt;br&gt;• Implemented the Stage 1 AST parsing and constant propagation engine (</w:t>
+              <w:t xml:space="preserve">).&lt;br&gt; Implemented the Stage 1 AST parsing and constant propagation engine (</w:t>
             </w:r>
             <w:r>
               <w:rPr>
@@ -10466,7 +10283,7 @@
               <w:t xml:space="preserve">discovery.py</w:t>
             </w:r>
             <w:r>
-              <w:t xml:space="preserve">).&lt;br&gt;• Developed the Stage 2 Semantic Binding Engine (</w:t>
+              <w:t xml:space="preserve">).&lt;br&gt; Developed the Stage 2 Semantic Binding Engine (</w:t>
             </w:r>
             <w:r>
               <w:rPr>
@@ -10476,17 +10293,17 @@
               <w:t xml:space="preserve">dataflow.py</w:t>
             </w:r>
             <w:r>
-              <w:t xml:space="preserve">), tracing plaintext parameters to sources and ciphertext to sinks.&lt;br&gt;• Built declarative retention extraction parsing S3 lifecycle rules and Redis TTLs.&lt;br&gt;• Designed the interactive web dashboard UI/UX layout and styling.</w:t>
-            </w:r>
-          </w:p>
-        </w:tc>
-        <w:tc>
-          <w:p>
-            <w:pPr>
-              <w:pStyle w:val="Compact"/>
-            </w:pPr>
-            <w:r>
-              <w:t xml:space="preserve">• Scale inter-procedural taint analysis across multi-module call graphs.&lt;br&gt;• Integrate CodeQL queries for enterprise Java repositories.&lt;br&gt;• Build automated ORM and SQL migration parsers for relational databases.&lt;br&gt;• Enhance visual taint graphs and component drilldowns in the web dashboard.</w:t>
+              <w:t xml:space="preserve">), tracing plaintext parameters to sources and ciphertext to sinks.&lt;br&gt; Built declarative retention extraction parsing S3 lifecycle rules and Redis TTLs.&lt;br&gt; Designed the interactive web dashboard UI/UX layout and styling.</w:t>
+            </w:r>
+          </w:p>
+        </w:tc>
+        <w:tc>
+          <w:p>
+            <w:pPr>
+              <w:pStyle w:val="Compact"/>
+            </w:pPr>
+            <w:r>
+              <w:t xml:space="preserve">Scale inter-procedural taint analysis across multi-module call graphs.&lt;br&gt; Integrate CodeQL queries for enterprise Java repositories.&lt;br&gt; Build automated ORM and SQL migration parsers for relational databases.&lt;br&gt; Enhance visual taint graphs and component drilldowns in the web dashboard.</w:t>
             </w:r>
           </w:p>
         </w:tc>
@@ -10511,7 +10328,7 @@
               <w:pStyle w:val="Compact"/>
             </w:pPr>
             <w:r>
-              <w:t xml:space="preserve">• Formalised the HNDL threat model, Mosca's inequality operationalisation, and 16-paper literature gap matrix.&lt;br&gt;• Formulated the mathematical HNDL Exposure Scoring equation and implemented Stage 3 Scoring Engine (</w:t>
+              <w:t xml:space="preserve">Formalised the HNDL threat model, Mosca's inequality operationalisation, and 16-paper literature gap matrix.&lt;br&gt; Formulated the mathematical HNDL Exposure Scoring equation and implemented Stage 3 Scoring Engine (</w:t>
             </w:r>
             <w:r>
               <w:rPr>
@@ -10521,7 +10338,7 @@
               <w:t xml:space="preserve">scorer.py</w:t>
             </w:r>
             <w:r>
-              <w:t xml:space="preserve">).&lt;br&gt;• Implemented CycloneDX 1.6 CBOM generator with dataflow extension schemas (</w:t>
+              <w:t xml:space="preserve">).&lt;br&gt; Implemented CycloneDX 1.6 CBOM generator with dataflow extension schemas (</w:t>
             </w:r>
             <w:r>
               <w:rPr>
@@ -10541,7 +10358,7 @@
               <w:t xml:space="preserve">cli.py</w:t>
             </w:r>
             <w:r>
-              <w:t xml:space="preserve">).&lt;br&gt;• Engineered full-stack backend integration and REST API server (</w:t>
+              <w:t xml:space="preserve">).&lt;br&gt; Engineered full-stack backend integration and REST API server (</w:t>
             </w:r>
             <w:r>
               <w:rPr>
@@ -10551,7 +10368,7 @@
               <w:t xml:space="preserve">server.py</w:t>
             </w:r>
             <w:r>
-              <w:t xml:space="preserve">).&lt;br&gt;• Constructed automated unit testing harness (</w:t>
+              <w:t xml:space="preserve">).&lt;br&gt; Constructed automated unit testing harness (</w:t>
             </w:r>
             <w:r>
               <w:rPr>
@@ -10561,17 +10378,17 @@
               <w:t xml:space="preserve">tests/test_copilot.py</w:t>
             </w:r>
             <w:r>
-              <w:t xml:space="preserve">) achieving 100% test pass rate.&lt;br&gt;• Authored Report 2 sections (1, 2, 3, 8, 9, 10), document sanitization, and PPTX technical synthesis.</w:t>
-            </w:r>
-          </w:p>
-        </w:tc>
-        <w:tc>
-          <w:p>
-            <w:pPr>
-              <w:pStyle w:val="Compact"/>
-            </w:pPr>
-            <w:r>
-              <w:t xml:space="preserve">• Expand Semgrep/Tree-sitter rule corpus to cover 100+ cryptographic API variants.&lt;br&gt;• Curate the 15-repository evaluation benchmark with domain diversity and calculate Krippendorff's alpha.&lt;br&gt;• Implement </w:t>
+              <w:t xml:space="preserve">) achieving 100% test pass rate.&lt;br&gt; Authored Report 2 sections (1, 2, 3, 8, 9, 10), document sanitization, and PPTX technical synthesis.</w:t>
+            </w:r>
+          </w:p>
+        </w:tc>
+        <w:tc>
+          <w:p>
+            <w:pPr>
+              <w:pStyle w:val="Compact"/>
+            </w:pPr>
+            <w:r>
+              <w:t xml:space="preserve">Expand Semgrep/Tree-sitter rule corpus to cover 100+ cryptographic API variants.&lt;br&gt; Curate the 15-repository evaluation benchmark with domain diversity and calculate Krippendorff's alpha.&lt;br&gt; Implement </w:t>
             </w:r>
             <w:r>
               <w:rPr>
@@ -10581,7 +10398,7 @@
               <w:t xml:space="preserve">liboqs</w:t>
             </w:r>
             <w:r>
-              <w:t xml:space="preserve"> hybrid patch synthesis template engine and 3-gate differential verification harness.&lt;br&gt;• Validate automated CBOM emission against official OWASP CycloneDX 1.6 schema validators.</w:t>
+              <w:t xml:space="preserve"> hybrid patch synthesis template engine and 3-gate differential verification harness.&lt;br&gt; Validate automated CBOM emission against official OWASP CycloneDX 1.6 schema validators.</w:t>
             </w:r>
           </w:p>
         </w:tc>
@@ -10755,7 +10572,7 @@
         <w:t xml:space="preserve">[P1]</w:t>
       </w:r>
       <w:r>
-        <w:t xml:space="preserve"> C. Näther and E. Hirsch. </w:t>
+        <w:t xml:space="preserve"> C. Nther and E. Hirsch. </w:t>
       </w:r>
       <w:r>
         <w:rPr>
@@ -10807,7 +10624,7 @@
         <w:t xml:space="preserve">[P3]</w:t>
       </w:r>
       <w:r>
-        <w:t xml:space="preserve"> J. Pallarés de Bonrostro, A. I. González-Tabales and M. I. González Vasco. </w:t>
+        <w:t xml:space="preserve"> J. Pallars de Bonrostro, A. I. Gonzlez-Tabales and M. I. Gonzlez Vasco. </w:t>
       </w:r>
       <w:r>
         <w:rPr>
@@ -11093,7 +10910,7 @@
         <w:t xml:space="preserve">[P14]</w:t>
       </w:r>
       <w:r>
-        <w:t xml:space="preserve"> C. Näther et al. </w:t>
+        <w:t xml:space="preserve"> C. Nther et al. </w:t>
       </w:r>
       <w:r>
         <w:rPr>
@@ -11145,7 +10962,7 @@
         <w:t xml:space="preserve">[P16]</w:t>
       </w:r>
       <w:r>
-        <w:t xml:space="preserve"> S. Krüger et al. </w:t>
+        <w:t xml:space="preserve"> S. Krger et al. </w:t>
       </w:r>
       <w:r>
         <w:rPr>

--- a/Report-2-Crypto-Agility-Copilot.docx
+++ b/Report-2-Crypto-Agility-Copilot.docx
@@ -91,596 +91,439 @@
         <w:t xml:space="preserve">Table of Contents</w:t>
       </w:r>
     </w:p>
-    <w:p>
-      <w:pPr>
-        <w:pStyle w:val="Compact"/>
-      </w:pPr>
-      <w:r>
-        <w:t xml:space="preserve">1. </w:t>
-      </w:r>
-      <w:r>
-        <w:t xml:space="preserve">[Executive Summary &amp; Problem Identification](#1-executive-summary--problem-identification)</w:t>
-      </w:r>
-    </w:p>
-    <w:p>
-      <w:pPr>
-        <w:pStyle w:val="Compact"/>
-      </w:pPr>
-      <w:r>
-        <w:t xml:space="preserve">• </w:t>
-      </w:r>
-      <w:r>
-        <w:t xml:space="preserve">1.1 The Technical Problem &amp; Threat Model</w:t>
-      </w:r>
-    </w:p>
-    <w:p>
-      <w:pPr>
-        <w:pStyle w:val="Compact"/>
-      </w:pPr>
-      <w:r>
-        <w:t xml:space="preserve">• </w:t>
-      </w:r>
-      <w:r>
-        <w:t xml:space="preserve">1.2 The Specific Gap in State-of-the-Art Tooling</w:t>
-      </w:r>
-    </w:p>
-    <w:p>
-      <w:pPr>
-        <w:pStyle w:val="Compact"/>
-      </w:pPr>
-      <w:r>
-        <w:t xml:space="preserve">• </w:t>
-      </w:r>
-      <w:r>
-        <w:t xml:space="preserve">1.3 Formalization via Mosca's Inequality &amp; Worked Example</w:t>
-      </w:r>
-    </w:p>
-    <w:p>
-      <w:pPr>
-        <w:pStyle w:val="Compact"/>
-      </w:pPr>
-      <w:r>
-        <w:t xml:space="preserve">• </w:t>
-      </w:r>
-      <w:r>
-        <w:t xml:space="preserve">1.4 Regulatory Justification &amp; Compliance Urgency</w:t>
-      </w:r>
-    </w:p>
-    <w:p>
-      <w:pPr>
-        <w:pStyle w:val="Compact"/>
-      </w:pPr>
-      <w:r>
-        <w:t xml:space="preserve">2. </w:t>
-      </w:r>
-      <w:r>
-        <w:t xml:space="preserve">[Comprehensive Literature Survey &amp; Critical Gap Analysis](#2-comprehensive-literature-survey--critical-gap-analysis)</w:t>
-      </w:r>
-    </w:p>
-    <w:p>
-      <w:pPr>
-        <w:pStyle w:val="Compact"/>
-      </w:pPr>
-      <w:r>
-        <w:t xml:space="preserve">• </w:t>
-      </w:r>
-      <w:r>
-        <w:t xml:space="preserve">2.1 Survey Methodology</w:t>
-      </w:r>
-    </w:p>
-    <w:p>
-      <w:pPr>
-        <w:pStyle w:val="Compact"/>
-      </w:pPr>
-      <w:r>
-        <w:t xml:space="preserve">• </w:t>
-      </w:r>
-      <w:r>
-        <w:t xml:space="preserve">2.2 Summary of Surveyed Work (P1P16)</w:t>
-      </w:r>
-    </w:p>
-    <w:p>
-      <w:pPr>
-        <w:pStyle w:val="Compact"/>
-      </w:pPr>
-      <w:r>
-        <w:t xml:space="preserve">• </w:t>
-      </w:r>
-      <w:r>
-        <w:t xml:space="preserve">2.3 Critical Analysis: What Prior Work Gets Wrong &amp; Our Corrections</w:t>
-      </w:r>
-    </w:p>
-    <w:p>
-      <w:pPr>
-        <w:pStyle w:val="Compact"/>
-      </w:pPr>
-      <w:r>
-        <w:t xml:space="preserve">• </w:t>
-      </w:r>
-      <w:r>
-        <w:t xml:space="preserve">2.4 Consolidated Research Gap Matrix</w:t>
-      </w:r>
-    </w:p>
-    <w:p>
-      <w:pPr>
-        <w:pStyle w:val="Compact"/>
-      </w:pPr>
-      <w:r>
-        <w:t xml:space="preserve">3. </w:t>
-      </w:r>
-      <w:r>
-        <w:t xml:space="preserve">[Project Objectives, Scope &amp; Novelty](#3-project-objectives-scope--novelty)</w:t>
-      </w:r>
-    </w:p>
-    <w:p>
-      <w:pPr>
-        <w:pStyle w:val="Compact"/>
-      </w:pPr>
-      <w:r>
-        <w:t xml:space="preserve">• </w:t>
-      </w:r>
-      <w:r>
-        <w:t xml:space="preserve">3.1 Primary &amp; Secondary Objectives (O1O7)</w:t>
-      </w:r>
-    </w:p>
-    <w:p>
-      <w:pPr>
-        <w:pStyle w:val="Compact"/>
-      </w:pPr>
-      <w:r>
-        <w:t xml:space="preserve">• </w:t>
-      </w:r>
-      <w:r>
-        <w:t xml:space="preserve">3.2 In-Scope vs. Explicitly Out-of-Scope Elements</w:t>
-      </w:r>
-    </w:p>
-    <w:p>
-      <w:pPr>
-        <w:pStyle w:val="Compact"/>
-      </w:pPr>
-      <w:r>
-        <w:t xml:space="preserve">• </w:t>
-      </w:r>
-      <w:r>
-        <w:t xml:space="preserve">3.3 The Five Pillars of Novelty (N1N5)</w:t>
-      </w:r>
-    </w:p>
-    <w:p>
-      <w:pPr>
-        <w:pStyle w:val="Compact"/>
-      </w:pPr>
-      <w:r>
-        <w:t xml:space="preserve">• </w:t>
-      </w:r>
-      <w:r>
-        <w:t xml:space="preserve">3.4 Intellectual Property &amp; Patent Positioning (CRI Guidelines 2025)</w:t>
-      </w:r>
-    </w:p>
-    <w:p>
-      <w:pPr>
-        <w:pStyle w:val="Compact"/>
-      </w:pPr>
-      <w:r>
-        <w:t xml:space="preserve">4. </w:t>
-      </w:r>
-      <w:r>
-        <w:t xml:space="preserve">[Requirement Analysis &amp; Problem Understanding (Rubric Parameter 1  3 Marks)](#4-requirement-analysis--problem-understanding)</w:t>
-      </w:r>
-    </w:p>
-    <w:p>
-      <w:pPr>
-        <w:pStyle w:val="Compact"/>
-      </w:pPr>
-      <w:r>
-        <w:t xml:space="preserve">• </w:t>
-      </w:r>
-      <w:r>
-        <w:t xml:space="preserve">4.1 Stakeholder Analysis &amp; Target Ecosystems</w:t>
-      </w:r>
-    </w:p>
-    <w:p>
-      <w:pPr>
-        <w:pStyle w:val="Compact"/>
-      </w:pPr>
-      <w:r>
-        <w:t xml:space="preserve">• </w:t>
-      </w:r>
-      <w:r>
-        <w:t xml:space="preserve">4.2 Functional Requirements Specification (FR-1 through FR-8)</w:t>
-      </w:r>
-    </w:p>
-    <w:p>
-      <w:pPr>
-        <w:pStyle w:val="Compact"/>
-      </w:pPr>
-      <w:r>
-        <w:t xml:space="preserve">• </w:t>
-      </w:r>
-      <w:r>
-        <w:t xml:space="preserve">4.3 Non-Functional Requirements Specification (NFR-1 through NFR-6)</w:t>
-      </w:r>
-    </w:p>
-    <w:p>
-      <w:pPr>
-        <w:pStyle w:val="Compact"/>
-      </w:pPr>
-      <w:r>
-        <w:t xml:space="preserve">• </w:t>
-      </w:r>
-      <w:r>
-        <w:t xml:space="preserve">4.4 Regulatory &amp; Compliance Constraints</w:t>
-      </w:r>
-    </w:p>
-    <w:p>
-      <w:pPr>
-        <w:pStyle w:val="Compact"/>
-      </w:pPr>
-      <w:r>
-        <w:t xml:space="preserve">5. </w:t>
-      </w:r>
-      <w:r>
-        <w:t xml:space="preserve">[System Design and Architecture (Rubric Parameter 2  3 Marks)](#5-system-design-and-architecture)</w:t>
-      </w:r>
-    </w:p>
-    <w:p>
-      <w:pPr>
-        <w:pStyle w:val="Compact"/>
-      </w:pPr>
-      <w:r>
-        <w:t xml:space="preserve">• </w:t>
-      </w:r>
-      <w:r>
-        <w:t xml:space="preserve">5.1 End-to-End Architectural Pipeline</w:t>
-      </w:r>
-    </w:p>
-    <w:p>
-      <w:pPr>
-        <w:pStyle w:val="Compact"/>
-      </w:pPr>
-      <w:r>
-        <w:t xml:space="preserve">• </w:t>
-      </w:r>
-      <w:r>
-        <w:t xml:space="preserve">5.2 Subsystem 1: Multi-Language Cryptographic Discovery Layer</w:t>
-      </w:r>
-    </w:p>
-    <w:p>
-      <w:pPr>
-        <w:pStyle w:val="Compact"/>
-      </w:pPr>
-      <w:r>
-        <w:t xml:space="preserve">• </w:t>
-      </w:r>
-      <w:r>
-        <w:t xml:space="preserve">5.3 Subsystem 2: Inter-Procedural Semantic Dataflow &amp; Retention Engine</w:t>
-      </w:r>
-    </w:p>
-    <w:p>
-      <w:pPr>
-        <w:pStyle w:val="Compact"/>
-      </w:pPr>
-      <w:r>
-        <w:t xml:space="preserve">• </w:t>
-      </w:r>
-      <w:r>
-        <w:t xml:space="preserve">5.4 Subsystem 3: HNDL Prioritisation, Scoring &amp; Noise Suppression Engine</w:t>
-      </w:r>
-    </w:p>
-    <w:p>
-      <w:pPr>
-        <w:pStyle w:val="Compact"/>
-      </w:pPr>
-      <w:r>
-        <w:t xml:space="preserve">• </w:t>
-      </w:r>
-      <w:r>
-        <w:t xml:space="preserve">5.5 Subsystem 4: Hybrid Patch Synthesis &amp; Differential Verification Harness</w:t>
-      </w:r>
-    </w:p>
-    <w:p>
-      <w:pPr>
-        <w:pStyle w:val="Compact"/>
-      </w:pPr>
-      <w:r>
-        <w:t xml:space="preserve">• </w:t>
-      </w:r>
-      <w:r>
-        <w:t xml:space="preserve">5.6 Data Schema &amp; CycloneDX 1.6 CBOM Extension Contracts</w:t>
-      </w:r>
-    </w:p>
-    <w:p>
-      <w:pPr>
-        <w:pStyle w:val="Compact"/>
-      </w:pPr>
-      <w:r>
-        <w:t xml:space="preserve">6. </w:t>
-      </w:r>
-      <w:r>
-        <w:t xml:space="preserve">[Component &amp; Tool Selection with Technical Justification (Rubric Parameter 3  3 Marks)](#6-component--tool-selection-with-technical-justification)</w:t>
-      </w:r>
-    </w:p>
-    <w:p>
-      <w:pPr>
-        <w:pStyle w:val="Compact"/>
-      </w:pPr>
-      <w:r>
-        <w:t xml:space="preserve">• </w:t>
-      </w:r>
-      <w:r>
-        <w:t xml:space="preserve">6.1 Parsing &amp; AST Infrastructure Evaluation</w:t>
-      </w:r>
-    </w:p>
-    <w:p>
-      <w:pPr>
-        <w:pStyle w:val="Compact"/>
-      </w:pPr>
-      <w:r>
-        <w:t xml:space="preserve">• </w:t>
-      </w:r>
-      <w:r>
-        <w:t xml:space="preserve">6.2 Static Analysis &amp; Taint Tracking Evaluation</w:t>
-      </w:r>
-    </w:p>
-    <w:p>
-      <w:pPr>
-        <w:pStyle w:val="Compact"/>
-      </w:pPr>
-      <w:r>
-        <w:t xml:space="preserve">• </w:t>
-      </w:r>
-      <w:r>
-        <w:t xml:space="preserve">6.3 Post-Quantum Cryptographic Library Selection</w:t>
-      </w:r>
-    </w:p>
-    <w:p>
-      <w:pPr>
-        <w:pStyle w:val="Compact"/>
-      </w:pPr>
-      <w:r>
-        <w:t xml:space="preserve">• </w:t>
-      </w:r>
-      <w:r>
-        <w:t xml:space="preserve">6.4 Cryptography Bill of Materials (CBOM) Schema Selection</w:t>
-      </w:r>
-    </w:p>
-    <w:p>
-      <w:pPr>
-        <w:pStyle w:val="Compact"/>
-      </w:pPr>
-      <w:r>
-        <w:t xml:space="preserve">• </w:t>
-      </w:r>
-      <w:r>
-        <w:t xml:space="preserve">6.5 Patch Verification &amp; Correctness Strategy</w:t>
-      </w:r>
-    </w:p>
-    <w:p>
-      <w:pPr>
-        <w:pStyle w:val="Compact"/>
-      </w:pPr>
-      <w:r>
-        <w:t xml:space="preserve">7. </w:t>
-      </w:r>
-      <w:r>
-        <w:t xml:space="preserve">[Initial Prototype &amp; Module Development (~20% Proof-of-Concept) (Rubric Parameter 4  3 Marks)](#7-initial-prototype--module-development)</w:t>
-      </w:r>
-    </w:p>
-    <w:p>
-      <w:pPr>
-        <w:pStyle w:val="Compact"/>
-      </w:pPr>
-      <w:r>
-        <w:t xml:space="preserve">• </w:t>
-      </w:r>
-      <w:r>
-        <w:t xml:space="preserve">7.1 Implemented Package Structure (</w:t>
-      </w:r>
-      <w:r>
-        <w:rPr>
-          <w:rStyle w:val="VerbatimChar"/>
-          <w:rFonts w:ascii="Consolas" w:hAnsi="Consolas"/>
-        </w:rPr>
-        <w:t xml:space="preserve">src/crypto_agility_copilot/</w:t>
-      </w:r>
-      <w:r>
-        <w:t xml:space="preserve">)</w:t>
-      </w:r>
-    </w:p>
-    <w:p>
-      <w:pPr>
-        <w:pStyle w:val="Compact"/>
-      </w:pPr>
-      <w:r>
-        <w:t xml:space="preserve">• </w:t>
-      </w:r>
-      <w:r>
-        <w:t xml:space="preserve">7.2 Core Implemented Modules Walk-through</w:t>
-      </w:r>
-    </w:p>
-    <w:p>
-      <w:pPr>
-        <w:pStyle w:val="Compact"/>
-      </w:pPr>
-      <w:r>
-        <w:t xml:space="preserve">• </w:t>
-      </w:r>
-      <w:r>
-        <w:t xml:space="preserve">7.3 Empirical Validation on Benchmark Example</w:t>
-      </w:r>
-    </w:p>
-    <w:p>
-      <w:pPr>
-        <w:pStyle w:val="Compact"/>
-      </w:pPr>
-      <w:r>
-        <w:t xml:space="preserve">• </w:t>
-      </w:r>
-      <w:r>
-        <w:t xml:space="preserve">7.4 Automated Unit Test Suite &amp; Execution Results</w:t>
-      </w:r>
-    </w:p>
-    <w:p>
-      <w:pPr>
-        <w:pStyle w:val="Compact"/>
-      </w:pPr>
-      <w:r>
-        <w:t xml:space="preserve">• </w:t>
-      </w:r>
-      <w:r>
-        <w:t xml:space="preserve">7.5 Interactive Web Dashboard &amp; REST API</w:t>
-      </w:r>
-    </w:p>
-    <w:p>
-      <w:pPr>
-        <w:pStyle w:val="Compact"/>
-      </w:pPr>
-      <w:r>
-        <w:t xml:space="preserve">• </w:t>
-      </w:r>
-      <w:r>
-        <w:t xml:space="preserve">7.6 TRL 3 Milestone Evidence Summary</w:t>
-      </w:r>
-    </w:p>
-    <w:p>
-      <w:pPr>
-        <w:pStyle w:val="Compact"/>
-      </w:pPr>
-      <w:r>
-        <w:t xml:space="preserve">8. </w:t>
-      </w:r>
-      <w:r>
-        <w:t xml:space="preserve">[Innovation and Feasibility (Rubric Parameter 5  3 Marks)](#8-innovation-and-feasibility)</w:t>
-      </w:r>
-    </w:p>
-    <w:p>
-      <w:pPr>
-        <w:pStyle w:val="Compact"/>
-      </w:pPr>
-      <w:r>
-        <w:t xml:space="preserve">• </w:t>
-      </w:r>
-      <w:r>
-        <w:t xml:space="preserve">8.1 Mathematical Derivation &amp; Theoretical Soundness of the HNDL Score</w:t>
-      </w:r>
-    </w:p>
-    <w:p>
-      <w:pPr>
-        <w:pStyle w:val="Compact"/>
-      </w:pPr>
-      <w:r>
-        <w:t xml:space="preserve">• </w:t>
-      </w:r>
-      <w:r>
-        <w:t xml:space="preserve">8.2 Soundness vs. Completeness Trade-offs</w:t>
-      </w:r>
-    </w:p>
-    <w:p>
-      <w:pPr>
-        <w:pStyle w:val="Compact"/>
-      </w:pPr>
-      <w:r>
-        <w:t xml:space="preserve">• </w:t>
-      </w:r>
-      <w:r>
-        <w:t xml:space="preserve">8.3 Computational &amp; Memory Feasibility Analysis</w:t>
-      </w:r>
-    </w:p>
-    <w:p>
-      <w:pPr>
-        <w:pStyle w:val="Compact"/>
-      </w:pPr>
-      <w:r>
-        <w:t xml:space="preserve">9. </w:t>
-      </w:r>
-      <w:r>
-        <w:t xml:space="preserve">[Project Planning, Teamwork and Presentation (Rubric Parameter 6  3 Marks)](#9-project-planning-teamwork-and-presentation)</w:t>
-      </w:r>
-    </w:p>
-    <w:p>
-      <w:pPr>
-        <w:pStyle w:val="Compact"/>
-      </w:pPr>
-      <w:r>
-        <w:t xml:space="preserve">• </w:t>
-      </w:r>
-      <w:r>
-        <w:t xml:space="preserve">9.1 Academic Year Milestone Schedule (Reviews I through VII)</w:t>
-      </w:r>
-    </w:p>
-    <w:p>
-      <w:pPr>
-        <w:pStyle w:val="Compact"/>
-      </w:pPr>
-      <w:r>
-        <w:t xml:space="preserve">• </w:t>
-      </w:r>
-      <w:r>
-        <w:t xml:space="preserve">9.2 Equitable 2-Way Work Breakdown Structure (WBS)</w:t>
-      </w:r>
-    </w:p>
-    <w:p>
-      <w:pPr>
-        <w:pStyle w:val="Compact"/>
-      </w:pPr>
-      <w:r>
-        <w:t xml:space="preserve">• </w:t>
-      </w:r>
-      <w:r>
-        <w:t xml:space="preserve">9.3 Comprehensive Risk Register &amp; Checkpoints</w:t>
-      </w:r>
-    </w:p>
-    <w:p>
-      <w:pPr>
-        <w:pStyle w:val="Compact"/>
-      </w:pPr>
-      <w:r>
-        <w:t xml:space="preserve">10. </w:t>
-      </w:r>
-      <w:r>
-        <w:t xml:space="preserve">[Individual Contribution and Technical Response (Rubric Parameter 7  2 Marks)](#10-individual-contribution-and-technical-response)</w:t>
-      </w:r>
-    </w:p>
-    <w:p>
-      <w:pPr>
-        <w:pStyle w:val="Compact"/>
-      </w:pPr>
-      <w:r>
-        <w:t xml:space="preserve">• </w:t>
-      </w:r>
-      <w:r>
-        <w:t xml:space="preserve">10.1 Individual Responsibility Matrix</w:t>
-      </w:r>
-    </w:p>
-    <w:p>
-      <w:pPr>
-        <w:pStyle w:val="Compact"/>
-      </w:pPr>
-      <w:r>
-        <w:t xml:space="preserve">• </w:t>
-      </w:r>
-      <w:r>
-        <w:t xml:space="preserve">10.2 Panel Defense &amp; Technical Q&amp;A Preparation Guide</w:t>
-      </w:r>
-    </w:p>
-    <w:p>
-      <w:pPr>
-        <w:pStyle w:val="Compact"/>
-      </w:pPr>
-      <w:r>
-        <w:t xml:space="preserve">11. </w:t>
-      </w:r>
-      <w:r>
-        <w:t xml:space="preserve">[References &amp; Regulatory Standards](#11-references--regulatory-standards)</w:t>
-      </w:r>
-    </w:p>
-    <w:p>
-      <w:pPr>
-        <w:pStyle w:val="BodyText"/>
-      </w:pPr>
-      <w:r>
-        <w:t xml:space="preserve"> </w:t>
-      </w:r>
-    </w:p>
+    <w:tbl>
+      <w:tblPr>
+        <w:tblStyle w:val="Table"/>
+        <w:tblW w:type="pct" w:w="0.0"/>
+        <w:tblLook w:firstRow="1" w:lastRow="0" w:firstColumn="0" w:lastColumn="0" w:noHBand="0" w:noVBand="0" w:val="0020"/>
+      </w:tblPr>
+      <w:tr>
+        <w:tc>
+          <w:p>
+            <w:pPr>
+              <w:pStyle w:val="Compact"/>
+            </w:pPr>
+            <w:r>
+              <w:rPr>
+                <w:b/>
+              </w:rPr>
+              <w:t xml:space="preserve">Section No.</w:t>
+            </w:r>
+          </w:p>
+        </w:tc>
+        <w:tc>
+          <w:p>
+            <w:pPr>
+              <w:pStyle w:val="Compact"/>
+            </w:pPr>
+            <w:r>
+              <w:rPr>
+                <w:b/>
+              </w:rPr>
+              <w:t xml:space="preserve">Section Title</w:t>
+            </w:r>
+          </w:p>
+        </w:tc>
+        <w:tc>
+          <w:p>
+            <w:pPr>
+              <w:pStyle w:val="Compact"/>
+            </w:pPr>
+            <w:r>
+              <w:rPr>
+                <w:b/>
+              </w:rPr>
+              <w:t xml:space="preserve">Description / Subsections</w:t>
+            </w:r>
+          </w:p>
+        </w:tc>
+      </w:tr>
+      <w:tr>
+        <w:tc>
+          <w:p>
+            <w:pPr>
+              <w:pStyle w:val="Compact"/>
+            </w:pPr>
+            <w:r>
+              <w:rPr>
+                <w:b/>
+              </w:rPr>
+              <w:t xml:space="preserve">1</w:t>
+            </w:r>
+          </w:p>
+        </w:tc>
+        <w:tc>
+          <w:p>
+            <w:pPr>
+              <w:pStyle w:val="Compact"/>
+            </w:pPr>
+            <w:r>
+              <w:t xml:space="preserve">[Executive Summary &amp; Problem Identification](#1-executive-summary--problem-identification)</w:t>
+            </w:r>
+          </w:p>
+        </w:tc>
+        <w:tc>
+          <w:p>
+            <w:pPr>
+              <w:pStyle w:val="Compact"/>
+            </w:pPr>
+            <w:r>
+              <w:t xml:space="preserve">Technical Problem, Gap in State-of-the-Art, Mosca's Inequality, Regulatory Compliance</w:t>
+            </w:r>
+          </w:p>
+        </w:tc>
+      </w:tr>
+      <w:tr>
+        <w:tc>
+          <w:p>
+            <w:pPr>
+              <w:pStyle w:val="Compact"/>
+            </w:pPr>
+            <w:r>
+              <w:rPr>
+                <w:b/>
+              </w:rPr>
+              <w:t xml:space="preserve">2</w:t>
+            </w:r>
+          </w:p>
+        </w:tc>
+        <w:tc>
+          <w:p>
+            <w:pPr>
+              <w:pStyle w:val="Compact"/>
+            </w:pPr>
+            <w:r>
+              <w:t xml:space="preserve">[Comprehensive Literature Survey](#2-comprehensive-literature-survey--critical-gap-analysis)</w:t>
+            </w:r>
+          </w:p>
+        </w:tc>
+        <w:tc>
+          <w:p>
+            <w:pPr>
+              <w:pStyle w:val="Compact"/>
+            </w:pPr>
+            <w:r>
+              <w:t xml:space="preserve">Survey Methodology, Summary of Prior Work, Critical Analysis, Gap Matrix</w:t>
+            </w:r>
+          </w:p>
+        </w:tc>
+      </w:tr>
+      <w:tr>
+        <w:tc>
+          <w:p>
+            <w:pPr>
+              <w:pStyle w:val="Compact"/>
+            </w:pPr>
+            <w:r>
+              <w:rPr>
+                <w:b/>
+              </w:rPr>
+              <w:t xml:space="preserve">3</w:t>
+            </w:r>
+          </w:p>
+        </w:tc>
+        <w:tc>
+          <w:p>
+            <w:pPr>
+              <w:pStyle w:val="Compact"/>
+            </w:pPr>
+            <w:r>
+              <w:t xml:space="preserve">[Project Objectives, Scope &amp; Novelty](#3-project-objectives-scope--novelty)</w:t>
+            </w:r>
+          </w:p>
+        </w:tc>
+        <w:tc>
+          <w:p>
+            <w:pPr>
+              <w:pStyle w:val="Compact"/>
+            </w:pPr>
+            <w:r>
+              <w:t xml:space="preserve">Primary Objectives, In/Out-of-Scope Elements, Five Pillars of Novelty, IP Positioning</w:t>
+            </w:r>
+          </w:p>
+        </w:tc>
+      </w:tr>
+      <w:tr>
+        <w:tc>
+          <w:p>
+            <w:pPr>
+              <w:pStyle w:val="Compact"/>
+            </w:pPr>
+            <w:r>
+              <w:rPr>
+                <w:b/>
+              </w:rPr>
+              <w:t xml:space="preserve">4</w:t>
+            </w:r>
+          </w:p>
+        </w:tc>
+        <w:tc>
+          <w:p>
+            <w:pPr>
+              <w:pStyle w:val="Compact"/>
+            </w:pPr>
+            <w:r>
+              <w:t xml:space="preserve">[Requirement Analysis (Parameter 1)](#4-requirement-analysis--problem-understanding)</w:t>
+            </w:r>
+          </w:p>
+        </w:tc>
+        <w:tc>
+          <w:p>
+            <w:pPr>
+              <w:pStyle w:val="Compact"/>
+            </w:pPr>
+            <w:r>
+              <w:t xml:space="preserve">Stakeholders, Functional &amp; Non-Functional Requirements, Regulatory Constraints</w:t>
+            </w:r>
+          </w:p>
+        </w:tc>
+      </w:tr>
+      <w:tr>
+        <w:tc>
+          <w:p>
+            <w:pPr>
+              <w:pStyle w:val="Compact"/>
+            </w:pPr>
+            <w:r>
+              <w:rPr>
+                <w:b/>
+              </w:rPr>
+              <w:t xml:space="preserve">5</w:t>
+            </w:r>
+          </w:p>
+        </w:tc>
+        <w:tc>
+          <w:p>
+            <w:pPr>
+              <w:pStyle w:val="Compact"/>
+            </w:pPr>
+            <w:r>
+              <w:t xml:space="preserve">[System Design and Architecture (Parameter 2)](#5-system-design-and-architecture)</w:t>
+            </w:r>
+          </w:p>
+        </w:tc>
+        <w:tc>
+          <w:p>
+            <w:pPr>
+              <w:pStyle w:val="Compact"/>
+            </w:pPr>
+            <w:r>
+              <w:t xml:space="preserve">Pipeline Architecture, Subsystems (Discovery, Dataflow, Prioritisation, Synthesis), CBOM Schema</w:t>
+            </w:r>
+          </w:p>
+        </w:tc>
+      </w:tr>
+      <w:tr>
+        <w:tc>
+          <w:p>
+            <w:pPr>
+              <w:pStyle w:val="Compact"/>
+            </w:pPr>
+            <w:r>
+              <w:rPr>
+                <w:b/>
+              </w:rPr>
+              <w:t xml:space="preserve">6</w:t>
+            </w:r>
+          </w:p>
+        </w:tc>
+        <w:tc>
+          <w:p>
+            <w:pPr>
+              <w:pStyle w:val="Compact"/>
+            </w:pPr>
+            <w:r>
+              <w:t xml:space="preserve">[Component &amp; Tool Selection (Parameter 3)](#6-component--tool-selection-with-technical-justification)</w:t>
+            </w:r>
+          </w:p>
+        </w:tc>
+        <w:tc>
+          <w:p>
+            <w:pPr>
+              <w:pStyle w:val="Compact"/>
+            </w:pPr>
+            <w:r>
+              <w:t xml:space="preserve">Parsing Infrastructure, Static Analysis, PQC Library, CBOM Standard, Verification Strategy</w:t>
+            </w:r>
+          </w:p>
+        </w:tc>
+      </w:tr>
+      <w:tr>
+        <w:tc>
+          <w:p>
+            <w:pPr>
+              <w:pStyle w:val="Compact"/>
+            </w:pPr>
+            <w:r>
+              <w:rPr>
+                <w:b/>
+              </w:rPr>
+              <w:t xml:space="preserve">7</w:t>
+            </w:r>
+          </w:p>
+        </w:tc>
+        <w:tc>
+          <w:p>
+            <w:pPr>
+              <w:pStyle w:val="Compact"/>
+            </w:pPr>
+            <w:r>
+              <w:t xml:space="preserve">[Initial Prototype &amp; Development (Parameter 4)](#7-initial-prototype--module-development)</w:t>
+            </w:r>
+          </w:p>
+        </w:tc>
+        <w:tc>
+          <w:p>
+            <w:pPr>
+              <w:pStyle w:val="Compact"/>
+            </w:pPr>
+            <w:r>
+              <w:t xml:space="preserve">Implemented Package Structure, Core Modules, Empirical Benchmark, Testing, Web Dashboard</w:t>
+            </w:r>
+          </w:p>
+        </w:tc>
+      </w:tr>
+      <w:tr>
+        <w:tc>
+          <w:p>
+            <w:pPr>
+              <w:pStyle w:val="Compact"/>
+            </w:pPr>
+            <w:r>
+              <w:rPr>
+                <w:b/>
+              </w:rPr>
+              <w:t xml:space="preserve">8</w:t>
+            </w:r>
+          </w:p>
+        </w:tc>
+        <w:tc>
+          <w:p>
+            <w:pPr>
+              <w:pStyle w:val="Compact"/>
+            </w:pPr>
+            <w:r>
+              <w:t xml:space="preserve">[Innovation and Feasibility (Parameter 5)](#8-innovation-and-feasibility)</w:t>
+            </w:r>
+          </w:p>
+        </w:tc>
+        <w:tc>
+          <w:p>
+            <w:pPr>
+              <w:pStyle w:val="Compact"/>
+            </w:pPr>
+            <w:r>
+              <w:t xml:space="preserve">Mathematical Derivation, Soundness vs Completeness, Computational Feasibility</w:t>
+            </w:r>
+          </w:p>
+        </w:tc>
+      </w:tr>
+      <w:tr>
+        <w:tc>
+          <w:p>
+            <w:pPr>
+              <w:pStyle w:val="Compact"/>
+            </w:pPr>
+            <w:r>
+              <w:rPr>
+                <w:b/>
+              </w:rPr>
+              <w:t xml:space="preserve">9</w:t>
+            </w:r>
+          </w:p>
+        </w:tc>
+        <w:tc>
+          <w:p>
+            <w:pPr>
+              <w:pStyle w:val="Compact"/>
+            </w:pPr>
+            <w:r>
+              <w:t xml:space="preserve">[Project Planning &amp; Teamwork (Parameter 6)](#9-project-planning-teamwork-and-presentation)</w:t>
+            </w:r>
+          </w:p>
+        </w:tc>
+        <w:tc>
+          <w:p>
+            <w:pPr>
+              <w:pStyle w:val="Compact"/>
+            </w:pPr>
+            <w:r>
+              <w:t xml:space="preserve">Milestone Schedule, Work Breakdown Structure (WBS), Risk Register</w:t>
+            </w:r>
+          </w:p>
+        </w:tc>
+      </w:tr>
+      <w:tr>
+        <w:tc>
+          <w:p>
+            <w:pPr>
+              <w:pStyle w:val="Compact"/>
+            </w:pPr>
+            <w:r>
+              <w:rPr>
+                <w:b/>
+              </w:rPr>
+              <w:t xml:space="preserve">10</w:t>
+            </w:r>
+          </w:p>
+        </w:tc>
+        <w:tc>
+          <w:p>
+            <w:pPr>
+              <w:pStyle w:val="Compact"/>
+            </w:pPr>
+            <w:r>
+              <w:t xml:space="preserve">[Individual Contribution &amp; Defense (Parameter 7)](#10-individual-contribution-and-technical-response-rubric-parameter-7--2-marks)</w:t>
+            </w:r>
+          </w:p>
+        </w:tc>
+        <w:tc>
+          <w:p>
+            <w:pPr>
+              <w:pStyle w:val="Compact"/>
+            </w:pPr>
+            <w:r>
+              <w:t xml:space="preserve">Responsibility Matrix, Panel Defense &amp; Q&amp;A Preparation</w:t>
+            </w:r>
+          </w:p>
+        </w:tc>
+      </w:tr>
+      <w:tr>
+        <w:tc>
+          <w:p>
+            <w:pPr>
+              <w:pStyle w:val="Compact"/>
+            </w:pPr>
+            <w:r>
+              <w:rPr>
+                <w:b/>
+              </w:rPr>
+              <w:t xml:space="preserve">11</w:t>
+            </w:r>
+          </w:p>
+        </w:tc>
+        <w:tc>
+          <w:p>
+            <w:pPr>
+              <w:pStyle w:val="Compact"/>
+            </w:pPr>
+            <w:r>
+              <w:t xml:space="preserve">[References &amp; Regulatory Standards](#11-references--regulatory-standards)</w:t>
+            </w:r>
+          </w:p>
+        </w:tc>
+        <w:tc>
+          <w:p>
+            <w:pPr>
+              <w:pStyle w:val="Compact"/>
+            </w:pPr>
+            <w:r>
+              <w:t xml:space="preserve">Academic literature (P1-P16) and Compliance Frameworks</w:t>
+            </w:r>
+          </w:p>
+        </w:tc>
+      </w:tr>
+    </w:tbl>
     <w:p>
       <w:pPr>
         <w:pStyle w:val="Heading2"/>

--- a/Report-2-Crypto-Agility-Copilot.docx
+++ b/Report-2-Crypto-Agility-Copilot.docx
@@ -26,7 +26,7 @@
         <w:rPr>
           <w:b/>
         </w:rPr>
-        <w:t xml:space="preserve">Innovative Design Project (BACSE291)  Review 2 (Initial Design and Development  20 Marks)</w:t>
+        <w:t xml:space="preserve">Innovative Design Project (BACSE291)  Review 2 (Initial Design and Development — 20 Marks)</w:t>
       </w:r>
     </w:p>
     <w:p>
@@ -40,7 +40,7 @@
         <w:t xml:space="preserve">Target Milestone:</w:t>
       </w:r>
       <w:r>
-        <w:t xml:space="preserve"> ~20% Implementation (Technology Readiness Level 3  Proof of Concept)</w:t>
+        <w:t xml:space="preserve"> ~20% Implementation (Technology Readiness Level 3 — Proof of Concept)</w:t>
       </w:r>
     </w:p>
     <w:p>
@@ -63,7 +63,7 @@
         <w:t xml:space="preserve">Duration:</w:t>
       </w:r>
       <w:r>
-        <w:t xml:space="preserve"> One Academic Year (20262027)  </w:t>
+        <w:t xml:space="preserve"> One Academic Year (2026–2027)  </w:t>
       </w:r>
       <w:r>
         <w:rPr>
@@ -712,7 +712,7 @@
         <w:t xml:space="preserve">Findings are not actionable (Noise):</w:t>
       </w:r>
       <w:r>
-        <w:t xml:space="preserve"> Existing scanners fire pattern-matching rules on all matching invocations regardless of usage context. Nther and Hirsch report that on real deployed services, Crypsy exhibits a real-world actionable precision of approximately </w:t>
+        <w:t xml:space="preserve"> Existing scanners fire pattern-matching rules on all matching invocations regardless of usage context. Näther and Hirsch report that on real deployed services, Crypsy exhibits a real-world actionable precision of approximately </w:t>
       </w:r>
       <w:r>
         <w:rPr>
@@ -769,7 +769,7 @@
         <w:rPr>
           <w:b/>
         </w:rPr>
-        <w:t xml:space="preserve">Moscas Inequality</w:t>
+        <w:t xml:space="preserve">Mosca's Inequality</w:t>
       </w:r>
       <w:r>
         <w:t xml:space="preserve">:</w:t>
@@ -1178,7 +1178,7 @@
         <w:pStyle w:val="Heading3"/>
       </w:pPr>
       <w:r>
-        <w:t xml:space="preserve">2.2 Summary of Surveyed Work (P1P16)</w:t>
+        <w:t xml:space="preserve">2.2 Summary of Surveyed Work (P1–P16)</w:t>
       </w:r>
     </w:p>
     <w:tbl>
@@ -1261,7 +1261,7 @@
               <w:pStyle w:val="Compact"/>
             </w:pPr>
             <w:r>
-              <w:t xml:space="preserve">Nther &amp; Hirsch (Crypsy / Crypistry)&lt;br&gt;</w:t>
+              <w:t xml:space="preserve">Näther &amp; Hirsch (Crypsy / Crypistry)&lt;br&gt;</w:t>
             </w:r>
             <w:r>
               <w:rPr>
@@ -1381,7 +1381,7 @@
               <w:pStyle w:val="Compact"/>
             </w:pPr>
             <w:r>
-              <w:t xml:space="preserve">Pallars de Bonrostro et al.&lt;br&gt;</w:t>
+              <w:t xml:space="preserve">Pallarés de Bonrostro et al.&lt;br&gt;</w:t>
             </w:r>
             <w:r>
               <w:rPr>
@@ -2014,7 +2014,7 @@
               <w:pStyle w:val="Compact"/>
             </w:pPr>
             <w:r>
-              <w:t xml:space="preserve">Nther et al. (PQC Migration SLR)&lt;br&gt;</w:t>
+              <w:t xml:space="preserve">Näther et al. (PQC Migration SLR)&lt;br&gt;</w:t>
             </w:r>
             <w:r>
               <w:rPr>
@@ -2122,7 +2122,7 @@
               <w:pStyle w:val="Compact"/>
             </w:pPr>
             <w:r>
-              <w:t xml:space="preserve">Krger et al. (CogniCrypt)&lt;br&gt;</w:t>
+              <w:t xml:space="preserve">Krüger et al. (CogniCrypt)&lt;br&gt;</w:t>
             </w:r>
             <w:r>
               <w:rPr>
@@ -2592,7 +2592,7 @@
               <w:rPr>
                 <w:b/>
               </w:rPr>
-              <w:t xml:space="preserve">P3 (Pallars)</w:t>
+              <w:t xml:space="preserve">P3 (Pallarés)</w:t>
             </w:r>
           </w:p>
         </w:tc>
@@ -3846,7 +3846,7 @@
         <w:pStyle w:val="Heading2"/>
       </w:pPr>
       <w:r>
-        <w:t xml:space="preserve">4. Requirement Analysis &amp; Problem Understanding (Rubric Parameter 1  3 Marks)</w:t>
+        <w:t xml:space="preserve">4. Requirement Analysis &amp; Problem Understanding (Rubric Parameter 1 — 3 Marks)</w:t>
       </w:r>
     </w:p>
     <w:p>
@@ -4415,7 +4415,7 @@
         <w:pStyle w:val="Heading2"/>
       </w:pPr>
       <w:r>
-        <w:t xml:space="preserve">5. System Design and Architecture (Rubric Parameter 2  3 Marks)</w:t>
+        <w:t xml:space="preserve">5. System Design and Architecture (Rubric Parameter 2 — 3 Marks)</w:t>
       </w:r>
     </w:p>
     <w:p>
@@ -5825,7 +5825,7 @@
         <w:pStyle w:val="Heading2"/>
       </w:pPr>
       <w:r>
-        <w:t xml:space="preserve">6. Component &amp; Tool Selection with Technical Justification (Rubric Parameter 3  3 Marks)</w:t>
+        <w:t xml:space="preserve">6. Component &amp; Tool Selection with Technical Justification (Rubric Parameter 3 — 3 Marks)</w:t>
       </w:r>
     </w:p>
     <w:p>
@@ -6982,7 +6982,7 @@
         <w:pStyle w:val="Heading2"/>
       </w:pPr>
       <w:r>
-        <w:t xml:space="preserve">7. Initial Prototype &amp; Module Development (~20% Proof-of-Concept) (Rubric Parameter 4  3 Marks)</w:t>
+        <w:t xml:space="preserve">7. Initial Prototype &amp; Module Development (~20% Proof-of-Concept) (Rubric Parameter 4 — 3 Marks)</w:t>
       </w:r>
     </w:p>
     <w:p>
@@ -8445,7 +8445,7 @@
         <w:pStyle w:val="Heading2"/>
       </w:pPr>
       <w:r>
-        <w:t xml:space="preserve">8. Innovation and Feasibility (Rubric Parameter 5  3 Marks)</w:t>
+        <w:t xml:space="preserve">8. Innovation and Feasibility (Rubric Parameter 5 — 3 Marks)</w:t>
       </w:r>
     </w:p>
     <w:p>
@@ -8786,7 +8786,7 @@
         <w:pStyle w:val="Heading2"/>
       </w:pPr>
       <w:r>
-        <w:t xml:space="preserve">9. Project Planning, Teamwork and Presentation (Rubric Parameter 6  3 Marks)</w:t>
+        <w:t xml:space="preserve">9. Project Planning, Teamwork and Presentation (Rubric Parameter 6 — 3 Marks)</w:t>
       </w:r>
     </w:p>
     <w:p>
@@ -9064,7 +9064,7 @@
               <w:pStyle w:val="Compact"/>
             </w:pPr>
             <w:r>
-              <w:t xml:space="preserve">Problem definition, literature review (P1P16), objectives, methodology. </w:t>
+              <w:t xml:space="preserve">Problem definition, literature review (P1–P16), objectives, methodology. </w:t>
             </w:r>
             <w:r>
               <w:rPr>
@@ -10028,7 +10028,7 @@
         <w:pStyle w:val="Heading2"/>
       </w:pPr>
       <w:r>
-        <w:t xml:space="preserve">10. Individual Contribution and Technical Response (Rubric Parameter 7  2 Marks)</w:t>
+        <w:t xml:space="preserve">10. Individual Contribution and Technical Response (Rubric Parameter 7 — 2 Marks)</w:t>
       </w:r>
     </w:p>
     <w:p>
@@ -10415,7 +10415,7 @@
         <w:t xml:space="preserve">[P1]</w:t>
       </w:r>
       <w:r>
-        <w:t xml:space="preserve"> C. Nther and E. Hirsch. </w:t>
+        <w:t xml:space="preserve"> C. Näther and E. Hirsch. </w:t>
       </w:r>
       <w:r>
         <w:rPr>
@@ -10467,7 +10467,7 @@
         <w:t xml:space="preserve">[P3]</w:t>
       </w:r>
       <w:r>
-        <w:t xml:space="preserve"> J. Pallars de Bonrostro, A. I. Gonzlez-Tabales and M. I. Gonzlez Vasco. </w:t>
+        <w:t xml:space="preserve"> J. Pallarés de Bonrostro, A. I. González-Tabales and M. I. González Vasco. </w:t>
       </w:r>
       <w:r>
         <w:rPr>
@@ -10753,7 +10753,7 @@
         <w:t xml:space="preserve">[P14]</w:t>
       </w:r>
       <w:r>
-        <w:t xml:space="preserve"> C. Nther et al. </w:t>
+        <w:t xml:space="preserve"> C. Näther et al. </w:t>
       </w:r>
       <w:r>
         <w:rPr>
@@ -10805,7 +10805,7 @@
         <w:t xml:space="preserve">[P16]</w:t>
       </w:r>
       <w:r>
-        <w:t xml:space="preserve"> S. Krger et al. </w:t>
+        <w:t xml:space="preserve"> S. Krüger et al. </w:t>
       </w:r>
       <w:r>
         <w:rPr>

--- a/Report-2-Crypto-Agility-Copilot.docx
+++ b/Report-2-Crypto-Agility-Copilot.docx
@@ -54,7 +54,7 @@
         <w:t xml:space="preserve">Team Size:</w:t>
       </w:r>
       <w:r>
-        <w:t xml:space="preserve"> 2 (Avi Dhandhania - 25BCE1207, Anmol Saluja - 25BCE1332)  </w:t>
+        <w:t xml:space="preserve"> 3 (Avi Dhandhania - 25BCE1207, Anmol Saluja - 25BCE1332, Avika Tyagi - 25BCE1294)  </w:t>
       </w:r>
       <w:r>
         <w:rPr>
@@ -9429,7 +9429,7 @@
         <w:pStyle w:val="Heading3"/>
       </w:pPr>
       <w:r>
-        <w:t xml:space="preserve">9.2 Equitable 2-Way Work Breakdown Structure (WBS)</w:t>
+        <w:t xml:space="preserve">9.2 Equitable 3-Way Work Breakdown Structure (WBS)</w:t>
       </w:r>
     </w:p>
     <w:p>
@@ -10242,6 +10242,41 @@
             </w:r>
             <w:r>
               <w:t xml:space="preserve"> hybrid patch synthesis template engine and 3-gate differential verification harness.&lt;br&gt; Validate automated CBOM emission against official OWASP CycloneDX 1.6 schema validators.</w:t>
+            </w:r>
+          </w:p>
+        </w:tc>
+      </w:tr>
+      <w:tr>
+        <w:tc>
+          <w:p>
+            <w:pPr>
+              <w:pStyle w:val="Compact"/>
+            </w:pPr>
+            <w:r>
+              <w:rPr>
+                <w:b/>
+              </w:rPr>
+              <w:t xml:space="preserve">Avika Tyagi (25BCE1294)</w:t>
+            </w:r>
+          </w:p>
+        </w:tc>
+        <w:tc>
+          <w:p>
+            <w:pPr>
+              <w:pStyle w:val="Compact"/>
+            </w:pPr>
+            <w:r>
+              <w:t xml:space="preserve">Conducted comprehensive stakeholder mapping &amp; requirement gathering.&lt;br&gt; Assured project compliance with Indian Patent Office CRI Guidelines.&lt;br&gt; Prepared the functional and non-functional requirements specifications.&lt;br&gt; Managed the risk register and academic year milestone scheduling.&lt;br&gt; Synthesized technical findings into presentation slides.</w:t>
+            </w:r>
+          </w:p>
+        </w:tc>
+        <w:tc>
+          <w:p>
+            <w:pPr>
+              <w:pStyle w:val="Compact"/>
+            </w:pPr>
+            <w:r>
+              <w:t xml:space="preserve">Coordinate the final evaluation benchmark metrics and panel defense.&lt;br&gt; Ensure full compliance with RBI Q-SAFE standards in patch generation.&lt;br&gt; Organize final documentation and code handoff protocols.</w:t>
             </w:r>
           </w:p>
         </w:tc>
